--- a/report/SSNW_Report_final.docx
+++ b/report/SSNW_Report_final.docx
@@ -28,16 +28,16 @@
           <w:sz w:val="32"/>
         </w:rPr>
         <w:drawing>
-          <wp:anchor distT="0" distB="0" distL="114300" distR="114300" simplePos="0" relativeHeight="251659264" behindDoc="1" locked="0" layoutInCell="1" allowOverlap="1" wp14:anchorId="13E016C7" wp14:editId="6E23782E">
+          <wp:anchor distT="0" distB="0" distL="114300" distR="114300" simplePos="0" relativeHeight="251659264" behindDoc="1" locked="0" layoutInCell="1" allowOverlap="1" wp14:anchorId="13E016C7" wp14:editId="5C2079D7">
             <wp:simplePos x="0" y="0"/>
             <wp:positionH relativeFrom="margin">
-              <wp:posOffset>-220436</wp:posOffset>
+              <wp:posOffset>-340360</wp:posOffset>
             </wp:positionH>
             <wp:positionV relativeFrom="paragraph">
-              <wp:posOffset>-359229</wp:posOffset>
+              <wp:posOffset>-344169</wp:posOffset>
             </wp:positionV>
-            <wp:extent cx="6504816" cy="8944973"/>
-            <wp:effectExtent l="19050" t="19050" r="10795" b="27940"/>
+            <wp:extent cx="6503670" cy="9444990"/>
+            <wp:effectExtent l="19050" t="19050" r="11430" b="22860"/>
             <wp:wrapNone/>
             <wp:docPr id="1" name="Picture 2" descr="khung doi"/>
             <wp:cNvGraphicFramePr>
@@ -53,7 +53,7 @@
                     </pic:cNvPicPr>
                   </pic:nvPicPr>
                   <pic:blipFill>
-                    <a:blip r:embed="rId4" cstate="print">
+                    <a:blip r:embed="rId8" cstate="print">
                       <a:extLst>
                         <a:ext uri="{28A0092B-C50C-407E-A947-70E740481C1C}">
                           <a14:useLocalDpi xmlns:a14="http://schemas.microsoft.com/office/drawing/2010/main" val="0"/>
@@ -68,7 +68,7 @@
                   <pic:spPr bwMode="auto">
                     <a:xfrm>
                       <a:off x="0" y="0"/>
-                      <a:ext cx="6504816" cy="8944973"/>
+                      <a:ext cx="6503670" cy="9444990"/>
                     </a:xfrm>
                     <a:prstGeom prst="rect">
                       <a:avLst/>
@@ -355,7 +355,7 @@
                     <pic:cNvPicPr/>
                   </pic:nvPicPr>
                   <pic:blipFill>
-                    <a:blip r:embed="rId5">
+                    <a:blip r:embed="rId9">
                       <a:extLst>
                         <a:ext uri="{28A0092B-C50C-407E-A947-70E740481C1C}">
                           <a14:useLocalDpi xmlns:a14="http://schemas.microsoft.com/office/drawing/2010/main" val="0"/>
@@ -907,12 +907,32 @@
           <w:szCs w:val="32"/>
         </w:rPr>
       </w:pPr>
-      <w:r>
+    </w:p>
+    <w:p>
+      <w:pPr>
+        <w:jc w:val="center"/>
         <w:rPr>
           <w:b/>
           <w:sz w:val="32"/>
           <w:szCs w:val="32"/>
         </w:rPr>
+      </w:pPr>
+    </w:p>
+    <w:p>
+      <w:pPr>
+        <w:jc w:val="center"/>
+        <w:rPr>
+          <w:b/>
+          <w:sz w:val="32"/>
+          <w:szCs w:val="32"/>
+        </w:rPr>
+      </w:pPr>
+      <w:r>
+        <w:rPr>
+          <w:b/>
+          <w:sz w:val="32"/>
+          <w:szCs w:val="32"/>
+        </w:rPr>
         <w:t>HÀ NỘI - 2026</w:t>
       </w:r>
     </w:p>
@@ -926,12 +946,403 @@
           <w:szCs w:val="26"/>
         </w:rPr>
       </w:pPr>
-      <w:r>
+    </w:p>
+    <w:p>
+      <w:pPr>
         <w:rPr>
           <w:b/>
           <w:bCs/>
-          <w:sz w:val="26"/>
-          <w:szCs w:val="26"/>
+        </w:rPr>
+        <w:sectPr>
+          <w:pgSz w:w="11907" w:h="16840" w:code="9"/>
+          <w:pgMar w:top="1304" w:right="1134" w:bottom="1191" w:left="1418" w:header="720" w:footer="720" w:gutter="0"/>
+          <w:cols w:space="720"/>
+          <w:docGrid w:linePitch="360"/>
+        </w:sectPr>
+      </w:pPr>
+    </w:p>
+    <w:p>
+      <w:pPr>
+        <w:tabs>
+          <w:tab w:val="left" w:pos="8487"/>
+        </w:tabs>
+        <w:jc w:val="center"/>
+        <w:rPr>
+          <w:b/>
+        </w:rPr>
+      </w:pPr>
+      <w:r>
+        <w:rPr>
+          <w:b/>
+        </w:rPr>
+        <w:lastRenderedPageBreak/>
+        <w:t>LỜI CẢM ƠN</w:t>
+      </w:r>
+    </w:p>
+    <w:p>
+      <w:pPr>
+        <w:tabs>
+          <w:tab w:val="left" w:pos="8487"/>
+        </w:tabs>
+        <w:spacing w:after="360"/>
+        <w:jc w:val="both"/>
+        <w:rPr>
+          <w:bCs/>
+          <w:sz w:val="26"/>
+          <w:szCs w:val="26"/>
+        </w:rPr>
+      </w:pPr>
+      <w:r>
+        <w:rPr>
+          <w:bCs/>
+          <w:sz w:val="26"/>
+          <w:szCs w:val="26"/>
+        </w:rPr>
+        <w:t>Lời đầu tiên, cho</w:t>
+      </w:r>
+      <w:r>
+        <w:rPr>
+          <w:bCs/>
+          <w:sz w:val="26"/>
+          <w:szCs w:val="26"/>
+        </w:rPr>
+        <w:t xml:space="preserve"> chúng</w:t>
+      </w:r>
+      <w:r>
+        <w:rPr>
+          <w:bCs/>
+          <w:sz w:val="26"/>
+          <w:szCs w:val="26"/>
+        </w:rPr>
+        <w:t xml:space="preserve"> em xin được gửi lời cảm ơn chân thành và trân trọng sâu sắc nhất đến </w:t>
+      </w:r>
+      <w:r>
+        <w:rPr>
+          <w:bCs/>
+          <w:sz w:val="26"/>
+          <w:szCs w:val="26"/>
+        </w:rPr>
+        <w:t>cô</w:t>
+      </w:r>
+      <w:r>
+        <w:rPr>
+          <w:bCs/>
+          <w:sz w:val="26"/>
+          <w:szCs w:val="26"/>
+        </w:rPr>
+        <w:t xml:space="preserve"> – </w:t>
+      </w:r>
+      <w:r>
+        <w:rPr>
+          <w:bCs/>
+          <w:sz w:val="26"/>
+          <w:szCs w:val="26"/>
+        </w:rPr>
+        <w:t>ThS. Trần Thị Thanh Thuỷ</w:t>
+      </w:r>
+      <w:r>
+        <w:rPr>
+          <w:bCs/>
+          <w:sz w:val="26"/>
+          <w:szCs w:val="26"/>
+        </w:rPr>
+        <w:t xml:space="preserve">, giảng viên học phần </w:t>
+      </w:r>
+      <w:r>
+        <w:rPr>
+          <w:bCs/>
+          <w:sz w:val="26"/>
+          <w:szCs w:val="26"/>
+        </w:rPr>
+        <w:t>Mạng cảm biến</w:t>
+      </w:r>
+      <w:r>
+        <w:rPr>
+          <w:bCs/>
+          <w:sz w:val="26"/>
+          <w:szCs w:val="26"/>
+        </w:rPr>
+        <w:t>, người đã tận tình giảng dạy và truyền đạt cho</w:t>
+      </w:r>
+      <w:r>
+        <w:rPr>
+          <w:bCs/>
+          <w:sz w:val="26"/>
+          <w:szCs w:val="26"/>
+        </w:rPr>
+        <w:t xml:space="preserve"> chúng</w:t>
+      </w:r>
+      <w:r>
+        <w:rPr>
+          <w:bCs/>
+          <w:sz w:val="26"/>
+          <w:szCs w:val="26"/>
+        </w:rPr>
+        <w:t xml:space="preserve"> em trong suốt quá trình học tập vừa qua.</w:t>
+      </w:r>
+    </w:p>
+    <w:p>
+      <w:pPr>
+        <w:tabs>
+          <w:tab w:val="left" w:pos="8487"/>
+        </w:tabs>
+        <w:spacing w:after="360"/>
+        <w:jc w:val="both"/>
+        <w:rPr>
+          <w:bCs/>
+          <w:sz w:val="26"/>
+          <w:szCs w:val="26"/>
+        </w:rPr>
+      </w:pPr>
+      <w:r>
+        <w:rPr>
+          <w:bCs/>
+          <w:sz w:val="26"/>
+          <w:szCs w:val="26"/>
+        </w:rPr>
+        <w:t>Trong thời gian thực hiện bài tập môn học,</w:t>
+      </w:r>
+      <w:r>
+        <w:rPr>
+          <w:bCs/>
+          <w:sz w:val="26"/>
+          <w:szCs w:val="26"/>
+        </w:rPr>
+        <w:t xml:space="preserve"> chúng</w:t>
+      </w:r>
+      <w:r>
+        <w:rPr>
+          <w:bCs/>
+          <w:sz w:val="26"/>
+          <w:szCs w:val="26"/>
+        </w:rPr>
+        <w:t xml:space="preserve"> em đã có cơ hội tìm hiểu, bổ sung và học hỏi được nhiều kiến thức cũng như kinh nghiệm về việc thiết kế và xử lý các chức năng, dựa trên những nền tảng kiến thức </w:t>
+      </w:r>
+      <w:r>
+        <w:rPr>
+          <w:bCs/>
+          <w:sz w:val="26"/>
+          <w:szCs w:val="26"/>
+        </w:rPr>
+        <w:t>cô</w:t>
+      </w:r>
+      <w:r>
+        <w:rPr>
+          <w:bCs/>
+          <w:sz w:val="26"/>
+          <w:szCs w:val="26"/>
+        </w:rPr>
+        <w:t xml:space="preserve"> đã giảng dạy. Đồng thời,</w:t>
+      </w:r>
+      <w:r>
+        <w:rPr>
+          <w:bCs/>
+          <w:sz w:val="26"/>
+          <w:szCs w:val="26"/>
+        </w:rPr>
+        <w:t xml:space="preserve"> chúng</w:t>
+      </w:r>
+      <w:r>
+        <w:rPr>
+          <w:bCs/>
+          <w:sz w:val="26"/>
+          <w:szCs w:val="26"/>
+        </w:rPr>
+        <w:t xml:space="preserve"> em cũng đã học được phương pháp tư duy, phân tích và thiết kế bài toán một cách logic và hiệu quả. </w:t>
+      </w:r>
+    </w:p>
+    <w:p>
+      <w:pPr>
+        <w:tabs>
+          <w:tab w:val="left" w:pos="8487"/>
+        </w:tabs>
+        <w:spacing w:after="360"/>
+        <w:jc w:val="both"/>
+        <w:rPr>
+          <w:bCs/>
+          <w:sz w:val="26"/>
+          <w:szCs w:val="26"/>
+        </w:rPr>
+      </w:pPr>
+      <w:r>
+        <w:rPr>
+          <w:bCs/>
+          <w:sz w:val="26"/>
+          <w:szCs w:val="26"/>
+        </w:rPr>
+        <w:t xml:space="preserve">Nhờ những bài giảng trên lớp cùng sự hướng dẫn tận tình của </w:t>
+      </w:r>
+      <w:r>
+        <w:rPr>
+          <w:bCs/>
+          <w:sz w:val="26"/>
+          <w:szCs w:val="26"/>
+        </w:rPr>
+        <w:t>cô</w:t>
+      </w:r>
+      <w:r>
+        <w:rPr>
+          <w:bCs/>
+          <w:sz w:val="26"/>
+          <w:szCs w:val="26"/>
+        </w:rPr>
+        <w:t xml:space="preserve">, </w:t>
+      </w:r>
+      <w:r>
+        <w:rPr>
+          <w:bCs/>
+          <w:sz w:val="26"/>
+          <w:szCs w:val="26"/>
+        </w:rPr>
+        <w:t xml:space="preserve">chúng </w:t>
+      </w:r>
+      <w:r>
+        <w:rPr>
+          <w:bCs/>
+          <w:sz w:val="26"/>
+          <w:szCs w:val="26"/>
+        </w:rPr>
+        <w:t>em đã có định hướng rõ ràng, kiến thức liên quan để áp dụng vào bài báo cáo này và hoàn thành tốt phần bài kiểm tra. Tuy nhiên, bài báo cáo chắc chắn vẫn còn những thiếu sót,</w:t>
+      </w:r>
+      <w:r>
+        <w:rPr>
+          <w:bCs/>
+          <w:sz w:val="26"/>
+          <w:szCs w:val="26"/>
+        </w:rPr>
+        <w:t xml:space="preserve"> chúng</w:t>
+      </w:r>
+      <w:r>
+        <w:rPr>
+          <w:bCs/>
+          <w:sz w:val="26"/>
+          <w:szCs w:val="26"/>
+        </w:rPr>
+        <w:t xml:space="preserve"> em rất mong nhận được góp ý từ </w:t>
+      </w:r>
+      <w:r>
+        <w:rPr>
+          <w:bCs/>
+          <w:sz w:val="26"/>
+          <w:szCs w:val="26"/>
+        </w:rPr>
+        <w:t>cô</w:t>
+      </w:r>
+      <w:r>
+        <w:rPr>
+          <w:bCs/>
+          <w:sz w:val="26"/>
+          <w:szCs w:val="26"/>
+        </w:rPr>
+        <w:t xml:space="preserve"> để có thể cải thiện và hoàn thiện hơn trong những lần sau.</w:t>
+      </w:r>
+    </w:p>
+    <w:p>
+      <w:pPr>
+        <w:tabs>
+          <w:tab w:val="left" w:pos="8487"/>
+        </w:tabs>
+        <w:spacing w:after="360"/>
+        <w:jc w:val="both"/>
+        <w:rPr>
+          <w:bCs/>
+          <w:sz w:val="26"/>
+          <w:szCs w:val="26"/>
+        </w:rPr>
+      </w:pPr>
+      <w:r>
+        <w:rPr>
+          <w:bCs/>
+          <w:sz w:val="26"/>
+          <w:szCs w:val="26"/>
+        </w:rPr>
+        <w:t xml:space="preserve">Một lần nữa, </w:t>
+      </w:r>
+      <w:r>
+        <w:rPr>
+          <w:bCs/>
+          <w:sz w:val="26"/>
+          <w:szCs w:val="26"/>
+        </w:rPr>
+        <w:t xml:space="preserve">chúng </w:t>
+      </w:r>
+      <w:r>
+        <w:rPr>
+          <w:bCs/>
+          <w:sz w:val="26"/>
+          <w:szCs w:val="26"/>
+        </w:rPr>
+        <w:t xml:space="preserve">em xin chân thành cảm ơn </w:t>
+      </w:r>
+      <w:r>
+        <w:rPr>
+          <w:bCs/>
+          <w:sz w:val="26"/>
+          <w:szCs w:val="26"/>
+        </w:rPr>
+        <w:t>cô</w:t>
+      </w:r>
+      <w:r>
+        <w:rPr>
+          <w:bCs/>
+          <w:sz w:val="26"/>
+          <w:szCs w:val="26"/>
+        </w:rPr>
+        <w:t xml:space="preserve"> và kính chúc </w:t>
+      </w:r>
+      <w:r>
+        <w:rPr>
+          <w:bCs/>
+          <w:sz w:val="26"/>
+          <w:szCs w:val="26"/>
+        </w:rPr>
+        <w:t>cô</w:t>
+      </w:r>
+      <w:r>
+        <w:rPr>
+          <w:bCs/>
+          <w:sz w:val="26"/>
+          <w:szCs w:val="26"/>
+        </w:rPr>
+        <w:t xml:space="preserve"> luôn dồi dào sức khoẻ, hạnh phúc và thành công trong sự nghiệp giảng dạy, cũng như trong cuộc sống.</w:t>
+      </w:r>
+    </w:p>
+    <w:p>
+      <w:pPr>
+        <w:spacing w:line="278" w:lineRule="auto"/>
+        <w:rPr>
+          <w:b/>
+          <w:bCs/>
+        </w:rPr>
+      </w:pPr>
+    </w:p>
+    <w:p>
+      <w:pPr>
+        <w:spacing w:line="278" w:lineRule="auto"/>
+        <w:rPr>
+          <w:b/>
+          <w:bCs/>
+        </w:rPr>
+      </w:pPr>
+      <w:r>
+        <w:rPr>
+          <w:b/>
+          <w:bCs/>
+        </w:rPr>
+        <w:br w:type="page"/>
+      </w:r>
+    </w:p>
+    <w:p>
+      <w:pPr>
+        <w:rPr>
+          <w:b/>
+          <w:bCs/>
+        </w:rPr>
+      </w:pPr>
+      <w:r>
+        <w:rPr>
+          <w:b/>
+          <w:bCs/>
         </w:rPr>
         <w:lastRenderedPageBreak/>
         <w:t>Chương 1: CƠ SỞ LÝ THUYẾT VÀ TỔNG QUAN VỀ HỆ THỐNG GIÁM SÁT, TƯỚI CÂY THÔNG MINH </w:t>
@@ -939,46 +1350,752 @@
     </w:p>
     <w:p>
       <w:pPr>
-        <w:rPr>
-          <w:sz w:val="26"/>
-          <w:szCs w:val="26"/>
-        </w:rPr>
-      </w:pPr>
-      <w:r>
-        <w:rPr>
-          <w:sz w:val="26"/>
-          <w:szCs w:val="26"/>
-        </w:rPr>
-        <w:t>1.1. Tổng quan về IoT và mạng cảm biến trong nông nghiệp </w:t>
-      </w:r>
-    </w:p>
-    <w:p>
-      <w:pPr>
-        <w:rPr>
-          <w:sz w:val="26"/>
-          <w:szCs w:val="26"/>
-        </w:rPr>
-      </w:pPr>
-      <w:r>
-        <w:rPr>
-          <w:sz w:val="26"/>
-          <w:szCs w:val="26"/>
-        </w:rPr>
-        <w:t>1.2. Mạng nơ-ron nhân tạo và mô hình MLP trong bài toán phân loại tưới </w:t>
-      </w:r>
-    </w:p>
-    <w:p>
-      <w:pPr>
-        <w:rPr>
-          <w:sz w:val="26"/>
-          <w:szCs w:val="26"/>
-        </w:rPr>
-      </w:pPr>
-      <w:r>
-        <w:rPr>
-          <w:sz w:val="26"/>
-          <w:szCs w:val="26"/>
-        </w:rPr>
+        <w:spacing w:before="120"/>
+        <w:jc w:val="both"/>
+        <w:rPr>
+          <w:b/>
+          <w:bCs/>
+          <w:color w:val="000000" w:themeColor="text1"/>
+          <w:sz w:val="26"/>
+          <w:szCs w:val="26"/>
+        </w:rPr>
+      </w:pPr>
+      <w:r>
+        <w:rPr>
+          <w:b/>
+          <w:bCs/>
+          <w:color w:val="000000" w:themeColor="text1"/>
+          <w:sz w:val="26"/>
+          <w:szCs w:val="26"/>
+        </w:rPr>
+        <w:t>1.1. Tổng quan về IoT và mạng cảm biến trong nông nghiệp</w:t>
+      </w:r>
+    </w:p>
+    <w:p>
+      <w:pPr>
+        <w:spacing w:line="278" w:lineRule="auto"/>
+        <w:rPr>
+          <w:b/>
+          <w:bCs/>
+          <w:color w:val="000000" w:themeColor="text1"/>
+          <w:sz w:val="26"/>
+          <w:szCs w:val="26"/>
+        </w:rPr>
+      </w:pPr>
+      <w:r>
+        <w:rPr>
+          <w:b/>
+          <w:bCs/>
+          <w:color w:val="000000" w:themeColor="text1"/>
+          <w:sz w:val="26"/>
+          <w:szCs w:val="26"/>
+        </w:rPr>
+        <w:br w:type="page"/>
+      </w:r>
+    </w:p>
+    <w:p>
+      <w:pPr>
+        <w:rPr>
+          <w:b/>
+          <w:bCs/>
+          <w:sz w:val="26"/>
+          <w:szCs w:val="26"/>
+        </w:rPr>
+      </w:pPr>
+      <w:r>
+        <w:rPr>
+          <w:b/>
+          <w:bCs/>
+          <w:sz w:val="26"/>
+          <w:szCs w:val="26"/>
+        </w:rPr>
+        <w:lastRenderedPageBreak/>
+        <w:t>1.2. Mạng nơ-ron nhân tạo và mô hình MLP trong bài toán phân loại tưới</w:t>
+      </w:r>
+    </w:p>
+    <w:p>
+      <w:pPr>
+        <w:rPr>
+          <w:b/>
+          <w:bCs/>
+          <w:sz w:val="26"/>
+          <w:szCs w:val="26"/>
+        </w:rPr>
+      </w:pPr>
+      <w:r>
+        <w:rPr>
+          <w:b/>
+          <w:bCs/>
+          <w:sz w:val="26"/>
+          <w:szCs w:val="26"/>
+        </w:rPr>
+        <w:t xml:space="preserve">    </w:t>
+      </w:r>
+      <w:r>
+        <w:rPr>
+          <w:b/>
+          <w:bCs/>
+          <w:sz w:val="26"/>
+          <w:szCs w:val="26"/>
+        </w:rPr>
+        <w:t>1.2.1. Khái niệm mạng nơ-ron nhân tạo</w:t>
+      </w:r>
+    </w:p>
+    <w:p>
+      <w:pPr>
+        <w:ind w:firstLine="720"/>
+        <w:jc w:val="both"/>
+        <w:rPr>
+          <w:sz w:val="26"/>
+          <w:szCs w:val="26"/>
+        </w:rPr>
+      </w:pPr>
+      <w:r>
+        <w:rPr>
+          <w:sz w:val="26"/>
+          <w:szCs w:val="26"/>
+        </w:rPr>
+        <w:t>Mạng nơ-ron nhân tạo là một mô hình tính toán được phát triển dựa trên ý tưởng mô phỏng hoạt động của hệ thần kinh sinh học. Trong mạng nơ-ron, các đơn vị xử lý cơ bản gọi là “nơ-ron” được liên kết với nhau theo một cấu trúc nhất định để tiếp nhận dữ liệu đầu vào, xử lý thông tin và tạo ra kết quả đầu ra. Thông qua quá trình học từ dữ liệu, mạng có khả năng nhận biết các quy luật tiềm ẩn và thực hiện các nhiệm vụ như phân loại, dự đoán hay nhận dạng mẫu.</w:t>
+      </w:r>
+    </w:p>
+    <w:p>
+      <w:pPr>
+        <w:ind w:firstLine="720"/>
+        <w:jc w:val="both"/>
+        <w:rPr>
+          <w:sz w:val="26"/>
+          <w:szCs w:val="26"/>
+        </w:rPr>
+      </w:pPr>
+      <w:r>
+        <w:rPr>
+          <w:sz w:val="26"/>
+          <w:szCs w:val="26"/>
+        </w:rPr>
+        <w:t>Ý tưởng về mạng nơ-ron xuất phát từ việc quan sát cách các nơ-ron sinh học trong não người và động vật truyền tín hiệu với nhau. Mỗi nơ-ron sinh học có thể nhận nhiều tín hiệu đầu vào, tổng hợp chúng và nếu mức kích thích đủ lớn thì sẽ phát ra tín hiệu đầu ra. Từ cơ chế này, các nhà nghiên cứu đã xây dựng mô hình nơ-ron nhân tạo với mục tiêu mô phỏng quá trình xử lý thông tin tương tự. Tuy nhiên, so với nơ-ron sinh học, nơ-ron nhân tạo được đơn giản hóa đáng kể để có thể biểu diễn bằng công thức toán học và triển khai trên máy tính.</w:t>
+      </w:r>
+    </w:p>
+    <w:p>
+      <w:pPr>
+        <w:keepNext/>
+        <w:jc w:val="center"/>
+      </w:pPr>
+      <w:r>
+        <w:rPr>
+          <w:noProof/>
+        </w:rPr>
+        <w:drawing>
+          <wp:inline distT="0" distB="0" distL="0" distR="0" wp14:anchorId="4A27378B" wp14:editId="7F44F379">
+            <wp:extent cx="3994139" cy="2251364"/>
+            <wp:effectExtent l="0" t="0" r="6985" b="0"/>
+            <wp:docPr id="2093796604" name="Picture 2" descr="Neural Network là gì? Thành phần và ứng dụng của Neural Network"/>
+            <wp:cNvGraphicFramePr>
+              <a:graphicFrameLocks xmlns:a="http://schemas.openxmlformats.org/drawingml/2006/main" noChangeAspect="1"/>
+            </wp:cNvGraphicFramePr>
+            <a:graphic xmlns:a="http://schemas.openxmlformats.org/drawingml/2006/main">
+              <a:graphicData uri="http://schemas.openxmlformats.org/drawingml/2006/picture">
+                <pic:pic xmlns:pic="http://schemas.openxmlformats.org/drawingml/2006/picture">
+                  <pic:nvPicPr>
+                    <pic:cNvPr id="0" name="Picture 1" descr="Neural Network là gì? Thành phần và ứng dụng của Neural Network"/>
+                    <pic:cNvPicPr>
+                      <a:picLocks noChangeAspect="1" noChangeArrowheads="1"/>
+                    </pic:cNvPicPr>
+                  </pic:nvPicPr>
+                  <pic:blipFill>
+                    <a:blip r:embed="rId10">
+                      <a:extLst>
+                        <a:ext uri="{28A0092B-C50C-407E-A947-70E740481C1C}">
+                          <a14:useLocalDpi xmlns:a14="http://schemas.microsoft.com/office/drawing/2010/main" val="0"/>
+                        </a:ext>
+                      </a:extLst>
+                    </a:blip>
+                    <a:srcRect/>
+                    <a:stretch>
+                      <a:fillRect/>
+                    </a:stretch>
+                  </pic:blipFill>
+                  <pic:spPr bwMode="auto">
+                    <a:xfrm>
+                      <a:off x="0" y="0"/>
+                      <a:ext cx="4009082" cy="2259787"/>
+                    </a:xfrm>
+                    <a:prstGeom prst="rect">
+                      <a:avLst/>
+                    </a:prstGeom>
+                    <a:noFill/>
+                    <a:ln>
+                      <a:noFill/>
+                    </a:ln>
+                  </pic:spPr>
+                </pic:pic>
+              </a:graphicData>
+            </a:graphic>
+          </wp:inline>
+        </w:drawing>
+      </w:r>
+    </w:p>
+    <w:p>
+      <w:pPr>
+        <w:ind w:firstLine="720"/>
+        <w:jc w:val="both"/>
+      </w:pPr>
+      <w:r>
+        <w:t>Mạng nơ-ron nhân tạo hiện nay được sử dụng rộng rãi trong nhiều lĩnh vực như thị giác máy tính, nhận dạng giọng nói, xử lý ngôn ngữ tự nhiên và hệ thống điều khiển thông minh. Trong học máy, mạng nơ-ron đóng vai trò là một công cụ mạnh để học các mối quan hệ phi tuyến giữa đầu vào và đầu ra, đặc biệt hữu ích trong các bài toán mà việc xây dựng quy tắc thủ công là khó khăn. Nhờ khả năng tự học từ dữ liệu và thích nghi với nhiều dạng bài toán khác nhau, mạng nơ-ron nhân tạo trở thành nền tảng quan trọng của nhiều mô hình trí tuệ nhân tạo hiện đại.</w:t>
+      </w:r>
+    </w:p>
+    <w:p>
+      <w:pPr>
+        <w:rPr>
+          <w:b/>
+          <w:bCs/>
+          <w:sz w:val="26"/>
+          <w:szCs w:val="26"/>
+        </w:rPr>
+      </w:pPr>
+      <w:r>
+        <w:rPr>
+          <w:b/>
+          <w:bCs/>
+          <w:sz w:val="26"/>
+          <w:szCs w:val="26"/>
+        </w:rPr>
+        <w:t>1.2.2. Cấu trúc cơ bản của mạng nơ-ron nhân tạo</w:t>
+      </w:r>
+    </w:p>
+    <w:p>
+      <w:pPr>
+        <w:ind w:firstLine="720"/>
+        <w:jc w:val="both"/>
+        <w:rPr>
+          <w:sz w:val="26"/>
+          <w:szCs w:val="26"/>
+        </w:rPr>
+      </w:pPr>
+      <w:r>
+        <w:rPr>
+          <w:sz w:val="26"/>
+          <w:szCs w:val="26"/>
+        </w:rPr>
+        <w:t>Mạng nơ-ron nhân tạo được xây dựng từ các nơ-ron nhân tạo liên kết với nhau thành nhiều lớp để xử lý và học dữ liệu. Cấu trúc cơ bản của mạng gồm lớp đầu vào, một hoặc nhiều lớp ẩn và lớp đầu ra.</w:t>
+      </w:r>
+    </w:p>
+    <w:p>
+      <w:pPr>
+        <w:ind w:firstLine="720"/>
+        <w:jc w:val="both"/>
+        <w:rPr>
+          <w:sz w:val="26"/>
+          <w:szCs w:val="26"/>
+        </w:rPr>
+      </w:pPr>
+      <w:r>
+        <w:rPr>
+          <w:sz w:val="26"/>
+          <w:szCs w:val="26"/>
+        </w:rPr>
+        <w:lastRenderedPageBreak/>
+        <w:t>Lớp đầu vào tiếp nhận các đặc trưng của dữ liệu từ bên ngoài. Dữ liệu sau đó được truyền qua các lớp ẩn để xử lý, trích xuất đặc trưng và học mối quan hệ giữa đầu vào và đầu ra. Cuối cùng, lớp đầu ra tạo ra kết quả dự đoán hoặc phân loại.</w:t>
+      </w:r>
+    </w:p>
+    <w:p>
+      <w:pPr>
+        <w:jc w:val="center"/>
+        <w:rPr>
+          <w:sz w:val="26"/>
+          <w:szCs w:val="26"/>
+        </w:rPr>
+      </w:pPr>
+      <w:r>
+        <w:rPr>
+          <w:sz w:val="26"/>
+          <w:szCs w:val="26"/>
+        </w:rPr>
+        <w:drawing>
+          <wp:inline distT="0" distB="0" distL="0" distR="0" wp14:anchorId="2B17A28B" wp14:editId="0A25A02A">
+            <wp:extent cx="3643745" cy="1979423"/>
+            <wp:effectExtent l="0" t="0" r="0" b="1905"/>
+            <wp:docPr id="769197675" name="Picture 1"/>
+            <wp:cNvGraphicFramePr>
+              <a:graphicFrameLocks xmlns:a="http://schemas.openxmlformats.org/drawingml/2006/main" noChangeAspect="1"/>
+            </wp:cNvGraphicFramePr>
+            <a:graphic xmlns:a="http://schemas.openxmlformats.org/drawingml/2006/main">
+              <a:graphicData uri="http://schemas.openxmlformats.org/drawingml/2006/picture">
+                <pic:pic xmlns:pic="http://schemas.openxmlformats.org/drawingml/2006/picture">
+                  <pic:nvPicPr>
+                    <pic:cNvPr id="769197675" name=""/>
+                    <pic:cNvPicPr/>
+                  </pic:nvPicPr>
+                  <pic:blipFill>
+                    <a:blip r:embed="rId11"/>
+                    <a:stretch>
+                      <a:fillRect/>
+                    </a:stretch>
+                  </pic:blipFill>
+                  <pic:spPr>
+                    <a:xfrm>
+                      <a:off x="0" y="0"/>
+                      <a:ext cx="3665589" cy="1991290"/>
+                    </a:xfrm>
+                    <a:prstGeom prst="rect">
+                      <a:avLst/>
+                    </a:prstGeom>
+                  </pic:spPr>
+                </pic:pic>
+              </a:graphicData>
+            </a:graphic>
+          </wp:inline>
+        </w:drawing>
+      </w:r>
+    </w:p>
+    <w:p>
+      <w:pPr>
+        <w:ind w:firstLine="720"/>
+        <w:jc w:val="both"/>
+        <w:rPr>
+          <w:sz w:val="26"/>
+          <w:szCs w:val="26"/>
+        </w:rPr>
+      </w:pPr>
+      <w:r>
+        <w:rPr>
+          <w:sz w:val="26"/>
+          <w:szCs w:val="26"/>
+        </w:rPr>
+        <w:t>Trong mỗi nơ-ron, các tín hiệu đầu vào được nhân với trọng số rồi cộng thêm bias trước khi đi qua hàm kích hoạt. Trọng số thể hiện mức độ ảnh hưởng của từng đầu vào, bias giúp điều chỉnh ngưỡng hoạt động, còn hàm kích hoạt giúp mạng học được các quan hệ phi tuyến.</w:t>
+      </w:r>
+    </w:p>
+    <w:p>
+      <w:pPr>
+        <w:ind w:firstLine="720"/>
+        <w:jc w:val="both"/>
+        <w:rPr>
+          <w:sz w:val="26"/>
+          <w:szCs w:val="26"/>
+        </w:rPr>
+      </w:pPr>
+      <w:r>
+        <w:rPr>
+          <w:sz w:val="26"/>
+          <w:szCs w:val="26"/>
+        </w:rPr>
+        <w:t>Quá trình truyền dữ liệu từ lớp đầu vào đến lớp đầu ra được gọi là lan truyền thuận. Nhờ cơ chế này, mạng có thể học từ các đặc trưng đơn giản đến phức tạp để đưa ra kết quả phù hợp.</w:t>
+      </w:r>
+    </w:p>
+    <w:p>
+      <w:pPr>
+        <w:rPr>
+          <w:b/>
+          <w:bCs/>
+          <w:sz w:val="26"/>
+          <w:szCs w:val="26"/>
+        </w:rPr>
+      </w:pPr>
+      <w:r>
+        <w:rPr>
+          <w:b/>
+          <w:bCs/>
+          <w:sz w:val="26"/>
+          <w:szCs w:val="26"/>
+        </w:rPr>
+        <w:t>1.2.3. Mô hình MLP</w:t>
+      </w:r>
+    </w:p>
+    <w:p>
+      <w:pPr>
+        <w:ind w:firstLine="720"/>
+        <w:jc w:val="both"/>
+        <w:rPr>
+          <w:sz w:val="26"/>
+          <w:szCs w:val="26"/>
+        </w:rPr>
+      </w:pPr>
+      <w:r>
+        <w:rPr>
+          <w:sz w:val="26"/>
+          <w:szCs w:val="26"/>
+        </w:rPr>
+        <w:t>Multi-Layer Perceptron là một dạng mạng nơ-ron nhân tạo truyền thẳng gồm nhiều lớp nơ-ron, được sử dụng rộng rãi trong học máy và học sâu. MLP có khả năng học mối quan hệ giữa dữ liệu đầu vào và đầu ra để giải quyết các bài toán như phân loại, hồi quy và nhận dạng mẫu.</w:t>
+      </w:r>
+    </w:p>
+    <w:p>
+      <w:pPr>
+        <w:ind w:firstLine="720"/>
+        <w:jc w:val="both"/>
+        <w:rPr>
+          <w:sz w:val="26"/>
+          <w:szCs w:val="26"/>
+        </w:rPr>
+      </w:pPr>
+      <w:r>
+        <w:rPr>
+          <w:sz w:val="26"/>
+          <w:szCs w:val="26"/>
+        </w:rPr>
+        <w:t>Cấu trúc của MLP gồm lớp đầu vào, một hoặc nhiều lớp ẩn và lớp đầu ra. Dữ liệu được truyền tuần tự qua các lớp, trong đó các lớp ẩn có nhiệm vụ xử lý và trích xuất đặc trưng trước khi tạo ra kết quả cuối cùng.</w:t>
+      </w:r>
+      <w:r>
+        <w:rPr>
+          <w:sz w:val="26"/>
+          <w:szCs w:val="26"/>
+        </w:rPr>
+        <w:t xml:space="preserve"> </w:t>
+      </w:r>
+    </w:p>
+    <w:p>
+      <w:pPr>
+        <w:jc w:val="center"/>
+        <w:rPr>
+          <w:sz w:val="26"/>
+          <w:szCs w:val="26"/>
+        </w:rPr>
+      </w:pPr>
+      <w:r>
+        <w:rPr>
+          <w:sz w:val="26"/>
+          <w:szCs w:val="26"/>
+        </w:rPr>
+        <w:drawing>
+          <wp:inline distT="0" distB="0" distL="0" distR="0" wp14:anchorId="532D58DD" wp14:editId="7B50793A">
+            <wp:extent cx="3934691" cy="1842638"/>
+            <wp:effectExtent l="0" t="0" r="0" b="5715"/>
+            <wp:docPr id="1464501359" name="Picture 1"/>
+            <wp:cNvGraphicFramePr>
+              <a:graphicFrameLocks xmlns:a="http://schemas.openxmlformats.org/drawingml/2006/main" noChangeAspect="1"/>
+            </wp:cNvGraphicFramePr>
+            <a:graphic xmlns:a="http://schemas.openxmlformats.org/drawingml/2006/main">
+              <a:graphicData uri="http://schemas.openxmlformats.org/drawingml/2006/picture">
+                <pic:pic xmlns:pic="http://schemas.openxmlformats.org/drawingml/2006/picture">
+                  <pic:nvPicPr>
+                    <pic:cNvPr id="1464501359" name=""/>
+                    <pic:cNvPicPr/>
+                  </pic:nvPicPr>
+                  <pic:blipFill>
+                    <a:blip r:embed="rId12"/>
+                    <a:stretch>
+                      <a:fillRect/>
+                    </a:stretch>
+                  </pic:blipFill>
+                  <pic:spPr>
+                    <a:xfrm>
+                      <a:off x="0" y="0"/>
+                      <a:ext cx="3949480" cy="1849564"/>
+                    </a:xfrm>
+                    <a:prstGeom prst="rect">
+                      <a:avLst/>
+                    </a:prstGeom>
+                  </pic:spPr>
+                </pic:pic>
+              </a:graphicData>
+            </a:graphic>
+          </wp:inline>
+        </w:drawing>
+      </w:r>
+    </w:p>
+    <w:p>
+      <w:pPr>
+        <w:ind w:firstLine="720"/>
+        <w:jc w:val="both"/>
+        <w:rPr>
+          <w:sz w:val="26"/>
+          <w:szCs w:val="26"/>
+        </w:rPr>
+      </w:pPr>
+      <w:r>
+        <w:rPr>
+          <w:sz w:val="26"/>
+          <w:szCs w:val="26"/>
+        </w:rPr>
+        <w:t xml:space="preserve">So với mạng một lớp, MLP có khả năng xử lý tốt hơn các bài toán phi tuyến nhờ sử dụng nhiều lớp ẩn và hàm kích hoạt. Điều này cho phép mạng mô hình hóa các quan hệ </w:t>
+      </w:r>
+      <w:r>
+        <w:rPr>
+          <w:sz w:val="26"/>
+          <w:szCs w:val="26"/>
+        </w:rPr>
+        <w:lastRenderedPageBreak/>
+        <w:t xml:space="preserve">phức </w:t>
+      </w:r>
+      <w:r>
+        <w:rPr>
+          <w:sz w:val="26"/>
+          <w:szCs w:val="26"/>
+        </w:rPr>
+        <w:t>tạp trong dữ liệu và tự động học đặc trưng mà không cần thiết kế thử công quá nhiều yếu tố đầu vào.</w:t>
+      </w:r>
+    </w:p>
+    <w:p>
+      <w:pPr>
+        <w:ind w:firstLine="720"/>
+        <w:jc w:val="both"/>
+        <w:rPr>
+          <w:sz w:val="26"/>
+          <w:szCs w:val="26"/>
+        </w:rPr>
+      </w:pPr>
+      <w:r>
+        <w:rPr>
+          <w:sz w:val="26"/>
+          <w:szCs w:val="26"/>
+        </w:rPr>
+        <w:t>Nhờ khả năng biểu diễn linh hoạt và học các hàm phi tuyến, MLP trở thành mô hình phù hợp cho nhiều ứng dụng dự đoán và phân loại dữ liệu thực tế.</w:t>
+      </w:r>
+    </w:p>
+    <w:p>
+      <w:pPr>
+        <w:rPr>
+          <w:b/>
+          <w:bCs/>
+          <w:sz w:val="26"/>
+          <w:szCs w:val="26"/>
+        </w:rPr>
+      </w:pPr>
+      <w:r>
+        <w:rPr>
+          <w:b/>
+          <w:bCs/>
+          <w:sz w:val="26"/>
+          <w:szCs w:val="26"/>
+        </w:rPr>
+        <w:t>1.2.4. Các thành phần và cơ chế hoạt động của MLP</w:t>
+      </w:r>
+    </w:p>
+    <w:p>
+      <w:pPr>
+        <w:ind w:firstLine="720"/>
+        <w:jc w:val="both"/>
+        <w:rPr>
+          <w:sz w:val="26"/>
+          <w:szCs w:val="26"/>
+        </w:rPr>
+      </w:pPr>
+      <w:r>
+        <w:rPr>
+          <w:sz w:val="26"/>
+          <w:szCs w:val="26"/>
+        </w:rPr>
+        <w:t>MLP là mạng nơ-ron truyền thẳng gồm lớp đầu vào, một hoặc nhiều lớp ẩn và lớp đầu ra. Lớp đầu vào nhận dữ liệu ban đầu, các lớp ẩn thực hiện xử lý và trích xuất đặc trưng thông qua trọng số và bias, còn lớp đầu ra tạo ra kết quả dự đoán hoặc phân loại.</w:t>
+      </w:r>
+    </w:p>
+    <w:p>
+      <w:pPr>
+        <w:ind w:firstLine="720"/>
+        <w:jc w:val="both"/>
+        <w:rPr>
+          <w:sz w:val="26"/>
+          <w:szCs w:val="26"/>
+        </w:rPr>
+      </w:pPr>
+      <w:r>
+        <w:rPr>
+          <w:sz w:val="26"/>
+          <w:szCs w:val="26"/>
+        </w:rPr>
+        <w:t>Trong MLP, hàm kích hoạt giúp mạng học được các quan hệ phi tuyến. Sau khi dữ liệu đầu vào được nhân với trọng số và cộng bias, kết quả sẽ đi qua hàm kích hoạt như Sigmoid, Tanh hoặc ReLU để tạo đầu ra cho nơ-ron.</w:t>
+      </w:r>
+    </w:p>
+    <w:p>
+      <w:pPr>
+        <w:jc w:val="center"/>
+        <w:rPr>
+          <w:sz w:val="26"/>
+          <w:szCs w:val="26"/>
+        </w:rPr>
+      </w:pPr>
+      <w:r>
+        <w:rPr>
+          <w:sz w:val="26"/>
+          <w:szCs w:val="26"/>
+        </w:rPr>
+        <w:drawing>
+          <wp:inline distT="0" distB="0" distL="0" distR="0" wp14:anchorId="437ED809" wp14:editId="7D1E99E6">
+            <wp:extent cx="3738506" cy="2237509"/>
+            <wp:effectExtent l="0" t="0" r="0" b="0"/>
+            <wp:docPr id="1332805177" name="Picture 1"/>
+            <wp:cNvGraphicFramePr>
+              <a:graphicFrameLocks xmlns:a="http://schemas.openxmlformats.org/drawingml/2006/main" noChangeAspect="1"/>
+            </wp:cNvGraphicFramePr>
+            <a:graphic xmlns:a="http://schemas.openxmlformats.org/drawingml/2006/main">
+              <a:graphicData uri="http://schemas.openxmlformats.org/drawingml/2006/picture">
+                <pic:pic xmlns:pic="http://schemas.openxmlformats.org/drawingml/2006/picture">
+                  <pic:nvPicPr>
+                    <pic:cNvPr id="1332805177" name=""/>
+                    <pic:cNvPicPr/>
+                  </pic:nvPicPr>
+                  <pic:blipFill>
+                    <a:blip r:embed="rId13"/>
+                    <a:stretch>
+                      <a:fillRect/>
+                    </a:stretch>
+                  </pic:blipFill>
+                  <pic:spPr>
+                    <a:xfrm>
+                      <a:off x="0" y="0"/>
+                      <a:ext cx="3763267" cy="2252329"/>
+                    </a:xfrm>
+                    <a:prstGeom prst="rect">
+                      <a:avLst/>
+                    </a:prstGeom>
+                  </pic:spPr>
+                </pic:pic>
+              </a:graphicData>
+            </a:graphic>
+          </wp:inline>
+        </w:drawing>
+      </w:r>
+    </w:p>
+    <w:p>
+      <w:pPr>
+        <w:ind w:firstLine="720"/>
+        <w:jc w:val="both"/>
+        <w:rPr>
+          <w:sz w:val="26"/>
+          <w:szCs w:val="26"/>
+        </w:rPr>
+      </w:pPr>
+      <w:r>
+        <w:rPr>
+          <w:sz w:val="26"/>
+          <w:szCs w:val="26"/>
+        </w:rPr>
+        <w:t>Quá trình lan truyền thuận diễn ra khi dữ liệu được truyền từ lớp đầu vào qua các lớp ẩn đến lớp đầu ra. Ở mỗi lớp, dữ liệu được xử lý tuần tự để tạo ra kết quả dự đoán của mô hình.</w:t>
+      </w:r>
+    </w:p>
+    <w:p>
+      <w:pPr>
+        <w:ind w:firstLine="720"/>
+        <w:jc w:val="both"/>
+        <w:rPr>
+          <w:sz w:val="26"/>
+          <w:szCs w:val="26"/>
+        </w:rPr>
+      </w:pPr>
+      <w:r>
+        <w:rPr>
+          <w:sz w:val="26"/>
+          <w:szCs w:val="26"/>
+        </w:rPr>
+        <w:t>Để mạng học từ dữ liệu, MLP sử dụng lan truyền ngược để tính sai số và cập nhật trọng số, bias nhằm giảm sai số qua nhiều lần huấn luyện. Nhờ đó, mô hình dần cải thiện độ chính xác và học được các mối quan hệ phức tạp trong dữ liệu.</w:t>
+      </w:r>
+    </w:p>
+    <w:p>
+      <w:pPr>
+        <w:rPr>
+          <w:b/>
+          <w:bCs/>
+          <w:sz w:val="26"/>
+          <w:szCs w:val="26"/>
+        </w:rPr>
+      </w:pPr>
+    </w:p>
+    <w:p>
+      <w:pPr>
+        <w:rPr>
+          <w:b/>
+          <w:bCs/>
+          <w:sz w:val="26"/>
+          <w:szCs w:val="26"/>
+        </w:rPr>
+      </w:pPr>
+      <w:r>
+        <w:rPr>
+          <w:b/>
+          <w:bCs/>
+          <w:sz w:val="26"/>
+          <w:szCs w:val="26"/>
+        </w:rPr>
+        <w:t>1.2.5. Ứng dụng MLP trong bài toán phân loại quyết định tưới</w:t>
+      </w:r>
+    </w:p>
+    <w:p>
+      <w:pPr>
+        <w:ind w:firstLine="720"/>
+        <w:jc w:val="both"/>
+        <w:rPr>
+          <w:sz w:val="26"/>
+          <w:szCs w:val="26"/>
+        </w:rPr>
+      </w:pPr>
+      <w:r>
+        <w:rPr>
+          <w:sz w:val="26"/>
+          <w:szCs w:val="26"/>
+        </w:rPr>
+        <w:t>Trong hệ thống tưới tự động, MLP được dùng để phân loại trạng thái “tưới” hoặc “không tưới” dựa trên dữ liệu từ các cảm biến như nhiệt độ, độ ẩm không khí và độ ẩm đất. Đây là các yếu tố ảnh hưởng trực tiếp đến nhu cầu nước của cây trồng.</w:t>
+      </w:r>
+    </w:p>
+    <w:p>
+      <w:pPr>
+        <w:ind w:firstLine="720"/>
+        <w:jc w:val="both"/>
+        <w:rPr>
+          <w:sz w:val="26"/>
+          <w:szCs w:val="26"/>
+        </w:rPr>
+      </w:pPr>
+      <w:r>
+        <w:rPr>
+          <w:sz w:val="26"/>
+          <w:szCs w:val="26"/>
+        </w:rPr>
+        <w:t>Sau khi được huấn luyện bằng dữ liệu mẫu, MLP sẽ học mối quan hệ giữa các thông số môi trường và quyết định điều khiển tương ứng. Khi nhận dữ liệu mới, mô hình có thể tự động đưa ra dự đoán để hỗ trợ điều khiển tưới chính xác hơn.</w:t>
+      </w:r>
+    </w:p>
+    <w:p>
+      <w:pPr>
+        <w:ind w:firstLine="720"/>
+        <w:jc w:val="both"/>
+        <w:rPr>
+          <w:sz w:val="26"/>
+          <w:szCs w:val="26"/>
+        </w:rPr>
+      </w:pPr>
+      <w:r>
+        <w:rPr>
+          <w:sz w:val="26"/>
+          <w:szCs w:val="26"/>
+        </w:rPr>
+        <w:lastRenderedPageBreak/>
+        <w:t>MLP phù hợp với bài toán này vì có khả năng xử lý các quan hệ phi tuyến giữa nhiều biến đầu vào. Ngoài ra, mô hình còn dễ tích hợp vào hệ thống IoT nông nghiệp, cho phép hoạt động tự động và thời gian thực trên vi điều khiển hoặc bộ xử lý nhúng.</w:t>
+      </w:r>
+    </w:p>
+    <w:p>
+      <w:pPr>
+        <w:rPr>
+          <w:b/>
+          <w:bCs/>
+          <w:sz w:val="26"/>
+          <w:szCs w:val="26"/>
+        </w:rPr>
+      </w:pPr>
+      <w:r>
+        <w:rPr>
+          <w:sz w:val="26"/>
+          <w:szCs w:val="26"/>
+        </w:rPr>
+        <w:t> </w:t>
+      </w:r>
+    </w:p>
+    <w:p>
+      <w:pPr>
+        <w:spacing w:line="278" w:lineRule="auto"/>
+        <w:rPr>
+          <w:sz w:val="26"/>
+          <w:szCs w:val="26"/>
+        </w:rPr>
+      </w:pPr>
+      <w:r>
+        <w:rPr>
+          <w:sz w:val="26"/>
+          <w:szCs w:val="26"/>
+        </w:rPr>
+        <w:br w:type="page"/>
+      </w:r>
+      <w:r>
+        <w:rPr>
+          <w:sz w:val="26"/>
+          <w:szCs w:val="26"/>
+        </w:rPr>
+        <w:lastRenderedPageBreak/>
         <w:t>1.3. Tổng quan về vi điều khiển ESP32 và STM32 trong hệ thống IoT </w:t>
       </w:r>
     </w:p>
@@ -994,23 +2111,579 @@
           <w:sz w:val="26"/>
           <w:szCs w:val="26"/>
         </w:rPr>
-        <w:t>1.4. Giới thiệu các cảm biến, thiết bị sử dụng trong hệ thống </w:t>
-      </w:r>
-    </w:p>
-    <w:p>
-      <w:pPr>
-        <w:rPr>
-          <w:sz w:val="26"/>
-          <w:szCs w:val="26"/>
-        </w:rPr>
-      </w:pPr>
-      <w:r>
-        <w:rPr>
-          <w:sz w:val="26"/>
-          <w:szCs w:val="26"/>
-        </w:rPr>
+        <w:t>1.4. Giới thiệu các cảm biến, thiết bị sử dụng trong hệ thống</w:t>
+      </w:r>
+    </w:p>
+    <w:p>
+      <w:pPr>
+        <w:spacing w:line="278" w:lineRule="auto"/>
+        <w:rPr>
+          <w:sz w:val="26"/>
+          <w:szCs w:val="26"/>
+        </w:rPr>
+      </w:pPr>
+      <w:r>
+        <w:rPr>
+          <w:sz w:val="26"/>
+          <w:szCs w:val="26"/>
+        </w:rPr>
+        <w:br w:type="page"/>
+      </w:r>
+    </w:p>
+    <w:p>
+      <w:pPr>
+        <w:rPr>
+          <w:b/>
+          <w:bCs/>
+          <w:sz w:val="26"/>
+          <w:szCs w:val="26"/>
+        </w:rPr>
+      </w:pPr>
+      <w:r>
+        <w:rPr>
+          <w:b/>
+          <w:bCs/>
+          <w:sz w:val="26"/>
+          <w:szCs w:val="26"/>
+        </w:rPr>
+        <w:lastRenderedPageBreak/>
         <w:t>1.5. Giao thức truyền thông MQTT và nền tảng ThingsBoard </w:t>
       </w:r>
+    </w:p>
+    <w:p>
+      <w:pPr>
+        <w:spacing w:line="278" w:lineRule="auto"/>
+        <w:rPr>
+          <w:b/>
+          <w:bCs/>
+          <w:sz w:val="26"/>
+          <w:szCs w:val="26"/>
+        </w:rPr>
+      </w:pPr>
+      <w:r>
+        <w:rPr>
+          <w:b/>
+          <w:bCs/>
+          <w:sz w:val="26"/>
+          <w:szCs w:val="26"/>
+        </w:rPr>
+        <w:t>1.5.1. Tổng quan về giao thức MQTT</w:t>
+      </w:r>
+    </w:p>
+    <w:p>
+      <w:pPr>
+        <w:spacing w:line="278" w:lineRule="auto"/>
+        <w:jc w:val="both"/>
+        <w:rPr>
+          <w:sz w:val="26"/>
+          <w:szCs w:val="26"/>
+        </w:rPr>
+      </w:pPr>
+      <w:r>
+        <w:rPr>
+          <w:sz w:val="26"/>
+          <w:szCs w:val="26"/>
+        </w:rPr>
+        <w:t xml:space="preserve">MQTT </w:t>
+      </w:r>
+      <w:r>
+        <w:rPr>
+          <w:sz w:val="26"/>
+          <w:szCs w:val="26"/>
+        </w:rPr>
+        <w:t>được thiết kế chuyên biệt cho các hệ thống có tài nguyên hạn chế và yêu cầu trao đổi dữ liệu theo thời gian thực, đặc biệt phổ biến trong lĩnh vực Internet vạn vật</w:t>
+      </w:r>
+      <w:r>
+        <w:rPr>
+          <w:sz w:val="26"/>
+          <w:szCs w:val="26"/>
+        </w:rPr>
+        <w:t>.</w:t>
+      </w:r>
+      <w:r>
+        <w:rPr>
+          <w:sz w:val="26"/>
+          <w:szCs w:val="26"/>
+        </w:rPr>
+        <w:t xml:space="preserve"> Giao thức này cho phép các cảm biến, vi điều khiển và máy chủ trao đổi dữ liệu theo thời gian thực một cách ổn định và hiệu quả.</w:t>
+      </w:r>
+    </w:p>
+    <w:p>
+      <w:pPr>
+        <w:spacing w:line="278" w:lineRule="auto"/>
+        <w:jc w:val="both"/>
+        <w:rPr>
+          <w:sz w:val="26"/>
+          <w:szCs w:val="26"/>
+        </w:rPr>
+      </w:pPr>
+      <w:r>
+        <w:rPr>
+          <w:sz w:val="26"/>
+          <w:szCs w:val="26"/>
+        </w:rPr>
+        <w:t>MQTT có ưu điểm là kích thước gói tin nhỏ, tiêu tốn ít băng thông và yêu cầu xử lý thấp, nên rất phù hợp với các thiết bị nhúng và mạng không ổn định. Nhờ đó, hệ thống có thể truyền dữ liệu nhanh, giảm tải tài nguyên nhưng vẫn đảm bảo khả năng kết nối nhiều thiết bị cùng lúc.</w:t>
+      </w:r>
+    </w:p>
+    <w:p>
+      <w:pPr>
+        <w:spacing w:line="278" w:lineRule="auto"/>
+        <w:jc w:val="center"/>
+        <w:rPr>
+          <w:sz w:val="26"/>
+          <w:szCs w:val="26"/>
+        </w:rPr>
+      </w:pPr>
+      <w:r>
+        <w:rPr>
+          <w:noProof/>
+        </w:rPr>
+        <w:drawing>
+          <wp:inline distT="0" distB="0" distL="0" distR="0" wp14:anchorId="36E81495" wp14:editId="65C72DF4">
+            <wp:extent cx="4160071" cy="2493819"/>
+            <wp:effectExtent l="0" t="0" r="0" b="1905"/>
+            <wp:docPr id="1357346105" name="Picture 4" descr="Giao thức MQTT là gì? Vì sao cần sử dụng MQTT?"/>
+            <wp:cNvGraphicFramePr>
+              <a:graphicFrameLocks xmlns:a="http://schemas.openxmlformats.org/drawingml/2006/main" noChangeAspect="1"/>
+            </wp:cNvGraphicFramePr>
+            <a:graphic xmlns:a="http://schemas.openxmlformats.org/drawingml/2006/main">
+              <a:graphicData uri="http://schemas.openxmlformats.org/drawingml/2006/picture">
+                <pic:pic xmlns:pic="http://schemas.openxmlformats.org/drawingml/2006/picture">
+                  <pic:nvPicPr>
+                    <pic:cNvPr id="0" name="Picture 5" descr="Giao thức MQTT là gì? Vì sao cần sử dụng MQTT?"/>
+                    <pic:cNvPicPr>
+                      <a:picLocks noChangeAspect="1" noChangeArrowheads="1"/>
+                    </pic:cNvPicPr>
+                  </pic:nvPicPr>
+                  <pic:blipFill>
+                    <a:blip r:embed="rId14">
+                      <a:extLst>
+                        <a:ext uri="{28A0092B-C50C-407E-A947-70E740481C1C}">
+                          <a14:useLocalDpi xmlns:a14="http://schemas.microsoft.com/office/drawing/2010/main" val="0"/>
+                        </a:ext>
+                      </a:extLst>
+                    </a:blip>
+                    <a:srcRect/>
+                    <a:stretch>
+                      <a:fillRect/>
+                    </a:stretch>
+                  </pic:blipFill>
+                  <pic:spPr bwMode="auto">
+                    <a:xfrm>
+                      <a:off x="0" y="0"/>
+                      <a:ext cx="4169236" cy="2499313"/>
+                    </a:xfrm>
+                    <a:prstGeom prst="rect">
+                      <a:avLst/>
+                    </a:prstGeom>
+                    <a:noFill/>
+                    <a:ln>
+                      <a:noFill/>
+                    </a:ln>
+                  </pic:spPr>
+                </pic:pic>
+              </a:graphicData>
+            </a:graphic>
+          </wp:inline>
+        </w:drawing>
+      </w:r>
+    </w:p>
+    <w:p>
+      <w:pPr>
+        <w:spacing w:line="278" w:lineRule="auto"/>
+        <w:jc w:val="both"/>
+        <w:rPr>
+          <w:sz w:val="26"/>
+          <w:szCs w:val="26"/>
+        </w:rPr>
+      </w:pPr>
+      <w:r>
+        <w:rPr>
+          <w:sz w:val="26"/>
+          <w:szCs w:val="26"/>
+        </w:rPr>
+        <w:t>MQTT hoạt động theo mô hình publish/subscribe thông qua một máy chủ trung gian gọi là broker. Thiết bị gửi dữ liệu sẽ publish lên các topic, còn thiết bị cần nhận dữ liệu chỉ cần subscribe vào topic tương ứng. Cơ chế này giúp hệ thống dễ mở rộng, giảm sự phụ thuộc giữa các thiết bị và phù hợp với các hệ thống IoT giám sát, điều khiển từ xa.</w:t>
+      </w:r>
+    </w:p>
+    <w:p>
+      <w:pPr>
+        <w:spacing w:line="278" w:lineRule="auto"/>
+        <w:rPr>
+          <w:b/>
+          <w:bCs/>
+          <w:sz w:val="26"/>
+          <w:szCs w:val="26"/>
+        </w:rPr>
+      </w:pPr>
+      <w:r>
+        <w:rPr>
+          <w:b/>
+          <w:bCs/>
+          <w:sz w:val="26"/>
+          <w:szCs w:val="26"/>
+        </w:rPr>
+        <w:t>1.5.2. Cơ chế hoạt động của MQTT</w:t>
+      </w:r>
+    </w:p>
+    <w:p>
+      <w:pPr>
+        <w:spacing w:line="278" w:lineRule="auto"/>
+        <w:jc w:val="both"/>
+        <w:rPr>
+          <w:sz w:val="26"/>
+          <w:szCs w:val="26"/>
+        </w:rPr>
+      </w:pPr>
+      <w:r>
+        <w:rPr>
+          <w:sz w:val="26"/>
+          <w:szCs w:val="26"/>
+        </w:rPr>
+        <w:t>MQTT hoạt động theo mô hình gồm client và broker. Client có nhiệm vụ gửi hoặc nhận dữ liệu, còn broker là máy chủ trung gian tiếp nhận và phân phối dữ liệu giữa các client. Dữ liệu được tổ chức theo các topic, trong đó client chỉ nhận được dữ liệu khi đã subscribe đúng topic tương ứng.</w:t>
+      </w:r>
+    </w:p>
+    <w:p>
+      <w:pPr>
+        <w:spacing w:line="278" w:lineRule="auto"/>
+        <w:jc w:val="center"/>
+        <w:rPr>
+          <w:sz w:val="26"/>
+          <w:szCs w:val="26"/>
+        </w:rPr>
+      </w:pPr>
+      <w:r>
+        <w:rPr>
+          <w:noProof/>
+        </w:rPr>
+        <w:lastRenderedPageBreak/>
+        <w:drawing>
+          <wp:inline distT="0" distB="0" distL="0" distR="0" wp14:anchorId="6EBD2CD1" wp14:editId="5041880B">
+            <wp:extent cx="3969328" cy="2294614"/>
+            <wp:effectExtent l="0" t="0" r="0" b="0"/>
+            <wp:docPr id="1425891494" name="Picture 5" descr="Nguyên tắc thật sự của giao thức MQTT"/>
+            <wp:cNvGraphicFramePr>
+              <a:graphicFrameLocks xmlns:a="http://schemas.openxmlformats.org/drawingml/2006/main" noChangeAspect="1"/>
+            </wp:cNvGraphicFramePr>
+            <a:graphic xmlns:a="http://schemas.openxmlformats.org/drawingml/2006/main">
+              <a:graphicData uri="http://schemas.openxmlformats.org/drawingml/2006/picture">
+                <pic:pic xmlns:pic="http://schemas.openxmlformats.org/drawingml/2006/picture">
+                  <pic:nvPicPr>
+                    <pic:cNvPr id="0" name="Picture 7" descr="Nguyên tắc thật sự của giao thức MQTT"/>
+                    <pic:cNvPicPr>
+                      <a:picLocks noChangeAspect="1" noChangeArrowheads="1"/>
+                    </pic:cNvPicPr>
+                  </pic:nvPicPr>
+                  <pic:blipFill>
+                    <a:blip r:embed="rId15">
+                      <a:extLst>
+                        <a:ext uri="{28A0092B-C50C-407E-A947-70E740481C1C}">
+                          <a14:useLocalDpi xmlns:a14="http://schemas.microsoft.com/office/drawing/2010/main" val="0"/>
+                        </a:ext>
+                      </a:extLst>
+                    </a:blip>
+                    <a:srcRect/>
+                    <a:stretch>
+                      <a:fillRect/>
+                    </a:stretch>
+                  </pic:blipFill>
+                  <pic:spPr bwMode="auto">
+                    <a:xfrm>
+                      <a:off x="0" y="0"/>
+                      <a:ext cx="3982747" cy="2302371"/>
+                    </a:xfrm>
+                    <a:prstGeom prst="rect">
+                      <a:avLst/>
+                    </a:prstGeom>
+                    <a:noFill/>
+                    <a:ln>
+                      <a:noFill/>
+                    </a:ln>
+                  </pic:spPr>
+                </pic:pic>
+              </a:graphicData>
+            </a:graphic>
+          </wp:inline>
+        </w:drawing>
+      </w:r>
+    </w:p>
+    <w:p>
+      <w:pPr>
+        <w:spacing w:line="278" w:lineRule="auto"/>
+        <w:jc w:val="both"/>
+        <w:rPr>
+          <w:sz w:val="26"/>
+          <w:szCs w:val="26"/>
+        </w:rPr>
+      </w:pPr>
+      <w:r>
+        <w:rPr>
+          <w:sz w:val="26"/>
+          <w:szCs w:val="26"/>
+        </w:rPr>
+        <w:t>MQTT sử dụng cơ chế publish/subscribe, cho phép client gửi dữ liệu lên broker và broker sẽ chuyển tiếp đến các client đã đăng ký nhận. Cơ chế này giúp hệ thống linh hoạt, dễ mở rộng và giảm phụ thuộc giữa các thiết bị.</w:t>
+      </w:r>
+    </w:p>
+    <w:p>
+      <w:pPr>
+        <w:spacing w:line="278" w:lineRule="auto"/>
+        <w:jc w:val="both"/>
+        <w:rPr>
+          <w:sz w:val="26"/>
+          <w:szCs w:val="26"/>
+        </w:rPr>
+      </w:pPr>
+      <w:r>
+        <w:rPr>
+          <w:sz w:val="26"/>
+          <w:szCs w:val="26"/>
+        </w:rPr>
+        <w:t>Ngoài ra, MQTT hỗ trợ các mức QoS (Quality of Service) để đảm bảo độ tin cậy khi truyền dữ liệu. QoS 0 gửi không xác nhận, QoS 1 đảm bảo gửi ít nhất một lần và QoS 2 đảm bảo gửi đúng một lần duy nhất. Nhờ đó, MQTT phù hợp với nhiều hệ thống IoT yêu cầu truyền dữ liệu ổn định và hiệu quả.</w:t>
+      </w:r>
+    </w:p>
+    <w:p>
+      <w:pPr>
+        <w:spacing w:line="278" w:lineRule="auto"/>
+        <w:rPr>
+          <w:b/>
+          <w:bCs/>
+          <w:sz w:val="26"/>
+          <w:szCs w:val="26"/>
+        </w:rPr>
+      </w:pPr>
+      <w:r>
+        <w:rPr>
+          <w:b/>
+          <w:bCs/>
+          <w:sz w:val="26"/>
+          <w:szCs w:val="26"/>
+        </w:rPr>
+        <w:t>1.5.3. Ưu điểm của MQTT trong hệ thống IoT</w:t>
+      </w:r>
+    </w:p>
+    <w:p>
+      <w:pPr>
+        <w:spacing w:line="278" w:lineRule="auto"/>
+        <w:jc w:val="both"/>
+        <w:rPr>
+          <w:sz w:val="26"/>
+          <w:szCs w:val="26"/>
+        </w:rPr>
+      </w:pPr>
+      <w:r>
+        <w:rPr>
+          <w:sz w:val="26"/>
+          <w:szCs w:val="26"/>
+        </w:rPr>
+        <w:t>MQTT được sử dụng rộng rãi trong các hệ thống IoT nhờ đặc điểm nhẹ, đơn giản và tiết kiệm băng thông. Giao thức này phù hợp với các thiết bị có tài nguyên hạn chế như vi điều khiển, cảm biến và hệ thống nhúng, đồng thời hỗ trợ truyền dữ liệu nhanh và ổn định.</w:t>
+      </w:r>
+    </w:p>
+    <w:p>
+      <w:pPr>
+        <w:spacing w:line="278" w:lineRule="auto"/>
+        <w:jc w:val="both"/>
+        <w:rPr>
+          <w:sz w:val="26"/>
+          <w:szCs w:val="26"/>
+        </w:rPr>
+      </w:pPr>
+      <w:r>
+        <w:rPr>
+          <w:sz w:val="26"/>
+          <w:szCs w:val="26"/>
+        </w:rPr>
+        <w:t>MQTT hoạt động theo cơ chế publish/subscribe, giúp tách biệt giữa thiết bị gửi và nhận dữ liệu. Nhờ đó, hệ thống dễ mở rộng, linh hoạt và thuận tiện khi bổ sung thêm thiết bị mới mà không cần thay đổi cấu trúc tổng thể.</w:t>
+      </w:r>
+    </w:p>
+    <w:p>
+      <w:pPr>
+        <w:spacing w:line="278" w:lineRule="auto"/>
+        <w:jc w:val="both"/>
+        <w:rPr>
+          <w:sz w:val="26"/>
+          <w:szCs w:val="26"/>
+        </w:rPr>
+      </w:pPr>
+      <w:r>
+        <w:rPr>
+          <w:sz w:val="26"/>
+          <w:szCs w:val="26"/>
+        </w:rPr>
+        <w:t>Bên cạnh đó, MQTT hỗ trợ truyền thông thời gian thực và nhiều mức QoS khác nhau, giúp đảm bảo độ tin cậy phù hợp với từng ứng dụng. Với các ưu điểm này, MQTT trở thành giao thức phổ biến trong các hệ thống IoT giám sát, điều khiển và đồng bộ dữ liệu.</w:t>
+      </w:r>
+    </w:p>
+    <w:p>
+      <w:pPr>
+        <w:spacing w:line="278" w:lineRule="auto"/>
+        <w:rPr>
+          <w:b/>
+          <w:bCs/>
+          <w:sz w:val="26"/>
+          <w:szCs w:val="26"/>
+        </w:rPr>
+      </w:pPr>
+      <w:r>
+        <w:rPr>
+          <w:b/>
+          <w:bCs/>
+          <w:sz w:val="26"/>
+          <w:szCs w:val="26"/>
+        </w:rPr>
+        <w:t>1.5.</w:t>
+      </w:r>
+      <w:r>
+        <w:rPr>
+          <w:b/>
+          <w:bCs/>
+          <w:sz w:val="26"/>
+          <w:szCs w:val="26"/>
+        </w:rPr>
+        <w:t>4</w:t>
+      </w:r>
+      <w:r>
+        <w:rPr>
+          <w:b/>
+          <w:bCs/>
+          <w:sz w:val="26"/>
+          <w:szCs w:val="26"/>
+        </w:rPr>
+        <w:t xml:space="preserve"> Ứng dụng MQTT và ThingsBoard trong hệ thống đề tài</w:t>
+      </w:r>
+    </w:p>
+    <w:p>
+      <w:pPr>
+        <w:spacing w:line="278" w:lineRule="auto"/>
+        <w:jc w:val="both"/>
+        <w:rPr>
+          <w:sz w:val="26"/>
+          <w:szCs w:val="26"/>
+        </w:rPr>
+      </w:pPr>
+      <w:r>
+        <w:rPr>
+          <w:sz w:val="26"/>
+          <w:szCs w:val="26"/>
+        </w:rPr>
+        <w:t>ThingsBoard là nền tảng IoT mã nguồn mở dùng để thu thập, lưu trữ, hiển thị và điều khiển dữ liệu từ các thiết bị kết nối. Nền tảng này cho phép người dùng theo dõi dữ liệu cảm biến theo thời gian thực thông qua dashboard và hỗ trợ gửi lệnh điều khiển từ xa đến thiết bị.</w:t>
+      </w:r>
+    </w:p>
+    <w:p>
+      <w:pPr>
+        <w:spacing w:line="278" w:lineRule="auto"/>
+        <w:jc w:val="both"/>
+        <w:rPr>
+          <w:sz w:val="26"/>
+          <w:szCs w:val="26"/>
+        </w:rPr>
+      </w:pPr>
+      <w:r>
+        <w:rPr>
+          <w:sz w:val="26"/>
+          <w:szCs w:val="26"/>
+        </w:rPr>
+        <w:t>Trong hệ thống đề tài, MQTT được sử dụng làm giao thức truyền thông giữa vi điều khiển và ThingsBoard. ESP32 hoặc STM32 sẽ gửi dữ liệu cảm biến như nhiệt độ, độ ẩm không khí và độ ẩm đất lên ThingsBoard dưới dạng telemetry. Các dữ liệu này được hiển thị trên dashboard dưới dạng số liệu và biểu đồ, giúp người dùng dễ dàng giám sát trạng thái hệ thống.</w:t>
+      </w:r>
+    </w:p>
+    <w:p>
+      <w:pPr>
+        <w:spacing w:line="278" w:lineRule="auto"/>
+        <w:jc w:val="center"/>
+        <w:rPr>
+          <w:sz w:val="26"/>
+          <w:szCs w:val="26"/>
+        </w:rPr>
+      </w:pPr>
+      <w:r>
+        <w:rPr>
+          <w:sz w:val="26"/>
+          <w:szCs w:val="26"/>
+        </w:rPr>
+        <w:lastRenderedPageBreak/>
+        <w:drawing>
+          <wp:inline distT="0" distB="0" distL="0" distR="0" wp14:anchorId="25B039B1" wp14:editId="45F8CAC3">
+            <wp:extent cx="5133625" cy="2410691"/>
+            <wp:effectExtent l="0" t="0" r="0" b="8890"/>
+            <wp:docPr id="514191535" name="Picture 1"/>
+            <wp:cNvGraphicFramePr>
+              <a:graphicFrameLocks xmlns:a="http://schemas.openxmlformats.org/drawingml/2006/main" noChangeAspect="1"/>
+            </wp:cNvGraphicFramePr>
+            <a:graphic xmlns:a="http://schemas.openxmlformats.org/drawingml/2006/main">
+              <a:graphicData uri="http://schemas.openxmlformats.org/drawingml/2006/picture">
+                <pic:pic xmlns:pic="http://schemas.openxmlformats.org/drawingml/2006/picture">
+                  <pic:nvPicPr>
+                    <pic:cNvPr id="514191535" name=""/>
+                    <pic:cNvPicPr/>
+                  </pic:nvPicPr>
+                  <pic:blipFill>
+                    <a:blip r:embed="rId16"/>
+                    <a:stretch>
+                      <a:fillRect/>
+                    </a:stretch>
+                  </pic:blipFill>
+                  <pic:spPr>
+                    <a:xfrm>
+                      <a:off x="0" y="0"/>
+                      <a:ext cx="5153227" cy="2419896"/>
+                    </a:xfrm>
+                    <a:prstGeom prst="rect">
+                      <a:avLst/>
+                    </a:prstGeom>
+                  </pic:spPr>
+                </pic:pic>
+              </a:graphicData>
+            </a:graphic>
+          </wp:inline>
+        </w:drawing>
+      </w:r>
+    </w:p>
+    <w:p>
+      <w:pPr>
+        <w:spacing w:line="278" w:lineRule="auto"/>
+        <w:jc w:val="both"/>
+        <w:rPr>
+          <w:sz w:val="26"/>
+          <w:szCs w:val="26"/>
+        </w:rPr>
+      </w:pPr>
+      <w:r>
+        <w:rPr>
+          <w:sz w:val="26"/>
+          <w:szCs w:val="26"/>
+        </w:rPr>
+        <w:t>Ngoài chức năng giám sát, ThingsBoard còn hỗ trợ điều khiển thiết bị thông qua cơ chế RPC. Người dùng có thể bật/tắt bơm, thay đổi chế độ hoạt động hoặc kích hoạt tưới tự động trực tiếp từ dashboard. Các lệnh điều khiển được gửi đến thiết bị qua MQTT, giúp hệ thống hoạt động linh hoạt và hỗ trợ điều khiển hai chiều.</w:t>
+      </w:r>
+    </w:p>
+    <w:p>
+      <w:pPr>
+        <w:spacing w:line="278" w:lineRule="auto"/>
+        <w:rPr>
+          <w:sz w:val="26"/>
+          <w:szCs w:val="26"/>
+        </w:rPr>
+      </w:pPr>
+      <w:r>
+        <w:rPr>
+          <w:sz w:val="26"/>
+          <w:szCs w:val="26"/>
+        </w:rPr>
+        <w:br w:type="page"/>
+      </w:r>
+    </w:p>
+    <w:p>
+      <w:pPr>
+        <w:spacing w:line="278" w:lineRule="auto"/>
+        <w:rPr>
+          <w:sz w:val="26"/>
+          <w:szCs w:val="26"/>
+        </w:rPr>
+      </w:pPr>
+    </w:p>
+    <w:p>
+      <w:pPr>
+        <w:rPr>
+          <w:sz w:val="26"/>
+          <w:szCs w:val="26"/>
+        </w:rPr>
+      </w:pPr>
     </w:p>
     <w:p>
       <w:pPr>
@@ -1207,13 +2880,2662 @@
     </w:p>
     <w:p/>
     <w:sectPr>
-      <w:pgSz w:w="12240" w:h="15840"/>
-      <w:pgMar w:top="1440" w:right="1440" w:bottom="1440" w:left="1440" w:header="720" w:footer="720" w:gutter="0"/>
+      <w:footerReference w:type="default" r:id="rId17"/>
+      <w:pgSz w:w="11907" w:h="16840" w:code="9"/>
+      <w:pgMar w:top="1304" w:right="1134" w:bottom="1191" w:left="1418" w:header="720" w:footer="720" w:gutter="0"/>
+      <w:pgNumType w:start="1"/>
       <w:cols w:space="720"/>
       <w:docGrid w:linePitch="360"/>
     </w:sectPr>
   </w:body>
 </w:document>
+</file>
+
+<file path=word/endnotes.xml><?xml version="1.0" encoding="utf-8"?>
+<w:endnotes xmlns:wpc="http://schemas.microsoft.com/office/word/2010/wordprocessingCanvas" xmlns:cx="http://schemas.microsoft.com/office/drawing/2014/chartex" xmlns:cx1="http://schemas.microsoft.com/office/drawing/2015/9/8/chartex" xmlns:cx2="http://schemas.microsoft.com/office/drawing/2015/10/21/chartex" xmlns:cx3="http://schemas.microsoft.com/office/drawing/2016/5/9/chartex" xmlns:cx4="http://schemas.microsoft.com/office/drawing/2016/5/10/chartex" xmlns:cx5="http://schemas.microsoft.com/office/drawing/2016/5/11/chartex" xmlns:cx6="http://schemas.microsoft.com/office/drawing/2016/5/12/chartex" xmlns:cx7="http://schemas.microsoft.com/office/drawing/2016/5/13/chartex" xmlns:cx8="http://schemas.microsoft.com/office/drawing/2016/5/14/chartex" xmlns:mc="http://schemas.openxmlformats.org/markup-compatibility/2006" xmlns:aink="http://schemas.microsoft.com/office/drawing/2016/ink" xmlns:am3d="http://schemas.microsoft.com/office/drawing/2017/model3d" xmlns:o="urn:schemas-microsoft-com:office:office" xmlns:oel="http://schemas.microsoft.com/office/2019/extlst" xmlns:r="http://schemas.openxmlformats.org/officeDocument/2006/relationships" xmlns:m="http://schemas.openxmlformats.org/officeDocument/2006/math" xmlns:v="urn:schemas-microsoft-com:vml" xmlns:wp14="http://schemas.microsoft.com/office/word/2010/wordprocessingDrawing" xmlns:wp="http://schemas.openxmlformats.org/drawingml/2006/wordprocessingDrawing" xmlns:w10="urn:schemas-microsoft-com:office:word" xmlns:w="http://schemas.openxmlformats.org/wordprocessingml/2006/main" xmlns:w14="http://schemas.microsoft.com/office/word/2010/wordml" xmlns:w15="http://schemas.microsoft.com/office/word/2012/wordml" xmlns:w16cex="http://schemas.microsoft.com/office/word/2018/wordml/cex" xmlns:w16cid="http://schemas.microsoft.com/office/word/2016/wordml/cid" xmlns:w16="http://schemas.microsoft.com/office/word/2018/wordml" xmlns:w16du="http://schemas.microsoft.com/office/word/2023/wordml/word16du" xmlns:w16sdtdh="http://schemas.microsoft.com/office/word/2020/wordml/sdtdatahash" xmlns:w16sdtfl="http://schemas.microsoft.com/office/word/2024/wordml/sdtformatlock" xmlns:w16se="http://schemas.microsoft.com/office/word/2015/wordml/symex" xmlns:wpg="http://schemas.microsoft.com/office/word/2010/wordprocessingGroup" xmlns:wpi="http://schemas.microsoft.com/office/word/2010/wordprocessingInk" xmlns:wne="http://schemas.microsoft.com/office/word/2006/wordml" xmlns:wps="http://schemas.microsoft.com/office/word/2010/wordprocessingShape" mc:Ignorable="w14 w15 w16se w16cid w16 w16cex w16sdtdh w16sdtfl w16du wp14">
+  <w:endnote w:type="separator" w:id="-1">
+    <w:p>
+      <w:pPr>
+        <w:spacing w:after="0" w:line="240" w:lineRule="auto"/>
+      </w:pPr>
+      <w:r>
+        <w:separator/>
+      </w:r>
+    </w:p>
+  </w:endnote>
+  <w:endnote w:type="continuationSeparator" w:id="0">
+    <w:p>
+      <w:pPr>
+        <w:spacing w:after="0" w:line="240" w:lineRule="auto"/>
+      </w:pPr>
+      <w:r>
+        <w:continuationSeparator/>
+      </w:r>
+    </w:p>
+  </w:endnote>
+</w:endnotes>
+</file>
+
+<file path=word/footer1.xml><?xml version="1.0" encoding="utf-8"?>
+<w:ftr xmlns:wpc="http://schemas.microsoft.com/office/word/2010/wordprocessingCanvas" xmlns:cx="http://schemas.microsoft.com/office/drawing/2014/chartex" xmlns:cx1="http://schemas.microsoft.com/office/drawing/2015/9/8/chartex" xmlns:cx2="http://schemas.microsoft.com/office/drawing/2015/10/21/chartex" xmlns:cx3="http://schemas.microsoft.com/office/drawing/2016/5/9/chartex" xmlns:cx4="http://schemas.microsoft.com/office/drawing/2016/5/10/chartex" xmlns:cx5="http://schemas.microsoft.com/office/drawing/2016/5/11/chartex" xmlns:cx6="http://schemas.microsoft.com/office/drawing/2016/5/12/chartex" xmlns:cx7="http://schemas.microsoft.com/office/drawing/2016/5/13/chartex" xmlns:cx8="http://schemas.microsoft.com/office/drawing/2016/5/14/chartex" xmlns:mc="http://schemas.openxmlformats.org/markup-compatibility/2006" xmlns:aink="http://schemas.microsoft.com/office/drawing/2016/ink" xmlns:am3d="http://schemas.microsoft.com/office/drawing/2017/model3d" xmlns:o="urn:schemas-microsoft-com:office:office" xmlns:oel="http://schemas.microsoft.com/office/2019/extlst" xmlns:r="http://schemas.openxmlformats.org/officeDocument/2006/relationships" xmlns:m="http://schemas.openxmlformats.org/officeDocument/2006/math" xmlns:v="urn:schemas-microsoft-com:vml" xmlns:wp14="http://schemas.microsoft.com/office/word/2010/wordprocessingDrawing" xmlns:wp="http://schemas.openxmlformats.org/drawingml/2006/wordprocessingDrawing" xmlns:w10="urn:schemas-microsoft-com:office:word" xmlns:w="http://schemas.openxmlformats.org/wordprocessingml/2006/main" xmlns:w14="http://schemas.microsoft.com/office/word/2010/wordml" xmlns:w15="http://schemas.microsoft.com/office/word/2012/wordml" xmlns:w16cex="http://schemas.microsoft.com/office/word/2018/wordml/cex" xmlns:w16cid="http://schemas.microsoft.com/office/word/2016/wordml/cid" xmlns:w16="http://schemas.microsoft.com/office/word/2018/wordml" xmlns:w16du="http://schemas.microsoft.com/office/word/2023/wordml/word16du" xmlns:w16sdtdh="http://schemas.microsoft.com/office/word/2020/wordml/sdtdatahash" xmlns:w16sdtfl="http://schemas.microsoft.com/office/word/2024/wordml/sdtformatlock" xmlns:w16se="http://schemas.microsoft.com/office/word/2015/wordml/symex" xmlns:wpg="http://schemas.microsoft.com/office/word/2010/wordprocessingGroup" xmlns:wpi="http://schemas.microsoft.com/office/word/2010/wordprocessingInk" xmlns:wne="http://schemas.microsoft.com/office/word/2006/wordml" xmlns:wps="http://schemas.microsoft.com/office/word/2010/wordprocessingShape" mc:Ignorable="w14 w15 w16se w16cid w16 w16cex w16sdtdh w16sdtfl w16du wp14">
+  <w:sdt>
+    <w:sdtPr>
+      <w:id w:val="-825350928"/>
+      <w:docPartObj>
+        <w:docPartGallery w:val="Page Numbers (Bottom of Page)"/>
+        <w:docPartUnique/>
+      </w:docPartObj>
+    </w:sdtPr>
+    <w:sdtEndPr>
+      <w:rPr>
+        <w:noProof/>
+      </w:rPr>
+    </w:sdtEndPr>
+    <w:sdtContent>
+      <w:p>
+        <w:pPr>
+          <w:pStyle w:val="Footer"/>
+          <w:jc w:val="right"/>
+        </w:pPr>
+        <w:r>
+          <w:fldChar w:fldCharType="begin"/>
+        </w:r>
+        <w:r>
+          <w:instrText xml:space="preserve"> PAGE   \* MERGEFORMAT </w:instrText>
+        </w:r>
+        <w:r>
+          <w:fldChar w:fldCharType="separate"/>
+        </w:r>
+        <w:r>
+          <w:rPr>
+            <w:noProof/>
+          </w:rPr>
+          <w:t>2</w:t>
+        </w:r>
+        <w:r>
+          <w:rPr>
+            <w:noProof/>
+          </w:rPr>
+          <w:fldChar w:fldCharType="end"/>
+        </w:r>
+      </w:p>
+    </w:sdtContent>
+  </w:sdt>
+  <w:p>
+    <w:pPr>
+      <w:pStyle w:val="Footer"/>
+    </w:pPr>
+  </w:p>
+</w:ftr>
+</file>
+
+<file path=word/footnotes.xml><?xml version="1.0" encoding="utf-8"?>
+<w:footnotes xmlns:wpc="http://schemas.microsoft.com/office/word/2010/wordprocessingCanvas" xmlns:cx="http://schemas.microsoft.com/office/drawing/2014/chartex" xmlns:cx1="http://schemas.microsoft.com/office/drawing/2015/9/8/chartex" xmlns:cx2="http://schemas.microsoft.com/office/drawing/2015/10/21/chartex" xmlns:cx3="http://schemas.microsoft.com/office/drawing/2016/5/9/chartex" xmlns:cx4="http://schemas.microsoft.com/office/drawing/2016/5/10/chartex" xmlns:cx5="http://schemas.microsoft.com/office/drawing/2016/5/11/chartex" xmlns:cx6="http://schemas.microsoft.com/office/drawing/2016/5/12/chartex" xmlns:cx7="http://schemas.microsoft.com/office/drawing/2016/5/13/chartex" xmlns:cx8="http://schemas.microsoft.com/office/drawing/2016/5/14/chartex" xmlns:mc="http://schemas.openxmlformats.org/markup-compatibility/2006" xmlns:aink="http://schemas.microsoft.com/office/drawing/2016/ink" xmlns:am3d="http://schemas.microsoft.com/office/drawing/2017/model3d" xmlns:o="urn:schemas-microsoft-com:office:office" xmlns:oel="http://schemas.microsoft.com/office/2019/extlst" xmlns:r="http://schemas.openxmlformats.org/officeDocument/2006/relationships" xmlns:m="http://schemas.openxmlformats.org/officeDocument/2006/math" xmlns:v="urn:schemas-microsoft-com:vml" xmlns:wp14="http://schemas.microsoft.com/office/word/2010/wordprocessingDrawing" xmlns:wp="http://schemas.openxmlformats.org/drawingml/2006/wordprocessingDrawing" xmlns:w10="urn:schemas-microsoft-com:office:word" xmlns:w="http://schemas.openxmlformats.org/wordprocessingml/2006/main" xmlns:w14="http://schemas.microsoft.com/office/word/2010/wordml" xmlns:w15="http://schemas.microsoft.com/office/word/2012/wordml" xmlns:w16cex="http://schemas.microsoft.com/office/word/2018/wordml/cex" xmlns:w16cid="http://schemas.microsoft.com/office/word/2016/wordml/cid" xmlns:w16="http://schemas.microsoft.com/office/word/2018/wordml" xmlns:w16du="http://schemas.microsoft.com/office/word/2023/wordml/word16du" xmlns:w16sdtdh="http://schemas.microsoft.com/office/word/2020/wordml/sdtdatahash" xmlns:w16sdtfl="http://schemas.microsoft.com/office/word/2024/wordml/sdtformatlock" xmlns:w16se="http://schemas.microsoft.com/office/word/2015/wordml/symex" xmlns:wpg="http://schemas.microsoft.com/office/word/2010/wordprocessingGroup" xmlns:wpi="http://schemas.microsoft.com/office/word/2010/wordprocessingInk" xmlns:wne="http://schemas.microsoft.com/office/word/2006/wordml" xmlns:wps="http://schemas.microsoft.com/office/word/2010/wordprocessingShape" mc:Ignorable="w14 w15 w16se w16cid w16 w16cex w16sdtdh w16sdtfl w16du wp14">
+  <w:footnote w:type="separator" w:id="-1">
+    <w:p>
+      <w:pPr>
+        <w:spacing w:after="0" w:line="240" w:lineRule="auto"/>
+      </w:pPr>
+      <w:r>
+        <w:separator/>
+      </w:r>
+    </w:p>
+  </w:footnote>
+  <w:footnote w:type="continuationSeparator" w:id="0">
+    <w:p>
+      <w:pPr>
+        <w:spacing w:after="0" w:line="240" w:lineRule="auto"/>
+      </w:pPr>
+      <w:r>
+        <w:continuationSeparator/>
+      </w:r>
+    </w:p>
+  </w:footnote>
+</w:footnotes>
+</file>
+
+<file path=word/numbering.xml><?xml version="1.0" encoding="utf-8"?>
+<w:numbering xmlns:wpc="http://schemas.microsoft.com/office/word/2010/wordprocessingCanvas" xmlns:cx="http://schemas.microsoft.com/office/drawing/2014/chartex" xmlns:cx1="http://schemas.microsoft.com/office/drawing/2015/9/8/chartex" xmlns:cx2="http://schemas.microsoft.com/office/drawing/2015/10/21/chartex" xmlns:cx3="http://schemas.microsoft.com/office/drawing/2016/5/9/chartex" xmlns:cx4="http://schemas.microsoft.com/office/drawing/2016/5/10/chartex" xmlns:cx5="http://schemas.microsoft.com/office/drawing/2016/5/11/chartex" xmlns:cx6="http://schemas.microsoft.com/office/drawing/2016/5/12/chartex" xmlns:cx7="http://schemas.microsoft.com/office/drawing/2016/5/13/chartex" xmlns:cx8="http://schemas.microsoft.com/office/drawing/2016/5/14/chartex" xmlns:mc="http://schemas.openxmlformats.org/markup-compatibility/2006" xmlns:aink="http://schemas.microsoft.com/office/drawing/2016/ink" xmlns:am3d="http://schemas.microsoft.com/office/drawing/2017/model3d" xmlns:o="urn:schemas-microsoft-com:office:office" xmlns:oel="http://schemas.microsoft.com/office/2019/extlst" xmlns:r="http://schemas.openxmlformats.org/officeDocument/2006/relationships" xmlns:m="http://schemas.openxmlformats.org/officeDocument/2006/math" xmlns:v="urn:schemas-microsoft-com:vml" xmlns:wp14="http://schemas.microsoft.com/office/word/2010/wordprocessingDrawing" xmlns:wp="http://schemas.openxmlformats.org/drawingml/2006/wordprocessingDrawing" xmlns:w10="urn:schemas-microsoft-com:office:word" xmlns:w="http://schemas.openxmlformats.org/wordprocessingml/2006/main" xmlns:w14="http://schemas.microsoft.com/office/word/2010/wordml" xmlns:w15="http://schemas.microsoft.com/office/word/2012/wordml" xmlns:w16cex="http://schemas.microsoft.com/office/word/2018/wordml/cex" xmlns:w16cid="http://schemas.microsoft.com/office/word/2016/wordml/cid" xmlns:w16="http://schemas.microsoft.com/office/word/2018/wordml" xmlns:w16du="http://schemas.microsoft.com/office/word/2023/wordml/word16du" xmlns:w16sdtdh="http://schemas.microsoft.com/office/word/2020/wordml/sdtdatahash" xmlns:w16sdtfl="http://schemas.microsoft.com/office/word/2024/wordml/sdtformatlock" xmlns:w16se="http://schemas.microsoft.com/office/word/2015/wordml/symex" xmlns:wpg="http://schemas.microsoft.com/office/word/2010/wordprocessingGroup" xmlns:wpi="http://schemas.microsoft.com/office/word/2010/wordprocessingInk" xmlns:wne="http://schemas.microsoft.com/office/word/2006/wordml" xmlns:wps="http://schemas.microsoft.com/office/word/2010/wordprocessingShape" mc:Ignorable="w14 w15 w16se w16cid w16 w16cex w16sdtdh w16sdtfl w16du wp14">
+  <w:abstractNum w:abstractNumId="0" w15:restartNumberingAfterBreak="0">
+    <w:nsid w:val="06B16718"/>
+    <w:multiLevelType w:val="multilevel"/>
+    <w:tmpl w:val="BCBE5D12"/>
+    <w:lvl w:ilvl="0">
+      <w:start w:val="1"/>
+      <w:numFmt w:val="bullet"/>
+      <w:lvlText w:val=""/>
+      <w:lvlJc w:val="left"/>
+      <w:pPr>
+        <w:tabs>
+          <w:tab w:val="num" w:pos="720"/>
+        </w:tabs>
+        <w:ind w:left="720" w:hanging="360"/>
+      </w:pPr>
+      <w:rPr>
+        <w:rFonts w:ascii="Symbol" w:hAnsi="Symbol" w:hint="default"/>
+        <w:sz w:val="20"/>
+      </w:rPr>
+    </w:lvl>
+    <w:lvl w:ilvl="1" w:tentative="1">
+      <w:start w:val="1"/>
+      <w:numFmt w:val="bullet"/>
+      <w:lvlText w:val="o"/>
+      <w:lvlJc w:val="left"/>
+      <w:pPr>
+        <w:tabs>
+          <w:tab w:val="num" w:pos="1440"/>
+        </w:tabs>
+        <w:ind w:left="1440" w:hanging="360"/>
+      </w:pPr>
+      <w:rPr>
+        <w:rFonts w:ascii="Courier New" w:hAnsi="Courier New" w:hint="default"/>
+        <w:sz w:val="20"/>
+      </w:rPr>
+    </w:lvl>
+    <w:lvl w:ilvl="2" w:tentative="1">
+      <w:start w:val="1"/>
+      <w:numFmt w:val="bullet"/>
+      <w:lvlText w:val=""/>
+      <w:lvlJc w:val="left"/>
+      <w:pPr>
+        <w:tabs>
+          <w:tab w:val="num" w:pos="2160"/>
+        </w:tabs>
+        <w:ind w:left="2160" w:hanging="360"/>
+      </w:pPr>
+      <w:rPr>
+        <w:rFonts w:ascii="Wingdings" w:hAnsi="Wingdings" w:hint="default"/>
+        <w:sz w:val="20"/>
+      </w:rPr>
+    </w:lvl>
+    <w:lvl w:ilvl="3" w:tentative="1">
+      <w:start w:val="1"/>
+      <w:numFmt w:val="bullet"/>
+      <w:lvlText w:val=""/>
+      <w:lvlJc w:val="left"/>
+      <w:pPr>
+        <w:tabs>
+          <w:tab w:val="num" w:pos="2880"/>
+        </w:tabs>
+        <w:ind w:left="2880" w:hanging="360"/>
+      </w:pPr>
+      <w:rPr>
+        <w:rFonts w:ascii="Wingdings" w:hAnsi="Wingdings" w:hint="default"/>
+        <w:sz w:val="20"/>
+      </w:rPr>
+    </w:lvl>
+    <w:lvl w:ilvl="4" w:tentative="1">
+      <w:start w:val="1"/>
+      <w:numFmt w:val="bullet"/>
+      <w:lvlText w:val=""/>
+      <w:lvlJc w:val="left"/>
+      <w:pPr>
+        <w:tabs>
+          <w:tab w:val="num" w:pos="3600"/>
+        </w:tabs>
+        <w:ind w:left="3600" w:hanging="360"/>
+      </w:pPr>
+      <w:rPr>
+        <w:rFonts w:ascii="Wingdings" w:hAnsi="Wingdings" w:hint="default"/>
+        <w:sz w:val="20"/>
+      </w:rPr>
+    </w:lvl>
+    <w:lvl w:ilvl="5" w:tentative="1">
+      <w:start w:val="1"/>
+      <w:numFmt w:val="bullet"/>
+      <w:lvlText w:val=""/>
+      <w:lvlJc w:val="left"/>
+      <w:pPr>
+        <w:tabs>
+          <w:tab w:val="num" w:pos="4320"/>
+        </w:tabs>
+        <w:ind w:left="4320" w:hanging="360"/>
+      </w:pPr>
+      <w:rPr>
+        <w:rFonts w:ascii="Wingdings" w:hAnsi="Wingdings" w:hint="default"/>
+        <w:sz w:val="20"/>
+      </w:rPr>
+    </w:lvl>
+    <w:lvl w:ilvl="6" w:tentative="1">
+      <w:start w:val="1"/>
+      <w:numFmt w:val="bullet"/>
+      <w:lvlText w:val=""/>
+      <w:lvlJc w:val="left"/>
+      <w:pPr>
+        <w:tabs>
+          <w:tab w:val="num" w:pos="5040"/>
+        </w:tabs>
+        <w:ind w:left="5040" w:hanging="360"/>
+      </w:pPr>
+      <w:rPr>
+        <w:rFonts w:ascii="Wingdings" w:hAnsi="Wingdings" w:hint="default"/>
+        <w:sz w:val="20"/>
+      </w:rPr>
+    </w:lvl>
+    <w:lvl w:ilvl="7" w:tentative="1">
+      <w:start w:val="1"/>
+      <w:numFmt w:val="bullet"/>
+      <w:lvlText w:val=""/>
+      <w:lvlJc w:val="left"/>
+      <w:pPr>
+        <w:tabs>
+          <w:tab w:val="num" w:pos="5760"/>
+        </w:tabs>
+        <w:ind w:left="5760" w:hanging="360"/>
+      </w:pPr>
+      <w:rPr>
+        <w:rFonts w:ascii="Wingdings" w:hAnsi="Wingdings" w:hint="default"/>
+        <w:sz w:val="20"/>
+      </w:rPr>
+    </w:lvl>
+    <w:lvl w:ilvl="8" w:tentative="1">
+      <w:start w:val="1"/>
+      <w:numFmt w:val="bullet"/>
+      <w:lvlText w:val=""/>
+      <w:lvlJc w:val="left"/>
+      <w:pPr>
+        <w:tabs>
+          <w:tab w:val="num" w:pos="6480"/>
+        </w:tabs>
+        <w:ind w:left="6480" w:hanging="360"/>
+      </w:pPr>
+      <w:rPr>
+        <w:rFonts w:ascii="Wingdings" w:hAnsi="Wingdings" w:hint="default"/>
+        <w:sz w:val="20"/>
+      </w:rPr>
+    </w:lvl>
+  </w:abstractNum>
+  <w:abstractNum w:abstractNumId="1" w15:restartNumberingAfterBreak="0">
+    <w:nsid w:val="18954A36"/>
+    <w:multiLevelType w:val="multilevel"/>
+    <w:tmpl w:val="646E4D98"/>
+    <w:lvl w:ilvl="0">
+      <w:start w:val="1"/>
+      <w:numFmt w:val="bullet"/>
+      <w:lvlText w:val=""/>
+      <w:lvlJc w:val="left"/>
+      <w:pPr>
+        <w:tabs>
+          <w:tab w:val="num" w:pos="720"/>
+        </w:tabs>
+        <w:ind w:left="720" w:hanging="360"/>
+      </w:pPr>
+      <w:rPr>
+        <w:rFonts w:ascii="Symbol" w:hAnsi="Symbol" w:hint="default"/>
+        <w:sz w:val="20"/>
+      </w:rPr>
+    </w:lvl>
+    <w:lvl w:ilvl="1" w:tentative="1">
+      <w:start w:val="1"/>
+      <w:numFmt w:val="bullet"/>
+      <w:lvlText w:val="o"/>
+      <w:lvlJc w:val="left"/>
+      <w:pPr>
+        <w:tabs>
+          <w:tab w:val="num" w:pos="1440"/>
+        </w:tabs>
+        <w:ind w:left="1440" w:hanging="360"/>
+      </w:pPr>
+      <w:rPr>
+        <w:rFonts w:ascii="Courier New" w:hAnsi="Courier New" w:hint="default"/>
+        <w:sz w:val="20"/>
+      </w:rPr>
+    </w:lvl>
+    <w:lvl w:ilvl="2" w:tentative="1">
+      <w:start w:val="1"/>
+      <w:numFmt w:val="bullet"/>
+      <w:lvlText w:val=""/>
+      <w:lvlJc w:val="left"/>
+      <w:pPr>
+        <w:tabs>
+          <w:tab w:val="num" w:pos="2160"/>
+        </w:tabs>
+        <w:ind w:left="2160" w:hanging="360"/>
+      </w:pPr>
+      <w:rPr>
+        <w:rFonts w:ascii="Wingdings" w:hAnsi="Wingdings" w:hint="default"/>
+        <w:sz w:val="20"/>
+      </w:rPr>
+    </w:lvl>
+    <w:lvl w:ilvl="3" w:tentative="1">
+      <w:start w:val="1"/>
+      <w:numFmt w:val="bullet"/>
+      <w:lvlText w:val=""/>
+      <w:lvlJc w:val="left"/>
+      <w:pPr>
+        <w:tabs>
+          <w:tab w:val="num" w:pos="2880"/>
+        </w:tabs>
+        <w:ind w:left="2880" w:hanging="360"/>
+      </w:pPr>
+      <w:rPr>
+        <w:rFonts w:ascii="Wingdings" w:hAnsi="Wingdings" w:hint="default"/>
+        <w:sz w:val="20"/>
+      </w:rPr>
+    </w:lvl>
+    <w:lvl w:ilvl="4" w:tentative="1">
+      <w:start w:val="1"/>
+      <w:numFmt w:val="bullet"/>
+      <w:lvlText w:val=""/>
+      <w:lvlJc w:val="left"/>
+      <w:pPr>
+        <w:tabs>
+          <w:tab w:val="num" w:pos="3600"/>
+        </w:tabs>
+        <w:ind w:left="3600" w:hanging="360"/>
+      </w:pPr>
+      <w:rPr>
+        <w:rFonts w:ascii="Wingdings" w:hAnsi="Wingdings" w:hint="default"/>
+        <w:sz w:val="20"/>
+      </w:rPr>
+    </w:lvl>
+    <w:lvl w:ilvl="5" w:tentative="1">
+      <w:start w:val="1"/>
+      <w:numFmt w:val="bullet"/>
+      <w:lvlText w:val=""/>
+      <w:lvlJc w:val="left"/>
+      <w:pPr>
+        <w:tabs>
+          <w:tab w:val="num" w:pos="4320"/>
+        </w:tabs>
+        <w:ind w:left="4320" w:hanging="360"/>
+      </w:pPr>
+      <w:rPr>
+        <w:rFonts w:ascii="Wingdings" w:hAnsi="Wingdings" w:hint="default"/>
+        <w:sz w:val="20"/>
+      </w:rPr>
+    </w:lvl>
+    <w:lvl w:ilvl="6" w:tentative="1">
+      <w:start w:val="1"/>
+      <w:numFmt w:val="bullet"/>
+      <w:lvlText w:val=""/>
+      <w:lvlJc w:val="left"/>
+      <w:pPr>
+        <w:tabs>
+          <w:tab w:val="num" w:pos="5040"/>
+        </w:tabs>
+        <w:ind w:left="5040" w:hanging="360"/>
+      </w:pPr>
+      <w:rPr>
+        <w:rFonts w:ascii="Wingdings" w:hAnsi="Wingdings" w:hint="default"/>
+        <w:sz w:val="20"/>
+      </w:rPr>
+    </w:lvl>
+    <w:lvl w:ilvl="7" w:tentative="1">
+      <w:start w:val="1"/>
+      <w:numFmt w:val="bullet"/>
+      <w:lvlText w:val=""/>
+      <w:lvlJc w:val="left"/>
+      <w:pPr>
+        <w:tabs>
+          <w:tab w:val="num" w:pos="5760"/>
+        </w:tabs>
+        <w:ind w:left="5760" w:hanging="360"/>
+      </w:pPr>
+      <w:rPr>
+        <w:rFonts w:ascii="Wingdings" w:hAnsi="Wingdings" w:hint="default"/>
+        <w:sz w:val="20"/>
+      </w:rPr>
+    </w:lvl>
+    <w:lvl w:ilvl="8" w:tentative="1">
+      <w:start w:val="1"/>
+      <w:numFmt w:val="bullet"/>
+      <w:lvlText w:val=""/>
+      <w:lvlJc w:val="left"/>
+      <w:pPr>
+        <w:tabs>
+          <w:tab w:val="num" w:pos="6480"/>
+        </w:tabs>
+        <w:ind w:left="6480" w:hanging="360"/>
+      </w:pPr>
+      <w:rPr>
+        <w:rFonts w:ascii="Wingdings" w:hAnsi="Wingdings" w:hint="default"/>
+        <w:sz w:val="20"/>
+      </w:rPr>
+    </w:lvl>
+  </w:abstractNum>
+  <w:abstractNum w:abstractNumId="2" w15:restartNumberingAfterBreak="0">
+    <w:nsid w:val="202444E8"/>
+    <w:multiLevelType w:val="multilevel"/>
+    <w:tmpl w:val="5ED47F5C"/>
+    <w:lvl w:ilvl="0">
+      <w:start w:val="1"/>
+      <w:numFmt w:val="bullet"/>
+      <w:lvlText w:val=""/>
+      <w:lvlJc w:val="left"/>
+      <w:pPr>
+        <w:tabs>
+          <w:tab w:val="num" w:pos="720"/>
+        </w:tabs>
+        <w:ind w:left="720" w:hanging="360"/>
+      </w:pPr>
+      <w:rPr>
+        <w:rFonts w:ascii="Symbol" w:hAnsi="Symbol" w:hint="default"/>
+        <w:sz w:val="20"/>
+      </w:rPr>
+    </w:lvl>
+    <w:lvl w:ilvl="1" w:tentative="1">
+      <w:start w:val="1"/>
+      <w:numFmt w:val="bullet"/>
+      <w:lvlText w:val="o"/>
+      <w:lvlJc w:val="left"/>
+      <w:pPr>
+        <w:tabs>
+          <w:tab w:val="num" w:pos="1440"/>
+        </w:tabs>
+        <w:ind w:left="1440" w:hanging="360"/>
+      </w:pPr>
+      <w:rPr>
+        <w:rFonts w:ascii="Courier New" w:hAnsi="Courier New" w:hint="default"/>
+        <w:sz w:val="20"/>
+      </w:rPr>
+    </w:lvl>
+    <w:lvl w:ilvl="2" w:tentative="1">
+      <w:start w:val="1"/>
+      <w:numFmt w:val="bullet"/>
+      <w:lvlText w:val=""/>
+      <w:lvlJc w:val="left"/>
+      <w:pPr>
+        <w:tabs>
+          <w:tab w:val="num" w:pos="2160"/>
+        </w:tabs>
+        <w:ind w:left="2160" w:hanging="360"/>
+      </w:pPr>
+      <w:rPr>
+        <w:rFonts w:ascii="Wingdings" w:hAnsi="Wingdings" w:hint="default"/>
+        <w:sz w:val="20"/>
+      </w:rPr>
+    </w:lvl>
+    <w:lvl w:ilvl="3" w:tentative="1">
+      <w:start w:val="1"/>
+      <w:numFmt w:val="bullet"/>
+      <w:lvlText w:val=""/>
+      <w:lvlJc w:val="left"/>
+      <w:pPr>
+        <w:tabs>
+          <w:tab w:val="num" w:pos="2880"/>
+        </w:tabs>
+        <w:ind w:left="2880" w:hanging="360"/>
+      </w:pPr>
+      <w:rPr>
+        <w:rFonts w:ascii="Wingdings" w:hAnsi="Wingdings" w:hint="default"/>
+        <w:sz w:val="20"/>
+      </w:rPr>
+    </w:lvl>
+    <w:lvl w:ilvl="4" w:tentative="1">
+      <w:start w:val="1"/>
+      <w:numFmt w:val="bullet"/>
+      <w:lvlText w:val=""/>
+      <w:lvlJc w:val="left"/>
+      <w:pPr>
+        <w:tabs>
+          <w:tab w:val="num" w:pos="3600"/>
+        </w:tabs>
+        <w:ind w:left="3600" w:hanging="360"/>
+      </w:pPr>
+      <w:rPr>
+        <w:rFonts w:ascii="Wingdings" w:hAnsi="Wingdings" w:hint="default"/>
+        <w:sz w:val="20"/>
+      </w:rPr>
+    </w:lvl>
+    <w:lvl w:ilvl="5" w:tentative="1">
+      <w:start w:val="1"/>
+      <w:numFmt w:val="bullet"/>
+      <w:lvlText w:val=""/>
+      <w:lvlJc w:val="left"/>
+      <w:pPr>
+        <w:tabs>
+          <w:tab w:val="num" w:pos="4320"/>
+        </w:tabs>
+        <w:ind w:left="4320" w:hanging="360"/>
+      </w:pPr>
+      <w:rPr>
+        <w:rFonts w:ascii="Wingdings" w:hAnsi="Wingdings" w:hint="default"/>
+        <w:sz w:val="20"/>
+      </w:rPr>
+    </w:lvl>
+    <w:lvl w:ilvl="6" w:tentative="1">
+      <w:start w:val="1"/>
+      <w:numFmt w:val="bullet"/>
+      <w:lvlText w:val=""/>
+      <w:lvlJc w:val="left"/>
+      <w:pPr>
+        <w:tabs>
+          <w:tab w:val="num" w:pos="5040"/>
+        </w:tabs>
+        <w:ind w:left="5040" w:hanging="360"/>
+      </w:pPr>
+      <w:rPr>
+        <w:rFonts w:ascii="Wingdings" w:hAnsi="Wingdings" w:hint="default"/>
+        <w:sz w:val="20"/>
+      </w:rPr>
+    </w:lvl>
+    <w:lvl w:ilvl="7" w:tentative="1">
+      <w:start w:val="1"/>
+      <w:numFmt w:val="bullet"/>
+      <w:lvlText w:val=""/>
+      <w:lvlJc w:val="left"/>
+      <w:pPr>
+        <w:tabs>
+          <w:tab w:val="num" w:pos="5760"/>
+        </w:tabs>
+        <w:ind w:left="5760" w:hanging="360"/>
+      </w:pPr>
+      <w:rPr>
+        <w:rFonts w:ascii="Wingdings" w:hAnsi="Wingdings" w:hint="default"/>
+        <w:sz w:val="20"/>
+      </w:rPr>
+    </w:lvl>
+    <w:lvl w:ilvl="8" w:tentative="1">
+      <w:start w:val="1"/>
+      <w:numFmt w:val="bullet"/>
+      <w:lvlText w:val=""/>
+      <w:lvlJc w:val="left"/>
+      <w:pPr>
+        <w:tabs>
+          <w:tab w:val="num" w:pos="6480"/>
+        </w:tabs>
+        <w:ind w:left="6480" w:hanging="360"/>
+      </w:pPr>
+      <w:rPr>
+        <w:rFonts w:ascii="Wingdings" w:hAnsi="Wingdings" w:hint="default"/>
+        <w:sz w:val="20"/>
+      </w:rPr>
+    </w:lvl>
+  </w:abstractNum>
+  <w:abstractNum w:abstractNumId="3" w15:restartNumberingAfterBreak="0">
+    <w:nsid w:val="25015366"/>
+    <w:multiLevelType w:val="multilevel"/>
+    <w:tmpl w:val="6D083A08"/>
+    <w:lvl w:ilvl="0">
+      <w:start w:val="1"/>
+      <w:numFmt w:val="bullet"/>
+      <w:lvlText w:val=""/>
+      <w:lvlJc w:val="left"/>
+      <w:pPr>
+        <w:tabs>
+          <w:tab w:val="num" w:pos="720"/>
+        </w:tabs>
+        <w:ind w:left="720" w:hanging="360"/>
+      </w:pPr>
+      <w:rPr>
+        <w:rFonts w:ascii="Symbol" w:hAnsi="Symbol" w:hint="default"/>
+        <w:sz w:val="20"/>
+      </w:rPr>
+    </w:lvl>
+    <w:lvl w:ilvl="1" w:tentative="1">
+      <w:start w:val="1"/>
+      <w:numFmt w:val="bullet"/>
+      <w:lvlText w:val="o"/>
+      <w:lvlJc w:val="left"/>
+      <w:pPr>
+        <w:tabs>
+          <w:tab w:val="num" w:pos="1440"/>
+        </w:tabs>
+        <w:ind w:left="1440" w:hanging="360"/>
+      </w:pPr>
+      <w:rPr>
+        <w:rFonts w:ascii="Courier New" w:hAnsi="Courier New" w:hint="default"/>
+        <w:sz w:val="20"/>
+      </w:rPr>
+    </w:lvl>
+    <w:lvl w:ilvl="2" w:tentative="1">
+      <w:start w:val="1"/>
+      <w:numFmt w:val="bullet"/>
+      <w:lvlText w:val=""/>
+      <w:lvlJc w:val="left"/>
+      <w:pPr>
+        <w:tabs>
+          <w:tab w:val="num" w:pos="2160"/>
+        </w:tabs>
+        <w:ind w:left="2160" w:hanging="360"/>
+      </w:pPr>
+      <w:rPr>
+        <w:rFonts w:ascii="Wingdings" w:hAnsi="Wingdings" w:hint="default"/>
+        <w:sz w:val="20"/>
+      </w:rPr>
+    </w:lvl>
+    <w:lvl w:ilvl="3" w:tentative="1">
+      <w:start w:val="1"/>
+      <w:numFmt w:val="bullet"/>
+      <w:lvlText w:val=""/>
+      <w:lvlJc w:val="left"/>
+      <w:pPr>
+        <w:tabs>
+          <w:tab w:val="num" w:pos="2880"/>
+        </w:tabs>
+        <w:ind w:left="2880" w:hanging="360"/>
+      </w:pPr>
+      <w:rPr>
+        <w:rFonts w:ascii="Wingdings" w:hAnsi="Wingdings" w:hint="default"/>
+        <w:sz w:val="20"/>
+      </w:rPr>
+    </w:lvl>
+    <w:lvl w:ilvl="4" w:tentative="1">
+      <w:start w:val="1"/>
+      <w:numFmt w:val="bullet"/>
+      <w:lvlText w:val=""/>
+      <w:lvlJc w:val="left"/>
+      <w:pPr>
+        <w:tabs>
+          <w:tab w:val="num" w:pos="3600"/>
+        </w:tabs>
+        <w:ind w:left="3600" w:hanging="360"/>
+      </w:pPr>
+      <w:rPr>
+        <w:rFonts w:ascii="Wingdings" w:hAnsi="Wingdings" w:hint="default"/>
+        <w:sz w:val="20"/>
+      </w:rPr>
+    </w:lvl>
+    <w:lvl w:ilvl="5" w:tentative="1">
+      <w:start w:val="1"/>
+      <w:numFmt w:val="bullet"/>
+      <w:lvlText w:val=""/>
+      <w:lvlJc w:val="left"/>
+      <w:pPr>
+        <w:tabs>
+          <w:tab w:val="num" w:pos="4320"/>
+        </w:tabs>
+        <w:ind w:left="4320" w:hanging="360"/>
+      </w:pPr>
+      <w:rPr>
+        <w:rFonts w:ascii="Wingdings" w:hAnsi="Wingdings" w:hint="default"/>
+        <w:sz w:val="20"/>
+      </w:rPr>
+    </w:lvl>
+    <w:lvl w:ilvl="6" w:tentative="1">
+      <w:start w:val="1"/>
+      <w:numFmt w:val="bullet"/>
+      <w:lvlText w:val=""/>
+      <w:lvlJc w:val="left"/>
+      <w:pPr>
+        <w:tabs>
+          <w:tab w:val="num" w:pos="5040"/>
+        </w:tabs>
+        <w:ind w:left="5040" w:hanging="360"/>
+      </w:pPr>
+      <w:rPr>
+        <w:rFonts w:ascii="Wingdings" w:hAnsi="Wingdings" w:hint="default"/>
+        <w:sz w:val="20"/>
+      </w:rPr>
+    </w:lvl>
+    <w:lvl w:ilvl="7" w:tentative="1">
+      <w:start w:val="1"/>
+      <w:numFmt w:val="bullet"/>
+      <w:lvlText w:val=""/>
+      <w:lvlJc w:val="left"/>
+      <w:pPr>
+        <w:tabs>
+          <w:tab w:val="num" w:pos="5760"/>
+        </w:tabs>
+        <w:ind w:left="5760" w:hanging="360"/>
+      </w:pPr>
+      <w:rPr>
+        <w:rFonts w:ascii="Wingdings" w:hAnsi="Wingdings" w:hint="default"/>
+        <w:sz w:val="20"/>
+      </w:rPr>
+    </w:lvl>
+    <w:lvl w:ilvl="8" w:tentative="1">
+      <w:start w:val="1"/>
+      <w:numFmt w:val="bullet"/>
+      <w:lvlText w:val=""/>
+      <w:lvlJc w:val="left"/>
+      <w:pPr>
+        <w:tabs>
+          <w:tab w:val="num" w:pos="6480"/>
+        </w:tabs>
+        <w:ind w:left="6480" w:hanging="360"/>
+      </w:pPr>
+      <w:rPr>
+        <w:rFonts w:ascii="Wingdings" w:hAnsi="Wingdings" w:hint="default"/>
+        <w:sz w:val="20"/>
+      </w:rPr>
+    </w:lvl>
+  </w:abstractNum>
+  <w:abstractNum w:abstractNumId="4" w15:restartNumberingAfterBreak="0">
+    <w:nsid w:val="2BEC2C10"/>
+    <w:multiLevelType w:val="multilevel"/>
+    <w:tmpl w:val="572C8EFC"/>
+    <w:lvl w:ilvl="0">
+      <w:start w:val="1"/>
+      <w:numFmt w:val="bullet"/>
+      <w:lvlText w:val=""/>
+      <w:lvlJc w:val="left"/>
+      <w:pPr>
+        <w:tabs>
+          <w:tab w:val="num" w:pos="720"/>
+        </w:tabs>
+        <w:ind w:left="720" w:hanging="360"/>
+      </w:pPr>
+      <w:rPr>
+        <w:rFonts w:ascii="Symbol" w:hAnsi="Symbol" w:hint="default"/>
+        <w:sz w:val="20"/>
+      </w:rPr>
+    </w:lvl>
+    <w:lvl w:ilvl="1" w:tentative="1">
+      <w:start w:val="1"/>
+      <w:numFmt w:val="bullet"/>
+      <w:lvlText w:val="o"/>
+      <w:lvlJc w:val="left"/>
+      <w:pPr>
+        <w:tabs>
+          <w:tab w:val="num" w:pos="1440"/>
+        </w:tabs>
+        <w:ind w:left="1440" w:hanging="360"/>
+      </w:pPr>
+      <w:rPr>
+        <w:rFonts w:ascii="Courier New" w:hAnsi="Courier New" w:hint="default"/>
+        <w:sz w:val="20"/>
+      </w:rPr>
+    </w:lvl>
+    <w:lvl w:ilvl="2" w:tentative="1">
+      <w:start w:val="1"/>
+      <w:numFmt w:val="bullet"/>
+      <w:lvlText w:val=""/>
+      <w:lvlJc w:val="left"/>
+      <w:pPr>
+        <w:tabs>
+          <w:tab w:val="num" w:pos="2160"/>
+        </w:tabs>
+        <w:ind w:left="2160" w:hanging="360"/>
+      </w:pPr>
+      <w:rPr>
+        <w:rFonts w:ascii="Wingdings" w:hAnsi="Wingdings" w:hint="default"/>
+        <w:sz w:val="20"/>
+      </w:rPr>
+    </w:lvl>
+    <w:lvl w:ilvl="3" w:tentative="1">
+      <w:start w:val="1"/>
+      <w:numFmt w:val="bullet"/>
+      <w:lvlText w:val=""/>
+      <w:lvlJc w:val="left"/>
+      <w:pPr>
+        <w:tabs>
+          <w:tab w:val="num" w:pos="2880"/>
+        </w:tabs>
+        <w:ind w:left="2880" w:hanging="360"/>
+      </w:pPr>
+      <w:rPr>
+        <w:rFonts w:ascii="Wingdings" w:hAnsi="Wingdings" w:hint="default"/>
+        <w:sz w:val="20"/>
+      </w:rPr>
+    </w:lvl>
+    <w:lvl w:ilvl="4" w:tentative="1">
+      <w:start w:val="1"/>
+      <w:numFmt w:val="bullet"/>
+      <w:lvlText w:val=""/>
+      <w:lvlJc w:val="left"/>
+      <w:pPr>
+        <w:tabs>
+          <w:tab w:val="num" w:pos="3600"/>
+        </w:tabs>
+        <w:ind w:left="3600" w:hanging="360"/>
+      </w:pPr>
+      <w:rPr>
+        <w:rFonts w:ascii="Wingdings" w:hAnsi="Wingdings" w:hint="default"/>
+        <w:sz w:val="20"/>
+      </w:rPr>
+    </w:lvl>
+    <w:lvl w:ilvl="5" w:tentative="1">
+      <w:start w:val="1"/>
+      <w:numFmt w:val="bullet"/>
+      <w:lvlText w:val=""/>
+      <w:lvlJc w:val="left"/>
+      <w:pPr>
+        <w:tabs>
+          <w:tab w:val="num" w:pos="4320"/>
+        </w:tabs>
+        <w:ind w:left="4320" w:hanging="360"/>
+      </w:pPr>
+      <w:rPr>
+        <w:rFonts w:ascii="Wingdings" w:hAnsi="Wingdings" w:hint="default"/>
+        <w:sz w:val="20"/>
+      </w:rPr>
+    </w:lvl>
+    <w:lvl w:ilvl="6" w:tentative="1">
+      <w:start w:val="1"/>
+      <w:numFmt w:val="bullet"/>
+      <w:lvlText w:val=""/>
+      <w:lvlJc w:val="left"/>
+      <w:pPr>
+        <w:tabs>
+          <w:tab w:val="num" w:pos="5040"/>
+        </w:tabs>
+        <w:ind w:left="5040" w:hanging="360"/>
+      </w:pPr>
+      <w:rPr>
+        <w:rFonts w:ascii="Wingdings" w:hAnsi="Wingdings" w:hint="default"/>
+        <w:sz w:val="20"/>
+      </w:rPr>
+    </w:lvl>
+    <w:lvl w:ilvl="7" w:tentative="1">
+      <w:start w:val="1"/>
+      <w:numFmt w:val="bullet"/>
+      <w:lvlText w:val=""/>
+      <w:lvlJc w:val="left"/>
+      <w:pPr>
+        <w:tabs>
+          <w:tab w:val="num" w:pos="5760"/>
+        </w:tabs>
+        <w:ind w:left="5760" w:hanging="360"/>
+      </w:pPr>
+      <w:rPr>
+        <w:rFonts w:ascii="Wingdings" w:hAnsi="Wingdings" w:hint="default"/>
+        <w:sz w:val="20"/>
+      </w:rPr>
+    </w:lvl>
+    <w:lvl w:ilvl="8" w:tentative="1">
+      <w:start w:val="1"/>
+      <w:numFmt w:val="bullet"/>
+      <w:lvlText w:val=""/>
+      <w:lvlJc w:val="left"/>
+      <w:pPr>
+        <w:tabs>
+          <w:tab w:val="num" w:pos="6480"/>
+        </w:tabs>
+        <w:ind w:left="6480" w:hanging="360"/>
+      </w:pPr>
+      <w:rPr>
+        <w:rFonts w:ascii="Wingdings" w:hAnsi="Wingdings" w:hint="default"/>
+        <w:sz w:val="20"/>
+      </w:rPr>
+    </w:lvl>
+  </w:abstractNum>
+  <w:abstractNum w:abstractNumId="5" w15:restartNumberingAfterBreak="0">
+    <w:nsid w:val="38240C42"/>
+    <w:multiLevelType w:val="multilevel"/>
+    <w:tmpl w:val="EFC86DAC"/>
+    <w:lvl w:ilvl="0">
+      <w:start w:val="1"/>
+      <w:numFmt w:val="bullet"/>
+      <w:lvlText w:val=""/>
+      <w:lvlJc w:val="left"/>
+      <w:pPr>
+        <w:tabs>
+          <w:tab w:val="num" w:pos="720"/>
+        </w:tabs>
+        <w:ind w:left="720" w:hanging="360"/>
+      </w:pPr>
+      <w:rPr>
+        <w:rFonts w:ascii="Symbol" w:hAnsi="Symbol" w:hint="default"/>
+        <w:sz w:val="20"/>
+      </w:rPr>
+    </w:lvl>
+    <w:lvl w:ilvl="1" w:tentative="1">
+      <w:start w:val="1"/>
+      <w:numFmt w:val="bullet"/>
+      <w:lvlText w:val="o"/>
+      <w:lvlJc w:val="left"/>
+      <w:pPr>
+        <w:tabs>
+          <w:tab w:val="num" w:pos="1440"/>
+        </w:tabs>
+        <w:ind w:left="1440" w:hanging="360"/>
+      </w:pPr>
+      <w:rPr>
+        <w:rFonts w:ascii="Courier New" w:hAnsi="Courier New" w:hint="default"/>
+        <w:sz w:val="20"/>
+      </w:rPr>
+    </w:lvl>
+    <w:lvl w:ilvl="2" w:tentative="1">
+      <w:start w:val="1"/>
+      <w:numFmt w:val="bullet"/>
+      <w:lvlText w:val=""/>
+      <w:lvlJc w:val="left"/>
+      <w:pPr>
+        <w:tabs>
+          <w:tab w:val="num" w:pos="2160"/>
+        </w:tabs>
+        <w:ind w:left="2160" w:hanging="360"/>
+      </w:pPr>
+      <w:rPr>
+        <w:rFonts w:ascii="Wingdings" w:hAnsi="Wingdings" w:hint="default"/>
+        <w:sz w:val="20"/>
+      </w:rPr>
+    </w:lvl>
+    <w:lvl w:ilvl="3" w:tentative="1">
+      <w:start w:val="1"/>
+      <w:numFmt w:val="bullet"/>
+      <w:lvlText w:val=""/>
+      <w:lvlJc w:val="left"/>
+      <w:pPr>
+        <w:tabs>
+          <w:tab w:val="num" w:pos="2880"/>
+        </w:tabs>
+        <w:ind w:left="2880" w:hanging="360"/>
+      </w:pPr>
+      <w:rPr>
+        <w:rFonts w:ascii="Wingdings" w:hAnsi="Wingdings" w:hint="default"/>
+        <w:sz w:val="20"/>
+      </w:rPr>
+    </w:lvl>
+    <w:lvl w:ilvl="4" w:tentative="1">
+      <w:start w:val="1"/>
+      <w:numFmt w:val="bullet"/>
+      <w:lvlText w:val=""/>
+      <w:lvlJc w:val="left"/>
+      <w:pPr>
+        <w:tabs>
+          <w:tab w:val="num" w:pos="3600"/>
+        </w:tabs>
+        <w:ind w:left="3600" w:hanging="360"/>
+      </w:pPr>
+      <w:rPr>
+        <w:rFonts w:ascii="Wingdings" w:hAnsi="Wingdings" w:hint="default"/>
+        <w:sz w:val="20"/>
+      </w:rPr>
+    </w:lvl>
+    <w:lvl w:ilvl="5" w:tentative="1">
+      <w:start w:val="1"/>
+      <w:numFmt w:val="bullet"/>
+      <w:lvlText w:val=""/>
+      <w:lvlJc w:val="left"/>
+      <w:pPr>
+        <w:tabs>
+          <w:tab w:val="num" w:pos="4320"/>
+        </w:tabs>
+        <w:ind w:left="4320" w:hanging="360"/>
+      </w:pPr>
+      <w:rPr>
+        <w:rFonts w:ascii="Wingdings" w:hAnsi="Wingdings" w:hint="default"/>
+        <w:sz w:val="20"/>
+      </w:rPr>
+    </w:lvl>
+    <w:lvl w:ilvl="6" w:tentative="1">
+      <w:start w:val="1"/>
+      <w:numFmt w:val="bullet"/>
+      <w:lvlText w:val=""/>
+      <w:lvlJc w:val="left"/>
+      <w:pPr>
+        <w:tabs>
+          <w:tab w:val="num" w:pos="5040"/>
+        </w:tabs>
+        <w:ind w:left="5040" w:hanging="360"/>
+      </w:pPr>
+      <w:rPr>
+        <w:rFonts w:ascii="Wingdings" w:hAnsi="Wingdings" w:hint="default"/>
+        <w:sz w:val="20"/>
+      </w:rPr>
+    </w:lvl>
+    <w:lvl w:ilvl="7" w:tentative="1">
+      <w:start w:val="1"/>
+      <w:numFmt w:val="bullet"/>
+      <w:lvlText w:val=""/>
+      <w:lvlJc w:val="left"/>
+      <w:pPr>
+        <w:tabs>
+          <w:tab w:val="num" w:pos="5760"/>
+        </w:tabs>
+        <w:ind w:left="5760" w:hanging="360"/>
+      </w:pPr>
+      <w:rPr>
+        <w:rFonts w:ascii="Wingdings" w:hAnsi="Wingdings" w:hint="default"/>
+        <w:sz w:val="20"/>
+      </w:rPr>
+    </w:lvl>
+    <w:lvl w:ilvl="8" w:tentative="1">
+      <w:start w:val="1"/>
+      <w:numFmt w:val="bullet"/>
+      <w:lvlText w:val=""/>
+      <w:lvlJc w:val="left"/>
+      <w:pPr>
+        <w:tabs>
+          <w:tab w:val="num" w:pos="6480"/>
+        </w:tabs>
+        <w:ind w:left="6480" w:hanging="360"/>
+      </w:pPr>
+      <w:rPr>
+        <w:rFonts w:ascii="Wingdings" w:hAnsi="Wingdings" w:hint="default"/>
+        <w:sz w:val="20"/>
+      </w:rPr>
+    </w:lvl>
+  </w:abstractNum>
+  <w:abstractNum w:abstractNumId="6" w15:restartNumberingAfterBreak="0">
+    <w:nsid w:val="3E6B62CB"/>
+    <w:multiLevelType w:val="multilevel"/>
+    <w:tmpl w:val="543AC982"/>
+    <w:lvl w:ilvl="0">
+      <w:start w:val="1"/>
+      <w:numFmt w:val="bullet"/>
+      <w:lvlText w:val=""/>
+      <w:lvlJc w:val="left"/>
+      <w:pPr>
+        <w:tabs>
+          <w:tab w:val="num" w:pos="720"/>
+        </w:tabs>
+        <w:ind w:left="720" w:hanging="360"/>
+      </w:pPr>
+      <w:rPr>
+        <w:rFonts w:ascii="Symbol" w:hAnsi="Symbol" w:hint="default"/>
+        <w:sz w:val="20"/>
+      </w:rPr>
+    </w:lvl>
+    <w:lvl w:ilvl="1" w:tentative="1">
+      <w:start w:val="1"/>
+      <w:numFmt w:val="bullet"/>
+      <w:lvlText w:val="o"/>
+      <w:lvlJc w:val="left"/>
+      <w:pPr>
+        <w:tabs>
+          <w:tab w:val="num" w:pos="1440"/>
+        </w:tabs>
+        <w:ind w:left="1440" w:hanging="360"/>
+      </w:pPr>
+      <w:rPr>
+        <w:rFonts w:ascii="Courier New" w:hAnsi="Courier New" w:hint="default"/>
+        <w:sz w:val="20"/>
+      </w:rPr>
+    </w:lvl>
+    <w:lvl w:ilvl="2" w:tentative="1">
+      <w:start w:val="1"/>
+      <w:numFmt w:val="bullet"/>
+      <w:lvlText w:val=""/>
+      <w:lvlJc w:val="left"/>
+      <w:pPr>
+        <w:tabs>
+          <w:tab w:val="num" w:pos="2160"/>
+        </w:tabs>
+        <w:ind w:left="2160" w:hanging="360"/>
+      </w:pPr>
+      <w:rPr>
+        <w:rFonts w:ascii="Wingdings" w:hAnsi="Wingdings" w:hint="default"/>
+        <w:sz w:val="20"/>
+      </w:rPr>
+    </w:lvl>
+    <w:lvl w:ilvl="3" w:tentative="1">
+      <w:start w:val="1"/>
+      <w:numFmt w:val="bullet"/>
+      <w:lvlText w:val=""/>
+      <w:lvlJc w:val="left"/>
+      <w:pPr>
+        <w:tabs>
+          <w:tab w:val="num" w:pos="2880"/>
+        </w:tabs>
+        <w:ind w:left="2880" w:hanging="360"/>
+      </w:pPr>
+      <w:rPr>
+        <w:rFonts w:ascii="Wingdings" w:hAnsi="Wingdings" w:hint="default"/>
+        <w:sz w:val="20"/>
+      </w:rPr>
+    </w:lvl>
+    <w:lvl w:ilvl="4" w:tentative="1">
+      <w:start w:val="1"/>
+      <w:numFmt w:val="bullet"/>
+      <w:lvlText w:val=""/>
+      <w:lvlJc w:val="left"/>
+      <w:pPr>
+        <w:tabs>
+          <w:tab w:val="num" w:pos="3600"/>
+        </w:tabs>
+        <w:ind w:left="3600" w:hanging="360"/>
+      </w:pPr>
+      <w:rPr>
+        <w:rFonts w:ascii="Wingdings" w:hAnsi="Wingdings" w:hint="default"/>
+        <w:sz w:val="20"/>
+      </w:rPr>
+    </w:lvl>
+    <w:lvl w:ilvl="5" w:tentative="1">
+      <w:start w:val="1"/>
+      <w:numFmt w:val="bullet"/>
+      <w:lvlText w:val=""/>
+      <w:lvlJc w:val="left"/>
+      <w:pPr>
+        <w:tabs>
+          <w:tab w:val="num" w:pos="4320"/>
+        </w:tabs>
+        <w:ind w:left="4320" w:hanging="360"/>
+      </w:pPr>
+      <w:rPr>
+        <w:rFonts w:ascii="Wingdings" w:hAnsi="Wingdings" w:hint="default"/>
+        <w:sz w:val="20"/>
+      </w:rPr>
+    </w:lvl>
+    <w:lvl w:ilvl="6" w:tentative="1">
+      <w:start w:val="1"/>
+      <w:numFmt w:val="bullet"/>
+      <w:lvlText w:val=""/>
+      <w:lvlJc w:val="left"/>
+      <w:pPr>
+        <w:tabs>
+          <w:tab w:val="num" w:pos="5040"/>
+        </w:tabs>
+        <w:ind w:left="5040" w:hanging="360"/>
+      </w:pPr>
+      <w:rPr>
+        <w:rFonts w:ascii="Wingdings" w:hAnsi="Wingdings" w:hint="default"/>
+        <w:sz w:val="20"/>
+      </w:rPr>
+    </w:lvl>
+    <w:lvl w:ilvl="7" w:tentative="1">
+      <w:start w:val="1"/>
+      <w:numFmt w:val="bullet"/>
+      <w:lvlText w:val=""/>
+      <w:lvlJc w:val="left"/>
+      <w:pPr>
+        <w:tabs>
+          <w:tab w:val="num" w:pos="5760"/>
+        </w:tabs>
+        <w:ind w:left="5760" w:hanging="360"/>
+      </w:pPr>
+      <w:rPr>
+        <w:rFonts w:ascii="Wingdings" w:hAnsi="Wingdings" w:hint="default"/>
+        <w:sz w:val="20"/>
+      </w:rPr>
+    </w:lvl>
+    <w:lvl w:ilvl="8" w:tentative="1">
+      <w:start w:val="1"/>
+      <w:numFmt w:val="bullet"/>
+      <w:lvlText w:val=""/>
+      <w:lvlJc w:val="left"/>
+      <w:pPr>
+        <w:tabs>
+          <w:tab w:val="num" w:pos="6480"/>
+        </w:tabs>
+        <w:ind w:left="6480" w:hanging="360"/>
+      </w:pPr>
+      <w:rPr>
+        <w:rFonts w:ascii="Wingdings" w:hAnsi="Wingdings" w:hint="default"/>
+        <w:sz w:val="20"/>
+      </w:rPr>
+    </w:lvl>
+  </w:abstractNum>
+  <w:abstractNum w:abstractNumId="7" w15:restartNumberingAfterBreak="0">
+    <w:nsid w:val="41663739"/>
+    <w:multiLevelType w:val="multilevel"/>
+    <w:tmpl w:val="8820A036"/>
+    <w:lvl w:ilvl="0">
+      <w:start w:val="1"/>
+      <w:numFmt w:val="bullet"/>
+      <w:lvlText w:val=""/>
+      <w:lvlJc w:val="left"/>
+      <w:pPr>
+        <w:tabs>
+          <w:tab w:val="num" w:pos="720"/>
+        </w:tabs>
+        <w:ind w:left="720" w:hanging="360"/>
+      </w:pPr>
+      <w:rPr>
+        <w:rFonts w:ascii="Symbol" w:hAnsi="Symbol" w:hint="default"/>
+        <w:sz w:val="20"/>
+      </w:rPr>
+    </w:lvl>
+    <w:lvl w:ilvl="1" w:tentative="1">
+      <w:start w:val="1"/>
+      <w:numFmt w:val="bullet"/>
+      <w:lvlText w:val="o"/>
+      <w:lvlJc w:val="left"/>
+      <w:pPr>
+        <w:tabs>
+          <w:tab w:val="num" w:pos="1440"/>
+        </w:tabs>
+        <w:ind w:left="1440" w:hanging="360"/>
+      </w:pPr>
+      <w:rPr>
+        <w:rFonts w:ascii="Courier New" w:hAnsi="Courier New" w:hint="default"/>
+        <w:sz w:val="20"/>
+      </w:rPr>
+    </w:lvl>
+    <w:lvl w:ilvl="2" w:tentative="1">
+      <w:start w:val="1"/>
+      <w:numFmt w:val="bullet"/>
+      <w:lvlText w:val=""/>
+      <w:lvlJc w:val="left"/>
+      <w:pPr>
+        <w:tabs>
+          <w:tab w:val="num" w:pos="2160"/>
+        </w:tabs>
+        <w:ind w:left="2160" w:hanging="360"/>
+      </w:pPr>
+      <w:rPr>
+        <w:rFonts w:ascii="Wingdings" w:hAnsi="Wingdings" w:hint="default"/>
+        <w:sz w:val="20"/>
+      </w:rPr>
+    </w:lvl>
+    <w:lvl w:ilvl="3" w:tentative="1">
+      <w:start w:val="1"/>
+      <w:numFmt w:val="bullet"/>
+      <w:lvlText w:val=""/>
+      <w:lvlJc w:val="left"/>
+      <w:pPr>
+        <w:tabs>
+          <w:tab w:val="num" w:pos="2880"/>
+        </w:tabs>
+        <w:ind w:left="2880" w:hanging="360"/>
+      </w:pPr>
+      <w:rPr>
+        <w:rFonts w:ascii="Wingdings" w:hAnsi="Wingdings" w:hint="default"/>
+        <w:sz w:val="20"/>
+      </w:rPr>
+    </w:lvl>
+    <w:lvl w:ilvl="4" w:tentative="1">
+      <w:start w:val="1"/>
+      <w:numFmt w:val="bullet"/>
+      <w:lvlText w:val=""/>
+      <w:lvlJc w:val="left"/>
+      <w:pPr>
+        <w:tabs>
+          <w:tab w:val="num" w:pos="3600"/>
+        </w:tabs>
+        <w:ind w:left="3600" w:hanging="360"/>
+      </w:pPr>
+      <w:rPr>
+        <w:rFonts w:ascii="Wingdings" w:hAnsi="Wingdings" w:hint="default"/>
+        <w:sz w:val="20"/>
+      </w:rPr>
+    </w:lvl>
+    <w:lvl w:ilvl="5" w:tentative="1">
+      <w:start w:val="1"/>
+      <w:numFmt w:val="bullet"/>
+      <w:lvlText w:val=""/>
+      <w:lvlJc w:val="left"/>
+      <w:pPr>
+        <w:tabs>
+          <w:tab w:val="num" w:pos="4320"/>
+        </w:tabs>
+        <w:ind w:left="4320" w:hanging="360"/>
+      </w:pPr>
+      <w:rPr>
+        <w:rFonts w:ascii="Wingdings" w:hAnsi="Wingdings" w:hint="default"/>
+        <w:sz w:val="20"/>
+      </w:rPr>
+    </w:lvl>
+    <w:lvl w:ilvl="6" w:tentative="1">
+      <w:start w:val="1"/>
+      <w:numFmt w:val="bullet"/>
+      <w:lvlText w:val=""/>
+      <w:lvlJc w:val="left"/>
+      <w:pPr>
+        <w:tabs>
+          <w:tab w:val="num" w:pos="5040"/>
+        </w:tabs>
+        <w:ind w:left="5040" w:hanging="360"/>
+      </w:pPr>
+      <w:rPr>
+        <w:rFonts w:ascii="Wingdings" w:hAnsi="Wingdings" w:hint="default"/>
+        <w:sz w:val="20"/>
+      </w:rPr>
+    </w:lvl>
+    <w:lvl w:ilvl="7" w:tentative="1">
+      <w:start w:val="1"/>
+      <w:numFmt w:val="bullet"/>
+      <w:lvlText w:val=""/>
+      <w:lvlJc w:val="left"/>
+      <w:pPr>
+        <w:tabs>
+          <w:tab w:val="num" w:pos="5760"/>
+        </w:tabs>
+        <w:ind w:left="5760" w:hanging="360"/>
+      </w:pPr>
+      <w:rPr>
+        <w:rFonts w:ascii="Wingdings" w:hAnsi="Wingdings" w:hint="default"/>
+        <w:sz w:val="20"/>
+      </w:rPr>
+    </w:lvl>
+    <w:lvl w:ilvl="8" w:tentative="1">
+      <w:start w:val="1"/>
+      <w:numFmt w:val="bullet"/>
+      <w:lvlText w:val=""/>
+      <w:lvlJc w:val="left"/>
+      <w:pPr>
+        <w:tabs>
+          <w:tab w:val="num" w:pos="6480"/>
+        </w:tabs>
+        <w:ind w:left="6480" w:hanging="360"/>
+      </w:pPr>
+      <w:rPr>
+        <w:rFonts w:ascii="Wingdings" w:hAnsi="Wingdings" w:hint="default"/>
+        <w:sz w:val="20"/>
+      </w:rPr>
+    </w:lvl>
+  </w:abstractNum>
+  <w:abstractNum w:abstractNumId="8" w15:restartNumberingAfterBreak="0">
+    <w:nsid w:val="4A58608C"/>
+    <w:multiLevelType w:val="multilevel"/>
+    <w:tmpl w:val="3496CDE0"/>
+    <w:lvl w:ilvl="0">
+      <w:start w:val="1"/>
+      <w:numFmt w:val="bullet"/>
+      <w:lvlText w:val=""/>
+      <w:lvlJc w:val="left"/>
+      <w:pPr>
+        <w:tabs>
+          <w:tab w:val="num" w:pos="720"/>
+        </w:tabs>
+        <w:ind w:left="720" w:hanging="360"/>
+      </w:pPr>
+      <w:rPr>
+        <w:rFonts w:ascii="Symbol" w:hAnsi="Symbol" w:hint="default"/>
+        <w:sz w:val="20"/>
+      </w:rPr>
+    </w:lvl>
+    <w:lvl w:ilvl="1" w:tentative="1">
+      <w:start w:val="1"/>
+      <w:numFmt w:val="bullet"/>
+      <w:lvlText w:val="o"/>
+      <w:lvlJc w:val="left"/>
+      <w:pPr>
+        <w:tabs>
+          <w:tab w:val="num" w:pos="1440"/>
+        </w:tabs>
+        <w:ind w:left="1440" w:hanging="360"/>
+      </w:pPr>
+      <w:rPr>
+        <w:rFonts w:ascii="Courier New" w:hAnsi="Courier New" w:hint="default"/>
+        <w:sz w:val="20"/>
+      </w:rPr>
+    </w:lvl>
+    <w:lvl w:ilvl="2" w:tentative="1">
+      <w:start w:val="1"/>
+      <w:numFmt w:val="bullet"/>
+      <w:lvlText w:val=""/>
+      <w:lvlJc w:val="left"/>
+      <w:pPr>
+        <w:tabs>
+          <w:tab w:val="num" w:pos="2160"/>
+        </w:tabs>
+        <w:ind w:left="2160" w:hanging="360"/>
+      </w:pPr>
+      <w:rPr>
+        <w:rFonts w:ascii="Wingdings" w:hAnsi="Wingdings" w:hint="default"/>
+        <w:sz w:val="20"/>
+      </w:rPr>
+    </w:lvl>
+    <w:lvl w:ilvl="3" w:tentative="1">
+      <w:start w:val="1"/>
+      <w:numFmt w:val="bullet"/>
+      <w:lvlText w:val=""/>
+      <w:lvlJc w:val="left"/>
+      <w:pPr>
+        <w:tabs>
+          <w:tab w:val="num" w:pos="2880"/>
+        </w:tabs>
+        <w:ind w:left="2880" w:hanging="360"/>
+      </w:pPr>
+      <w:rPr>
+        <w:rFonts w:ascii="Wingdings" w:hAnsi="Wingdings" w:hint="default"/>
+        <w:sz w:val="20"/>
+      </w:rPr>
+    </w:lvl>
+    <w:lvl w:ilvl="4" w:tentative="1">
+      <w:start w:val="1"/>
+      <w:numFmt w:val="bullet"/>
+      <w:lvlText w:val=""/>
+      <w:lvlJc w:val="left"/>
+      <w:pPr>
+        <w:tabs>
+          <w:tab w:val="num" w:pos="3600"/>
+        </w:tabs>
+        <w:ind w:left="3600" w:hanging="360"/>
+      </w:pPr>
+      <w:rPr>
+        <w:rFonts w:ascii="Wingdings" w:hAnsi="Wingdings" w:hint="default"/>
+        <w:sz w:val="20"/>
+      </w:rPr>
+    </w:lvl>
+    <w:lvl w:ilvl="5" w:tentative="1">
+      <w:start w:val="1"/>
+      <w:numFmt w:val="bullet"/>
+      <w:lvlText w:val=""/>
+      <w:lvlJc w:val="left"/>
+      <w:pPr>
+        <w:tabs>
+          <w:tab w:val="num" w:pos="4320"/>
+        </w:tabs>
+        <w:ind w:left="4320" w:hanging="360"/>
+      </w:pPr>
+      <w:rPr>
+        <w:rFonts w:ascii="Wingdings" w:hAnsi="Wingdings" w:hint="default"/>
+        <w:sz w:val="20"/>
+      </w:rPr>
+    </w:lvl>
+    <w:lvl w:ilvl="6" w:tentative="1">
+      <w:start w:val="1"/>
+      <w:numFmt w:val="bullet"/>
+      <w:lvlText w:val=""/>
+      <w:lvlJc w:val="left"/>
+      <w:pPr>
+        <w:tabs>
+          <w:tab w:val="num" w:pos="5040"/>
+        </w:tabs>
+        <w:ind w:left="5040" w:hanging="360"/>
+      </w:pPr>
+      <w:rPr>
+        <w:rFonts w:ascii="Wingdings" w:hAnsi="Wingdings" w:hint="default"/>
+        <w:sz w:val="20"/>
+      </w:rPr>
+    </w:lvl>
+    <w:lvl w:ilvl="7" w:tentative="1">
+      <w:start w:val="1"/>
+      <w:numFmt w:val="bullet"/>
+      <w:lvlText w:val=""/>
+      <w:lvlJc w:val="left"/>
+      <w:pPr>
+        <w:tabs>
+          <w:tab w:val="num" w:pos="5760"/>
+        </w:tabs>
+        <w:ind w:left="5760" w:hanging="360"/>
+      </w:pPr>
+      <w:rPr>
+        <w:rFonts w:ascii="Wingdings" w:hAnsi="Wingdings" w:hint="default"/>
+        <w:sz w:val="20"/>
+      </w:rPr>
+    </w:lvl>
+    <w:lvl w:ilvl="8" w:tentative="1">
+      <w:start w:val="1"/>
+      <w:numFmt w:val="bullet"/>
+      <w:lvlText w:val=""/>
+      <w:lvlJc w:val="left"/>
+      <w:pPr>
+        <w:tabs>
+          <w:tab w:val="num" w:pos="6480"/>
+        </w:tabs>
+        <w:ind w:left="6480" w:hanging="360"/>
+      </w:pPr>
+      <w:rPr>
+        <w:rFonts w:ascii="Wingdings" w:hAnsi="Wingdings" w:hint="default"/>
+        <w:sz w:val="20"/>
+      </w:rPr>
+    </w:lvl>
+  </w:abstractNum>
+  <w:abstractNum w:abstractNumId="9" w15:restartNumberingAfterBreak="0">
+    <w:nsid w:val="4B815DC8"/>
+    <w:multiLevelType w:val="multilevel"/>
+    <w:tmpl w:val="5172ECC0"/>
+    <w:lvl w:ilvl="0">
+      <w:start w:val="1"/>
+      <w:numFmt w:val="decimal"/>
+      <w:pStyle w:val="Heading1"/>
+      <w:suff w:val="space"/>
+      <w:lvlText w:val="Chapter %1"/>
+      <w:lvlJc w:val="left"/>
+      <w:pPr>
+        <w:ind w:left="0" w:firstLine="0"/>
+      </w:pPr>
+    </w:lvl>
+    <w:lvl w:ilvl="1">
+      <w:start w:val="1"/>
+      <w:numFmt w:val="none"/>
+      <w:pStyle w:val="Heading2"/>
+      <w:suff w:val="nothing"/>
+      <w:lvlText w:val=""/>
+      <w:lvlJc w:val="left"/>
+      <w:pPr>
+        <w:ind w:left="0" w:firstLine="0"/>
+      </w:pPr>
+    </w:lvl>
+    <w:lvl w:ilvl="2">
+      <w:start w:val="1"/>
+      <w:numFmt w:val="none"/>
+      <w:pStyle w:val="Heading3"/>
+      <w:suff w:val="nothing"/>
+      <w:lvlText w:val=""/>
+      <w:lvlJc w:val="left"/>
+      <w:pPr>
+        <w:ind w:left="0" w:firstLine="0"/>
+      </w:pPr>
+    </w:lvl>
+    <w:lvl w:ilvl="3">
+      <w:start w:val="1"/>
+      <w:numFmt w:val="none"/>
+      <w:pStyle w:val="Heading4"/>
+      <w:suff w:val="nothing"/>
+      <w:lvlText w:val=""/>
+      <w:lvlJc w:val="left"/>
+      <w:pPr>
+        <w:ind w:left="0" w:firstLine="0"/>
+      </w:pPr>
+    </w:lvl>
+    <w:lvl w:ilvl="4">
+      <w:start w:val="1"/>
+      <w:numFmt w:val="none"/>
+      <w:pStyle w:val="Heading5"/>
+      <w:suff w:val="nothing"/>
+      <w:lvlText w:val=""/>
+      <w:lvlJc w:val="left"/>
+      <w:pPr>
+        <w:ind w:left="0" w:firstLine="0"/>
+      </w:pPr>
+    </w:lvl>
+    <w:lvl w:ilvl="5">
+      <w:start w:val="1"/>
+      <w:numFmt w:val="none"/>
+      <w:pStyle w:val="Heading6"/>
+      <w:suff w:val="nothing"/>
+      <w:lvlText w:val=""/>
+      <w:lvlJc w:val="left"/>
+      <w:pPr>
+        <w:ind w:left="0" w:firstLine="0"/>
+      </w:pPr>
+    </w:lvl>
+    <w:lvl w:ilvl="6">
+      <w:start w:val="1"/>
+      <w:numFmt w:val="none"/>
+      <w:pStyle w:val="Heading7"/>
+      <w:suff w:val="nothing"/>
+      <w:lvlText w:val=""/>
+      <w:lvlJc w:val="left"/>
+      <w:pPr>
+        <w:ind w:left="0" w:firstLine="0"/>
+      </w:pPr>
+    </w:lvl>
+    <w:lvl w:ilvl="7">
+      <w:start w:val="1"/>
+      <w:numFmt w:val="none"/>
+      <w:pStyle w:val="Heading8"/>
+      <w:suff w:val="nothing"/>
+      <w:lvlText w:val=""/>
+      <w:lvlJc w:val="left"/>
+      <w:pPr>
+        <w:ind w:left="0" w:firstLine="0"/>
+      </w:pPr>
+    </w:lvl>
+    <w:lvl w:ilvl="8">
+      <w:start w:val="1"/>
+      <w:numFmt w:val="none"/>
+      <w:pStyle w:val="Heading9"/>
+      <w:suff w:val="nothing"/>
+      <w:lvlText w:val=""/>
+      <w:lvlJc w:val="left"/>
+      <w:pPr>
+        <w:ind w:left="0" w:firstLine="0"/>
+      </w:pPr>
+    </w:lvl>
+  </w:abstractNum>
+  <w:abstractNum w:abstractNumId="10" w15:restartNumberingAfterBreak="0">
+    <w:nsid w:val="56CC27AE"/>
+    <w:multiLevelType w:val="multilevel"/>
+    <w:tmpl w:val="DB943D30"/>
+    <w:lvl w:ilvl="0">
+      <w:start w:val="1"/>
+      <w:numFmt w:val="bullet"/>
+      <w:lvlText w:val=""/>
+      <w:lvlJc w:val="left"/>
+      <w:pPr>
+        <w:tabs>
+          <w:tab w:val="num" w:pos="720"/>
+        </w:tabs>
+        <w:ind w:left="720" w:hanging="360"/>
+      </w:pPr>
+      <w:rPr>
+        <w:rFonts w:ascii="Symbol" w:hAnsi="Symbol" w:hint="default"/>
+        <w:sz w:val="20"/>
+      </w:rPr>
+    </w:lvl>
+    <w:lvl w:ilvl="1" w:tentative="1">
+      <w:start w:val="1"/>
+      <w:numFmt w:val="bullet"/>
+      <w:lvlText w:val="o"/>
+      <w:lvlJc w:val="left"/>
+      <w:pPr>
+        <w:tabs>
+          <w:tab w:val="num" w:pos="1440"/>
+        </w:tabs>
+        <w:ind w:left="1440" w:hanging="360"/>
+      </w:pPr>
+      <w:rPr>
+        <w:rFonts w:ascii="Courier New" w:hAnsi="Courier New" w:hint="default"/>
+        <w:sz w:val="20"/>
+      </w:rPr>
+    </w:lvl>
+    <w:lvl w:ilvl="2" w:tentative="1">
+      <w:start w:val="1"/>
+      <w:numFmt w:val="bullet"/>
+      <w:lvlText w:val=""/>
+      <w:lvlJc w:val="left"/>
+      <w:pPr>
+        <w:tabs>
+          <w:tab w:val="num" w:pos="2160"/>
+        </w:tabs>
+        <w:ind w:left="2160" w:hanging="360"/>
+      </w:pPr>
+      <w:rPr>
+        <w:rFonts w:ascii="Wingdings" w:hAnsi="Wingdings" w:hint="default"/>
+        <w:sz w:val="20"/>
+      </w:rPr>
+    </w:lvl>
+    <w:lvl w:ilvl="3" w:tentative="1">
+      <w:start w:val="1"/>
+      <w:numFmt w:val="bullet"/>
+      <w:lvlText w:val=""/>
+      <w:lvlJc w:val="left"/>
+      <w:pPr>
+        <w:tabs>
+          <w:tab w:val="num" w:pos="2880"/>
+        </w:tabs>
+        <w:ind w:left="2880" w:hanging="360"/>
+      </w:pPr>
+      <w:rPr>
+        <w:rFonts w:ascii="Wingdings" w:hAnsi="Wingdings" w:hint="default"/>
+        <w:sz w:val="20"/>
+      </w:rPr>
+    </w:lvl>
+    <w:lvl w:ilvl="4" w:tentative="1">
+      <w:start w:val="1"/>
+      <w:numFmt w:val="bullet"/>
+      <w:lvlText w:val=""/>
+      <w:lvlJc w:val="left"/>
+      <w:pPr>
+        <w:tabs>
+          <w:tab w:val="num" w:pos="3600"/>
+        </w:tabs>
+        <w:ind w:left="3600" w:hanging="360"/>
+      </w:pPr>
+      <w:rPr>
+        <w:rFonts w:ascii="Wingdings" w:hAnsi="Wingdings" w:hint="default"/>
+        <w:sz w:val="20"/>
+      </w:rPr>
+    </w:lvl>
+    <w:lvl w:ilvl="5" w:tentative="1">
+      <w:start w:val="1"/>
+      <w:numFmt w:val="bullet"/>
+      <w:lvlText w:val=""/>
+      <w:lvlJc w:val="left"/>
+      <w:pPr>
+        <w:tabs>
+          <w:tab w:val="num" w:pos="4320"/>
+        </w:tabs>
+        <w:ind w:left="4320" w:hanging="360"/>
+      </w:pPr>
+      <w:rPr>
+        <w:rFonts w:ascii="Wingdings" w:hAnsi="Wingdings" w:hint="default"/>
+        <w:sz w:val="20"/>
+      </w:rPr>
+    </w:lvl>
+    <w:lvl w:ilvl="6" w:tentative="1">
+      <w:start w:val="1"/>
+      <w:numFmt w:val="bullet"/>
+      <w:lvlText w:val=""/>
+      <w:lvlJc w:val="left"/>
+      <w:pPr>
+        <w:tabs>
+          <w:tab w:val="num" w:pos="5040"/>
+        </w:tabs>
+        <w:ind w:left="5040" w:hanging="360"/>
+      </w:pPr>
+      <w:rPr>
+        <w:rFonts w:ascii="Wingdings" w:hAnsi="Wingdings" w:hint="default"/>
+        <w:sz w:val="20"/>
+      </w:rPr>
+    </w:lvl>
+    <w:lvl w:ilvl="7" w:tentative="1">
+      <w:start w:val="1"/>
+      <w:numFmt w:val="bullet"/>
+      <w:lvlText w:val=""/>
+      <w:lvlJc w:val="left"/>
+      <w:pPr>
+        <w:tabs>
+          <w:tab w:val="num" w:pos="5760"/>
+        </w:tabs>
+        <w:ind w:left="5760" w:hanging="360"/>
+      </w:pPr>
+      <w:rPr>
+        <w:rFonts w:ascii="Wingdings" w:hAnsi="Wingdings" w:hint="default"/>
+        <w:sz w:val="20"/>
+      </w:rPr>
+    </w:lvl>
+    <w:lvl w:ilvl="8" w:tentative="1">
+      <w:start w:val="1"/>
+      <w:numFmt w:val="bullet"/>
+      <w:lvlText w:val=""/>
+      <w:lvlJc w:val="left"/>
+      <w:pPr>
+        <w:tabs>
+          <w:tab w:val="num" w:pos="6480"/>
+        </w:tabs>
+        <w:ind w:left="6480" w:hanging="360"/>
+      </w:pPr>
+      <w:rPr>
+        <w:rFonts w:ascii="Wingdings" w:hAnsi="Wingdings" w:hint="default"/>
+        <w:sz w:val="20"/>
+      </w:rPr>
+    </w:lvl>
+  </w:abstractNum>
+  <w:abstractNum w:abstractNumId="11" w15:restartNumberingAfterBreak="0">
+    <w:nsid w:val="60766309"/>
+    <w:multiLevelType w:val="multilevel"/>
+    <w:tmpl w:val="2FEE4800"/>
+    <w:lvl w:ilvl="0">
+      <w:start w:val="1"/>
+      <w:numFmt w:val="bullet"/>
+      <w:lvlText w:val=""/>
+      <w:lvlJc w:val="left"/>
+      <w:pPr>
+        <w:tabs>
+          <w:tab w:val="num" w:pos="720"/>
+        </w:tabs>
+        <w:ind w:left="720" w:hanging="360"/>
+      </w:pPr>
+      <w:rPr>
+        <w:rFonts w:ascii="Symbol" w:hAnsi="Symbol" w:hint="default"/>
+        <w:sz w:val="20"/>
+      </w:rPr>
+    </w:lvl>
+    <w:lvl w:ilvl="1" w:tentative="1">
+      <w:start w:val="1"/>
+      <w:numFmt w:val="bullet"/>
+      <w:lvlText w:val="o"/>
+      <w:lvlJc w:val="left"/>
+      <w:pPr>
+        <w:tabs>
+          <w:tab w:val="num" w:pos="1440"/>
+        </w:tabs>
+        <w:ind w:left="1440" w:hanging="360"/>
+      </w:pPr>
+      <w:rPr>
+        <w:rFonts w:ascii="Courier New" w:hAnsi="Courier New" w:hint="default"/>
+        <w:sz w:val="20"/>
+      </w:rPr>
+    </w:lvl>
+    <w:lvl w:ilvl="2" w:tentative="1">
+      <w:start w:val="1"/>
+      <w:numFmt w:val="bullet"/>
+      <w:lvlText w:val=""/>
+      <w:lvlJc w:val="left"/>
+      <w:pPr>
+        <w:tabs>
+          <w:tab w:val="num" w:pos="2160"/>
+        </w:tabs>
+        <w:ind w:left="2160" w:hanging="360"/>
+      </w:pPr>
+      <w:rPr>
+        <w:rFonts w:ascii="Wingdings" w:hAnsi="Wingdings" w:hint="default"/>
+        <w:sz w:val="20"/>
+      </w:rPr>
+    </w:lvl>
+    <w:lvl w:ilvl="3" w:tentative="1">
+      <w:start w:val="1"/>
+      <w:numFmt w:val="bullet"/>
+      <w:lvlText w:val=""/>
+      <w:lvlJc w:val="left"/>
+      <w:pPr>
+        <w:tabs>
+          <w:tab w:val="num" w:pos="2880"/>
+        </w:tabs>
+        <w:ind w:left="2880" w:hanging="360"/>
+      </w:pPr>
+      <w:rPr>
+        <w:rFonts w:ascii="Wingdings" w:hAnsi="Wingdings" w:hint="default"/>
+        <w:sz w:val="20"/>
+      </w:rPr>
+    </w:lvl>
+    <w:lvl w:ilvl="4" w:tentative="1">
+      <w:start w:val="1"/>
+      <w:numFmt w:val="bullet"/>
+      <w:lvlText w:val=""/>
+      <w:lvlJc w:val="left"/>
+      <w:pPr>
+        <w:tabs>
+          <w:tab w:val="num" w:pos="3600"/>
+        </w:tabs>
+        <w:ind w:left="3600" w:hanging="360"/>
+      </w:pPr>
+      <w:rPr>
+        <w:rFonts w:ascii="Wingdings" w:hAnsi="Wingdings" w:hint="default"/>
+        <w:sz w:val="20"/>
+      </w:rPr>
+    </w:lvl>
+    <w:lvl w:ilvl="5" w:tentative="1">
+      <w:start w:val="1"/>
+      <w:numFmt w:val="bullet"/>
+      <w:lvlText w:val=""/>
+      <w:lvlJc w:val="left"/>
+      <w:pPr>
+        <w:tabs>
+          <w:tab w:val="num" w:pos="4320"/>
+        </w:tabs>
+        <w:ind w:left="4320" w:hanging="360"/>
+      </w:pPr>
+      <w:rPr>
+        <w:rFonts w:ascii="Wingdings" w:hAnsi="Wingdings" w:hint="default"/>
+        <w:sz w:val="20"/>
+      </w:rPr>
+    </w:lvl>
+    <w:lvl w:ilvl="6" w:tentative="1">
+      <w:start w:val="1"/>
+      <w:numFmt w:val="bullet"/>
+      <w:lvlText w:val=""/>
+      <w:lvlJc w:val="left"/>
+      <w:pPr>
+        <w:tabs>
+          <w:tab w:val="num" w:pos="5040"/>
+        </w:tabs>
+        <w:ind w:left="5040" w:hanging="360"/>
+      </w:pPr>
+      <w:rPr>
+        <w:rFonts w:ascii="Wingdings" w:hAnsi="Wingdings" w:hint="default"/>
+        <w:sz w:val="20"/>
+      </w:rPr>
+    </w:lvl>
+    <w:lvl w:ilvl="7" w:tentative="1">
+      <w:start w:val="1"/>
+      <w:numFmt w:val="bullet"/>
+      <w:lvlText w:val=""/>
+      <w:lvlJc w:val="left"/>
+      <w:pPr>
+        <w:tabs>
+          <w:tab w:val="num" w:pos="5760"/>
+        </w:tabs>
+        <w:ind w:left="5760" w:hanging="360"/>
+      </w:pPr>
+      <w:rPr>
+        <w:rFonts w:ascii="Wingdings" w:hAnsi="Wingdings" w:hint="default"/>
+        <w:sz w:val="20"/>
+      </w:rPr>
+    </w:lvl>
+    <w:lvl w:ilvl="8" w:tentative="1">
+      <w:start w:val="1"/>
+      <w:numFmt w:val="bullet"/>
+      <w:lvlText w:val=""/>
+      <w:lvlJc w:val="left"/>
+      <w:pPr>
+        <w:tabs>
+          <w:tab w:val="num" w:pos="6480"/>
+        </w:tabs>
+        <w:ind w:left="6480" w:hanging="360"/>
+      </w:pPr>
+      <w:rPr>
+        <w:rFonts w:ascii="Wingdings" w:hAnsi="Wingdings" w:hint="default"/>
+        <w:sz w:val="20"/>
+      </w:rPr>
+    </w:lvl>
+  </w:abstractNum>
+  <w:abstractNum w:abstractNumId="12" w15:restartNumberingAfterBreak="0">
+    <w:nsid w:val="63021284"/>
+    <w:multiLevelType w:val="multilevel"/>
+    <w:tmpl w:val="18D64DD2"/>
+    <w:lvl w:ilvl="0">
+      <w:start w:val="1"/>
+      <w:numFmt w:val="bullet"/>
+      <w:lvlText w:val=""/>
+      <w:lvlJc w:val="left"/>
+      <w:pPr>
+        <w:tabs>
+          <w:tab w:val="num" w:pos="720"/>
+        </w:tabs>
+        <w:ind w:left="720" w:hanging="360"/>
+      </w:pPr>
+      <w:rPr>
+        <w:rFonts w:ascii="Symbol" w:hAnsi="Symbol" w:hint="default"/>
+        <w:sz w:val="20"/>
+      </w:rPr>
+    </w:lvl>
+    <w:lvl w:ilvl="1" w:tentative="1">
+      <w:start w:val="1"/>
+      <w:numFmt w:val="bullet"/>
+      <w:lvlText w:val="o"/>
+      <w:lvlJc w:val="left"/>
+      <w:pPr>
+        <w:tabs>
+          <w:tab w:val="num" w:pos="1440"/>
+        </w:tabs>
+        <w:ind w:left="1440" w:hanging="360"/>
+      </w:pPr>
+      <w:rPr>
+        <w:rFonts w:ascii="Courier New" w:hAnsi="Courier New" w:hint="default"/>
+        <w:sz w:val="20"/>
+      </w:rPr>
+    </w:lvl>
+    <w:lvl w:ilvl="2" w:tentative="1">
+      <w:start w:val="1"/>
+      <w:numFmt w:val="bullet"/>
+      <w:lvlText w:val=""/>
+      <w:lvlJc w:val="left"/>
+      <w:pPr>
+        <w:tabs>
+          <w:tab w:val="num" w:pos="2160"/>
+        </w:tabs>
+        <w:ind w:left="2160" w:hanging="360"/>
+      </w:pPr>
+      <w:rPr>
+        <w:rFonts w:ascii="Wingdings" w:hAnsi="Wingdings" w:hint="default"/>
+        <w:sz w:val="20"/>
+      </w:rPr>
+    </w:lvl>
+    <w:lvl w:ilvl="3" w:tentative="1">
+      <w:start w:val="1"/>
+      <w:numFmt w:val="bullet"/>
+      <w:lvlText w:val=""/>
+      <w:lvlJc w:val="left"/>
+      <w:pPr>
+        <w:tabs>
+          <w:tab w:val="num" w:pos="2880"/>
+        </w:tabs>
+        <w:ind w:left="2880" w:hanging="360"/>
+      </w:pPr>
+      <w:rPr>
+        <w:rFonts w:ascii="Wingdings" w:hAnsi="Wingdings" w:hint="default"/>
+        <w:sz w:val="20"/>
+      </w:rPr>
+    </w:lvl>
+    <w:lvl w:ilvl="4" w:tentative="1">
+      <w:start w:val="1"/>
+      <w:numFmt w:val="bullet"/>
+      <w:lvlText w:val=""/>
+      <w:lvlJc w:val="left"/>
+      <w:pPr>
+        <w:tabs>
+          <w:tab w:val="num" w:pos="3600"/>
+        </w:tabs>
+        <w:ind w:left="3600" w:hanging="360"/>
+      </w:pPr>
+      <w:rPr>
+        <w:rFonts w:ascii="Wingdings" w:hAnsi="Wingdings" w:hint="default"/>
+        <w:sz w:val="20"/>
+      </w:rPr>
+    </w:lvl>
+    <w:lvl w:ilvl="5" w:tentative="1">
+      <w:start w:val="1"/>
+      <w:numFmt w:val="bullet"/>
+      <w:lvlText w:val=""/>
+      <w:lvlJc w:val="left"/>
+      <w:pPr>
+        <w:tabs>
+          <w:tab w:val="num" w:pos="4320"/>
+        </w:tabs>
+        <w:ind w:left="4320" w:hanging="360"/>
+      </w:pPr>
+      <w:rPr>
+        <w:rFonts w:ascii="Wingdings" w:hAnsi="Wingdings" w:hint="default"/>
+        <w:sz w:val="20"/>
+      </w:rPr>
+    </w:lvl>
+    <w:lvl w:ilvl="6" w:tentative="1">
+      <w:start w:val="1"/>
+      <w:numFmt w:val="bullet"/>
+      <w:lvlText w:val=""/>
+      <w:lvlJc w:val="left"/>
+      <w:pPr>
+        <w:tabs>
+          <w:tab w:val="num" w:pos="5040"/>
+        </w:tabs>
+        <w:ind w:left="5040" w:hanging="360"/>
+      </w:pPr>
+      <w:rPr>
+        <w:rFonts w:ascii="Wingdings" w:hAnsi="Wingdings" w:hint="default"/>
+        <w:sz w:val="20"/>
+      </w:rPr>
+    </w:lvl>
+    <w:lvl w:ilvl="7" w:tentative="1">
+      <w:start w:val="1"/>
+      <w:numFmt w:val="bullet"/>
+      <w:lvlText w:val=""/>
+      <w:lvlJc w:val="left"/>
+      <w:pPr>
+        <w:tabs>
+          <w:tab w:val="num" w:pos="5760"/>
+        </w:tabs>
+        <w:ind w:left="5760" w:hanging="360"/>
+      </w:pPr>
+      <w:rPr>
+        <w:rFonts w:ascii="Wingdings" w:hAnsi="Wingdings" w:hint="default"/>
+        <w:sz w:val="20"/>
+      </w:rPr>
+    </w:lvl>
+    <w:lvl w:ilvl="8" w:tentative="1">
+      <w:start w:val="1"/>
+      <w:numFmt w:val="bullet"/>
+      <w:lvlText w:val=""/>
+      <w:lvlJc w:val="left"/>
+      <w:pPr>
+        <w:tabs>
+          <w:tab w:val="num" w:pos="6480"/>
+        </w:tabs>
+        <w:ind w:left="6480" w:hanging="360"/>
+      </w:pPr>
+      <w:rPr>
+        <w:rFonts w:ascii="Wingdings" w:hAnsi="Wingdings" w:hint="default"/>
+        <w:sz w:val="20"/>
+      </w:rPr>
+    </w:lvl>
+  </w:abstractNum>
+  <w:abstractNum w:abstractNumId="13" w15:restartNumberingAfterBreak="0">
+    <w:nsid w:val="64FA10E3"/>
+    <w:multiLevelType w:val="multilevel"/>
+    <w:tmpl w:val="1F3A3466"/>
+    <w:lvl w:ilvl="0">
+      <w:start w:val="1"/>
+      <w:numFmt w:val="bullet"/>
+      <w:lvlText w:val=""/>
+      <w:lvlJc w:val="left"/>
+      <w:pPr>
+        <w:tabs>
+          <w:tab w:val="num" w:pos="720"/>
+        </w:tabs>
+        <w:ind w:left="720" w:hanging="360"/>
+      </w:pPr>
+      <w:rPr>
+        <w:rFonts w:ascii="Symbol" w:hAnsi="Symbol" w:hint="default"/>
+        <w:sz w:val="20"/>
+      </w:rPr>
+    </w:lvl>
+    <w:lvl w:ilvl="1" w:tentative="1">
+      <w:start w:val="1"/>
+      <w:numFmt w:val="bullet"/>
+      <w:lvlText w:val="o"/>
+      <w:lvlJc w:val="left"/>
+      <w:pPr>
+        <w:tabs>
+          <w:tab w:val="num" w:pos="1440"/>
+        </w:tabs>
+        <w:ind w:left="1440" w:hanging="360"/>
+      </w:pPr>
+      <w:rPr>
+        <w:rFonts w:ascii="Courier New" w:hAnsi="Courier New" w:hint="default"/>
+        <w:sz w:val="20"/>
+      </w:rPr>
+    </w:lvl>
+    <w:lvl w:ilvl="2" w:tentative="1">
+      <w:start w:val="1"/>
+      <w:numFmt w:val="bullet"/>
+      <w:lvlText w:val=""/>
+      <w:lvlJc w:val="left"/>
+      <w:pPr>
+        <w:tabs>
+          <w:tab w:val="num" w:pos="2160"/>
+        </w:tabs>
+        <w:ind w:left="2160" w:hanging="360"/>
+      </w:pPr>
+      <w:rPr>
+        <w:rFonts w:ascii="Wingdings" w:hAnsi="Wingdings" w:hint="default"/>
+        <w:sz w:val="20"/>
+      </w:rPr>
+    </w:lvl>
+    <w:lvl w:ilvl="3" w:tentative="1">
+      <w:start w:val="1"/>
+      <w:numFmt w:val="bullet"/>
+      <w:lvlText w:val=""/>
+      <w:lvlJc w:val="left"/>
+      <w:pPr>
+        <w:tabs>
+          <w:tab w:val="num" w:pos="2880"/>
+        </w:tabs>
+        <w:ind w:left="2880" w:hanging="360"/>
+      </w:pPr>
+      <w:rPr>
+        <w:rFonts w:ascii="Wingdings" w:hAnsi="Wingdings" w:hint="default"/>
+        <w:sz w:val="20"/>
+      </w:rPr>
+    </w:lvl>
+    <w:lvl w:ilvl="4" w:tentative="1">
+      <w:start w:val="1"/>
+      <w:numFmt w:val="bullet"/>
+      <w:lvlText w:val=""/>
+      <w:lvlJc w:val="left"/>
+      <w:pPr>
+        <w:tabs>
+          <w:tab w:val="num" w:pos="3600"/>
+        </w:tabs>
+        <w:ind w:left="3600" w:hanging="360"/>
+      </w:pPr>
+      <w:rPr>
+        <w:rFonts w:ascii="Wingdings" w:hAnsi="Wingdings" w:hint="default"/>
+        <w:sz w:val="20"/>
+      </w:rPr>
+    </w:lvl>
+    <w:lvl w:ilvl="5" w:tentative="1">
+      <w:start w:val="1"/>
+      <w:numFmt w:val="bullet"/>
+      <w:lvlText w:val=""/>
+      <w:lvlJc w:val="left"/>
+      <w:pPr>
+        <w:tabs>
+          <w:tab w:val="num" w:pos="4320"/>
+        </w:tabs>
+        <w:ind w:left="4320" w:hanging="360"/>
+      </w:pPr>
+      <w:rPr>
+        <w:rFonts w:ascii="Wingdings" w:hAnsi="Wingdings" w:hint="default"/>
+        <w:sz w:val="20"/>
+      </w:rPr>
+    </w:lvl>
+    <w:lvl w:ilvl="6" w:tentative="1">
+      <w:start w:val="1"/>
+      <w:numFmt w:val="bullet"/>
+      <w:lvlText w:val=""/>
+      <w:lvlJc w:val="left"/>
+      <w:pPr>
+        <w:tabs>
+          <w:tab w:val="num" w:pos="5040"/>
+        </w:tabs>
+        <w:ind w:left="5040" w:hanging="360"/>
+      </w:pPr>
+      <w:rPr>
+        <w:rFonts w:ascii="Wingdings" w:hAnsi="Wingdings" w:hint="default"/>
+        <w:sz w:val="20"/>
+      </w:rPr>
+    </w:lvl>
+    <w:lvl w:ilvl="7" w:tentative="1">
+      <w:start w:val="1"/>
+      <w:numFmt w:val="bullet"/>
+      <w:lvlText w:val=""/>
+      <w:lvlJc w:val="left"/>
+      <w:pPr>
+        <w:tabs>
+          <w:tab w:val="num" w:pos="5760"/>
+        </w:tabs>
+        <w:ind w:left="5760" w:hanging="360"/>
+      </w:pPr>
+      <w:rPr>
+        <w:rFonts w:ascii="Wingdings" w:hAnsi="Wingdings" w:hint="default"/>
+        <w:sz w:val="20"/>
+      </w:rPr>
+    </w:lvl>
+    <w:lvl w:ilvl="8" w:tentative="1">
+      <w:start w:val="1"/>
+      <w:numFmt w:val="bullet"/>
+      <w:lvlText w:val=""/>
+      <w:lvlJc w:val="left"/>
+      <w:pPr>
+        <w:tabs>
+          <w:tab w:val="num" w:pos="6480"/>
+        </w:tabs>
+        <w:ind w:left="6480" w:hanging="360"/>
+      </w:pPr>
+      <w:rPr>
+        <w:rFonts w:ascii="Wingdings" w:hAnsi="Wingdings" w:hint="default"/>
+        <w:sz w:val="20"/>
+      </w:rPr>
+    </w:lvl>
+  </w:abstractNum>
+  <w:abstractNum w:abstractNumId="14" w15:restartNumberingAfterBreak="0">
+    <w:nsid w:val="74F82017"/>
+    <w:multiLevelType w:val="multilevel"/>
+    <w:tmpl w:val="93CEC730"/>
+    <w:lvl w:ilvl="0">
+      <w:start w:val="1"/>
+      <w:numFmt w:val="bullet"/>
+      <w:lvlText w:val=""/>
+      <w:lvlJc w:val="left"/>
+      <w:pPr>
+        <w:tabs>
+          <w:tab w:val="num" w:pos="720"/>
+        </w:tabs>
+        <w:ind w:left="720" w:hanging="360"/>
+      </w:pPr>
+      <w:rPr>
+        <w:rFonts w:ascii="Symbol" w:hAnsi="Symbol" w:hint="default"/>
+        <w:sz w:val="20"/>
+      </w:rPr>
+    </w:lvl>
+    <w:lvl w:ilvl="1" w:tentative="1">
+      <w:start w:val="1"/>
+      <w:numFmt w:val="bullet"/>
+      <w:lvlText w:val="o"/>
+      <w:lvlJc w:val="left"/>
+      <w:pPr>
+        <w:tabs>
+          <w:tab w:val="num" w:pos="1440"/>
+        </w:tabs>
+        <w:ind w:left="1440" w:hanging="360"/>
+      </w:pPr>
+      <w:rPr>
+        <w:rFonts w:ascii="Courier New" w:hAnsi="Courier New" w:hint="default"/>
+        <w:sz w:val="20"/>
+      </w:rPr>
+    </w:lvl>
+    <w:lvl w:ilvl="2" w:tentative="1">
+      <w:start w:val="1"/>
+      <w:numFmt w:val="bullet"/>
+      <w:lvlText w:val=""/>
+      <w:lvlJc w:val="left"/>
+      <w:pPr>
+        <w:tabs>
+          <w:tab w:val="num" w:pos="2160"/>
+        </w:tabs>
+        <w:ind w:left="2160" w:hanging="360"/>
+      </w:pPr>
+      <w:rPr>
+        <w:rFonts w:ascii="Wingdings" w:hAnsi="Wingdings" w:hint="default"/>
+        <w:sz w:val="20"/>
+      </w:rPr>
+    </w:lvl>
+    <w:lvl w:ilvl="3" w:tentative="1">
+      <w:start w:val="1"/>
+      <w:numFmt w:val="bullet"/>
+      <w:lvlText w:val=""/>
+      <w:lvlJc w:val="left"/>
+      <w:pPr>
+        <w:tabs>
+          <w:tab w:val="num" w:pos="2880"/>
+        </w:tabs>
+        <w:ind w:left="2880" w:hanging="360"/>
+      </w:pPr>
+      <w:rPr>
+        <w:rFonts w:ascii="Wingdings" w:hAnsi="Wingdings" w:hint="default"/>
+        <w:sz w:val="20"/>
+      </w:rPr>
+    </w:lvl>
+    <w:lvl w:ilvl="4" w:tentative="1">
+      <w:start w:val="1"/>
+      <w:numFmt w:val="bullet"/>
+      <w:lvlText w:val=""/>
+      <w:lvlJc w:val="left"/>
+      <w:pPr>
+        <w:tabs>
+          <w:tab w:val="num" w:pos="3600"/>
+        </w:tabs>
+        <w:ind w:left="3600" w:hanging="360"/>
+      </w:pPr>
+      <w:rPr>
+        <w:rFonts w:ascii="Wingdings" w:hAnsi="Wingdings" w:hint="default"/>
+        <w:sz w:val="20"/>
+      </w:rPr>
+    </w:lvl>
+    <w:lvl w:ilvl="5" w:tentative="1">
+      <w:start w:val="1"/>
+      <w:numFmt w:val="bullet"/>
+      <w:lvlText w:val=""/>
+      <w:lvlJc w:val="left"/>
+      <w:pPr>
+        <w:tabs>
+          <w:tab w:val="num" w:pos="4320"/>
+        </w:tabs>
+        <w:ind w:left="4320" w:hanging="360"/>
+      </w:pPr>
+      <w:rPr>
+        <w:rFonts w:ascii="Wingdings" w:hAnsi="Wingdings" w:hint="default"/>
+        <w:sz w:val="20"/>
+      </w:rPr>
+    </w:lvl>
+    <w:lvl w:ilvl="6" w:tentative="1">
+      <w:start w:val="1"/>
+      <w:numFmt w:val="bullet"/>
+      <w:lvlText w:val=""/>
+      <w:lvlJc w:val="left"/>
+      <w:pPr>
+        <w:tabs>
+          <w:tab w:val="num" w:pos="5040"/>
+        </w:tabs>
+        <w:ind w:left="5040" w:hanging="360"/>
+      </w:pPr>
+      <w:rPr>
+        <w:rFonts w:ascii="Wingdings" w:hAnsi="Wingdings" w:hint="default"/>
+        <w:sz w:val="20"/>
+      </w:rPr>
+    </w:lvl>
+    <w:lvl w:ilvl="7" w:tentative="1">
+      <w:start w:val="1"/>
+      <w:numFmt w:val="bullet"/>
+      <w:lvlText w:val=""/>
+      <w:lvlJc w:val="left"/>
+      <w:pPr>
+        <w:tabs>
+          <w:tab w:val="num" w:pos="5760"/>
+        </w:tabs>
+        <w:ind w:left="5760" w:hanging="360"/>
+      </w:pPr>
+      <w:rPr>
+        <w:rFonts w:ascii="Wingdings" w:hAnsi="Wingdings" w:hint="default"/>
+        <w:sz w:val="20"/>
+      </w:rPr>
+    </w:lvl>
+    <w:lvl w:ilvl="8" w:tentative="1">
+      <w:start w:val="1"/>
+      <w:numFmt w:val="bullet"/>
+      <w:lvlText w:val=""/>
+      <w:lvlJc w:val="left"/>
+      <w:pPr>
+        <w:tabs>
+          <w:tab w:val="num" w:pos="6480"/>
+        </w:tabs>
+        <w:ind w:left="6480" w:hanging="360"/>
+      </w:pPr>
+      <w:rPr>
+        <w:rFonts w:ascii="Wingdings" w:hAnsi="Wingdings" w:hint="default"/>
+        <w:sz w:val="20"/>
+      </w:rPr>
+    </w:lvl>
+  </w:abstractNum>
+  <w:abstractNum w:abstractNumId="15" w15:restartNumberingAfterBreak="0">
+    <w:nsid w:val="7AB124CB"/>
+    <w:multiLevelType w:val="multilevel"/>
+    <w:tmpl w:val="71BA761C"/>
+    <w:lvl w:ilvl="0">
+      <w:start w:val="1"/>
+      <w:numFmt w:val="bullet"/>
+      <w:lvlText w:val=""/>
+      <w:lvlJc w:val="left"/>
+      <w:pPr>
+        <w:tabs>
+          <w:tab w:val="num" w:pos="720"/>
+        </w:tabs>
+        <w:ind w:left="720" w:hanging="360"/>
+      </w:pPr>
+      <w:rPr>
+        <w:rFonts w:ascii="Symbol" w:hAnsi="Symbol" w:hint="default"/>
+        <w:sz w:val="20"/>
+      </w:rPr>
+    </w:lvl>
+    <w:lvl w:ilvl="1" w:tentative="1">
+      <w:start w:val="1"/>
+      <w:numFmt w:val="bullet"/>
+      <w:lvlText w:val="o"/>
+      <w:lvlJc w:val="left"/>
+      <w:pPr>
+        <w:tabs>
+          <w:tab w:val="num" w:pos="1440"/>
+        </w:tabs>
+        <w:ind w:left="1440" w:hanging="360"/>
+      </w:pPr>
+      <w:rPr>
+        <w:rFonts w:ascii="Courier New" w:hAnsi="Courier New" w:hint="default"/>
+        <w:sz w:val="20"/>
+      </w:rPr>
+    </w:lvl>
+    <w:lvl w:ilvl="2" w:tentative="1">
+      <w:start w:val="1"/>
+      <w:numFmt w:val="bullet"/>
+      <w:lvlText w:val=""/>
+      <w:lvlJc w:val="left"/>
+      <w:pPr>
+        <w:tabs>
+          <w:tab w:val="num" w:pos="2160"/>
+        </w:tabs>
+        <w:ind w:left="2160" w:hanging="360"/>
+      </w:pPr>
+      <w:rPr>
+        <w:rFonts w:ascii="Wingdings" w:hAnsi="Wingdings" w:hint="default"/>
+        <w:sz w:val="20"/>
+      </w:rPr>
+    </w:lvl>
+    <w:lvl w:ilvl="3" w:tentative="1">
+      <w:start w:val="1"/>
+      <w:numFmt w:val="bullet"/>
+      <w:lvlText w:val=""/>
+      <w:lvlJc w:val="left"/>
+      <w:pPr>
+        <w:tabs>
+          <w:tab w:val="num" w:pos="2880"/>
+        </w:tabs>
+        <w:ind w:left="2880" w:hanging="360"/>
+      </w:pPr>
+      <w:rPr>
+        <w:rFonts w:ascii="Wingdings" w:hAnsi="Wingdings" w:hint="default"/>
+        <w:sz w:val="20"/>
+      </w:rPr>
+    </w:lvl>
+    <w:lvl w:ilvl="4" w:tentative="1">
+      <w:start w:val="1"/>
+      <w:numFmt w:val="bullet"/>
+      <w:lvlText w:val=""/>
+      <w:lvlJc w:val="left"/>
+      <w:pPr>
+        <w:tabs>
+          <w:tab w:val="num" w:pos="3600"/>
+        </w:tabs>
+        <w:ind w:left="3600" w:hanging="360"/>
+      </w:pPr>
+      <w:rPr>
+        <w:rFonts w:ascii="Wingdings" w:hAnsi="Wingdings" w:hint="default"/>
+        <w:sz w:val="20"/>
+      </w:rPr>
+    </w:lvl>
+    <w:lvl w:ilvl="5" w:tentative="1">
+      <w:start w:val="1"/>
+      <w:numFmt w:val="bullet"/>
+      <w:lvlText w:val=""/>
+      <w:lvlJc w:val="left"/>
+      <w:pPr>
+        <w:tabs>
+          <w:tab w:val="num" w:pos="4320"/>
+        </w:tabs>
+        <w:ind w:left="4320" w:hanging="360"/>
+      </w:pPr>
+      <w:rPr>
+        <w:rFonts w:ascii="Wingdings" w:hAnsi="Wingdings" w:hint="default"/>
+        <w:sz w:val="20"/>
+      </w:rPr>
+    </w:lvl>
+    <w:lvl w:ilvl="6" w:tentative="1">
+      <w:start w:val="1"/>
+      <w:numFmt w:val="bullet"/>
+      <w:lvlText w:val=""/>
+      <w:lvlJc w:val="left"/>
+      <w:pPr>
+        <w:tabs>
+          <w:tab w:val="num" w:pos="5040"/>
+        </w:tabs>
+        <w:ind w:left="5040" w:hanging="360"/>
+      </w:pPr>
+      <w:rPr>
+        <w:rFonts w:ascii="Wingdings" w:hAnsi="Wingdings" w:hint="default"/>
+        <w:sz w:val="20"/>
+      </w:rPr>
+    </w:lvl>
+    <w:lvl w:ilvl="7" w:tentative="1">
+      <w:start w:val="1"/>
+      <w:numFmt w:val="bullet"/>
+      <w:lvlText w:val=""/>
+      <w:lvlJc w:val="left"/>
+      <w:pPr>
+        <w:tabs>
+          <w:tab w:val="num" w:pos="5760"/>
+        </w:tabs>
+        <w:ind w:left="5760" w:hanging="360"/>
+      </w:pPr>
+      <w:rPr>
+        <w:rFonts w:ascii="Wingdings" w:hAnsi="Wingdings" w:hint="default"/>
+        <w:sz w:val="20"/>
+      </w:rPr>
+    </w:lvl>
+    <w:lvl w:ilvl="8" w:tentative="1">
+      <w:start w:val="1"/>
+      <w:numFmt w:val="bullet"/>
+      <w:lvlText w:val=""/>
+      <w:lvlJc w:val="left"/>
+      <w:pPr>
+        <w:tabs>
+          <w:tab w:val="num" w:pos="6480"/>
+        </w:tabs>
+        <w:ind w:left="6480" w:hanging="360"/>
+      </w:pPr>
+      <w:rPr>
+        <w:rFonts w:ascii="Wingdings" w:hAnsi="Wingdings" w:hint="default"/>
+        <w:sz w:val="20"/>
+      </w:rPr>
+    </w:lvl>
+  </w:abstractNum>
+  <w:abstractNum w:abstractNumId="16" w15:restartNumberingAfterBreak="0">
+    <w:nsid w:val="7FD5601A"/>
+    <w:multiLevelType w:val="multilevel"/>
+    <w:tmpl w:val="2E56F584"/>
+    <w:lvl w:ilvl="0">
+      <w:start w:val="1"/>
+      <w:numFmt w:val="bullet"/>
+      <w:lvlText w:val=""/>
+      <w:lvlJc w:val="left"/>
+      <w:pPr>
+        <w:tabs>
+          <w:tab w:val="num" w:pos="720"/>
+        </w:tabs>
+        <w:ind w:left="720" w:hanging="360"/>
+      </w:pPr>
+      <w:rPr>
+        <w:rFonts w:ascii="Symbol" w:hAnsi="Symbol" w:hint="default"/>
+        <w:sz w:val="20"/>
+      </w:rPr>
+    </w:lvl>
+    <w:lvl w:ilvl="1" w:tentative="1">
+      <w:start w:val="1"/>
+      <w:numFmt w:val="bullet"/>
+      <w:lvlText w:val="o"/>
+      <w:lvlJc w:val="left"/>
+      <w:pPr>
+        <w:tabs>
+          <w:tab w:val="num" w:pos="1440"/>
+        </w:tabs>
+        <w:ind w:left="1440" w:hanging="360"/>
+      </w:pPr>
+      <w:rPr>
+        <w:rFonts w:ascii="Courier New" w:hAnsi="Courier New" w:hint="default"/>
+        <w:sz w:val="20"/>
+      </w:rPr>
+    </w:lvl>
+    <w:lvl w:ilvl="2" w:tentative="1">
+      <w:start w:val="1"/>
+      <w:numFmt w:val="bullet"/>
+      <w:lvlText w:val=""/>
+      <w:lvlJc w:val="left"/>
+      <w:pPr>
+        <w:tabs>
+          <w:tab w:val="num" w:pos="2160"/>
+        </w:tabs>
+        <w:ind w:left="2160" w:hanging="360"/>
+      </w:pPr>
+      <w:rPr>
+        <w:rFonts w:ascii="Wingdings" w:hAnsi="Wingdings" w:hint="default"/>
+        <w:sz w:val="20"/>
+      </w:rPr>
+    </w:lvl>
+    <w:lvl w:ilvl="3" w:tentative="1">
+      <w:start w:val="1"/>
+      <w:numFmt w:val="bullet"/>
+      <w:lvlText w:val=""/>
+      <w:lvlJc w:val="left"/>
+      <w:pPr>
+        <w:tabs>
+          <w:tab w:val="num" w:pos="2880"/>
+        </w:tabs>
+        <w:ind w:left="2880" w:hanging="360"/>
+      </w:pPr>
+      <w:rPr>
+        <w:rFonts w:ascii="Wingdings" w:hAnsi="Wingdings" w:hint="default"/>
+        <w:sz w:val="20"/>
+      </w:rPr>
+    </w:lvl>
+    <w:lvl w:ilvl="4" w:tentative="1">
+      <w:start w:val="1"/>
+      <w:numFmt w:val="bullet"/>
+      <w:lvlText w:val=""/>
+      <w:lvlJc w:val="left"/>
+      <w:pPr>
+        <w:tabs>
+          <w:tab w:val="num" w:pos="3600"/>
+        </w:tabs>
+        <w:ind w:left="3600" w:hanging="360"/>
+      </w:pPr>
+      <w:rPr>
+        <w:rFonts w:ascii="Wingdings" w:hAnsi="Wingdings" w:hint="default"/>
+        <w:sz w:val="20"/>
+      </w:rPr>
+    </w:lvl>
+    <w:lvl w:ilvl="5" w:tentative="1">
+      <w:start w:val="1"/>
+      <w:numFmt w:val="bullet"/>
+      <w:lvlText w:val=""/>
+      <w:lvlJc w:val="left"/>
+      <w:pPr>
+        <w:tabs>
+          <w:tab w:val="num" w:pos="4320"/>
+        </w:tabs>
+        <w:ind w:left="4320" w:hanging="360"/>
+      </w:pPr>
+      <w:rPr>
+        <w:rFonts w:ascii="Wingdings" w:hAnsi="Wingdings" w:hint="default"/>
+        <w:sz w:val="20"/>
+      </w:rPr>
+    </w:lvl>
+    <w:lvl w:ilvl="6" w:tentative="1">
+      <w:start w:val="1"/>
+      <w:numFmt w:val="bullet"/>
+      <w:lvlText w:val=""/>
+      <w:lvlJc w:val="left"/>
+      <w:pPr>
+        <w:tabs>
+          <w:tab w:val="num" w:pos="5040"/>
+        </w:tabs>
+        <w:ind w:left="5040" w:hanging="360"/>
+      </w:pPr>
+      <w:rPr>
+        <w:rFonts w:ascii="Wingdings" w:hAnsi="Wingdings" w:hint="default"/>
+        <w:sz w:val="20"/>
+      </w:rPr>
+    </w:lvl>
+    <w:lvl w:ilvl="7" w:tentative="1">
+      <w:start w:val="1"/>
+      <w:numFmt w:val="bullet"/>
+      <w:lvlText w:val=""/>
+      <w:lvlJc w:val="left"/>
+      <w:pPr>
+        <w:tabs>
+          <w:tab w:val="num" w:pos="5760"/>
+        </w:tabs>
+        <w:ind w:left="5760" w:hanging="360"/>
+      </w:pPr>
+      <w:rPr>
+        <w:rFonts w:ascii="Wingdings" w:hAnsi="Wingdings" w:hint="default"/>
+        <w:sz w:val="20"/>
+      </w:rPr>
+    </w:lvl>
+    <w:lvl w:ilvl="8" w:tentative="1">
+      <w:start w:val="1"/>
+      <w:numFmt w:val="bullet"/>
+      <w:lvlText w:val=""/>
+      <w:lvlJc w:val="left"/>
+      <w:pPr>
+        <w:tabs>
+          <w:tab w:val="num" w:pos="6480"/>
+        </w:tabs>
+        <w:ind w:left="6480" w:hanging="360"/>
+      </w:pPr>
+      <w:rPr>
+        <w:rFonts w:ascii="Wingdings" w:hAnsi="Wingdings" w:hint="default"/>
+        <w:sz w:val="20"/>
+      </w:rPr>
+    </w:lvl>
+  </w:abstractNum>
+  <w:num w:numId="1" w16cid:durableId="1122502300">
+    <w:abstractNumId w:val="8"/>
+  </w:num>
+  <w:num w:numId="2" w16cid:durableId="1944529941">
+    <w:abstractNumId w:val="7"/>
+  </w:num>
+  <w:num w:numId="3" w16cid:durableId="2146971288">
+    <w:abstractNumId w:val="12"/>
+  </w:num>
+  <w:num w:numId="4" w16cid:durableId="1771469421">
+    <w:abstractNumId w:val="4"/>
+  </w:num>
+  <w:num w:numId="5" w16cid:durableId="1232930533">
+    <w:abstractNumId w:val="15"/>
+  </w:num>
+  <w:num w:numId="6" w16cid:durableId="1392924098">
+    <w:abstractNumId w:val="11"/>
+  </w:num>
+  <w:num w:numId="7" w16cid:durableId="1322732666">
+    <w:abstractNumId w:val="6"/>
+  </w:num>
+  <w:num w:numId="8" w16cid:durableId="1853833919">
+    <w:abstractNumId w:val="5"/>
+  </w:num>
+  <w:num w:numId="9" w16cid:durableId="1911036715">
+    <w:abstractNumId w:val="10"/>
+  </w:num>
+  <w:num w:numId="10" w16cid:durableId="2136026207">
+    <w:abstractNumId w:val="0"/>
+  </w:num>
+  <w:num w:numId="11" w16cid:durableId="387999585">
+    <w:abstractNumId w:val="9"/>
+  </w:num>
+  <w:num w:numId="12" w16cid:durableId="779564575">
+    <w:abstractNumId w:val="16"/>
+  </w:num>
+  <w:num w:numId="13" w16cid:durableId="2002343548">
+    <w:abstractNumId w:val="14"/>
+  </w:num>
+  <w:num w:numId="14" w16cid:durableId="651565785">
+    <w:abstractNumId w:val="2"/>
+  </w:num>
+  <w:num w:numId="15" w16cid:durableId="1589536106">
+    <w:abstractNumId w:val="3"/>
+  </w:num>
+  <w:num w:numId="16" w16cid:durableId="1236673164">
+    <w:abstractNumId w:val="13"/>
+  </w:num>
+  <w:num w:numId="17" w16cid:durableId="610669000">
+    <w:abstractNumId w:val="1"/>
+  </w:num>
+</w:numbering>
 </file>
 
 <file path=word/styles.xml><?xml version="1.0" encoding="utf-8"?>
@@ -1636,16 +5958,19 @@
     <w:link w:val="Heading1Char"/>
     <w:uiPriority w:val="9"/>
     <w:qFormat/>
-    <w:rsid w:val="009C3414"/>
+    <w:rsid w:val="009D7FDF"/>
     <w:pPr>
       <w:keepNext/>
       <w:keepLines/>
+      <w:numPr>
+        <w:numId w:val="11"/>
+      </w:numPr>
       <w:spacing w:before="360" w:after="80" w:line="278" w:lineRule="auto"/>
       <w:outlineLvl w:val="0"/>
     </w:pPr>
     <w:rPr>
       <w:rFonts w:asciiTheme="majorHAnsi" w:eastAsiaTheme="majorEastAsia" w:hAnsiTheme="majorHAnsi" w:cstheme="majorBidi"/>
-      <w:color w:val="2F5496" w:themeColor="accent1" w:themeShade="BF"/>
+      <w:color w:val="000000" w:themeColor="text1"/>
       <w:kern w:val="2"/>
       <w:sz w:val="40"/>
       <w:szCs w:val="40"/>
@@ -1665,6 +5990,10 @@
     <w:pPr>
       <w:keepNext/>
       <w:keepLines/>
+      <w:numPr>
+        <w:ilvl w:val="1"/>
+        <w:numId w:val="11"/>
+      </w:numPr>
       <w:spacing w:before="160" w:after="80" w:line="278" w:lineRule="auto"/>
       <w:outlineLvl w:val="1"/>
     </w:pPr>
@@ -1690,6 +6019,10 @@
     <w:pPr>
       <w:keepNext/>
       <w:keepLines/>
+      <w:numPr>
+        <w:ilvl w:val="2"/>
+        <w:numId w:val="11"/>
+      </w:numPr>
       <w:spacing w:before="160" w:after="80" w:line="278" w:lineRule="auto"/>
       <w:outlineLvl w:val="2"/>
     </w:pPr>
@@ -1714,6 +6047,10 @@
     <w:pPr>
       <w:keepNext/>
       <w:keepLines/>
+      <w:numPr>
+        <w:ilvl w:val="3"/>
+        <w:numId w:val="11"/>
+      </w:numPr>
       <w:spacing w:before="80" w:after="40" w:line="278" w:lineRule="auto"/>
       <w:outlineLvl w:val="3"/>
     </w:pPr>
@@ -1742,6 +6079,10 @@
     <w:pPr>
       <w:keepNext/>
       <w:keepLines/>
+      <w:numPr>
+        <w:ilvl w:val="4"/>
+        <w:numId w:val="11"/>
+      </w:numPr>
       <w:spacing w:before="80" w:after="40" w:line="278" w:lineRule="auto"/>
       <w:outlineLvl w:val="4"/>
     </w:pPr>
@@ -1768,6 +6109,10 @@
     <w:pPr>
       <w:keepNext/>
       <w:keepLines/>
+      <w:numPr>
+        <w:ilvl w:val="5"/>
+        <w:numId w:val="11"/>
+      </w:numPr>
       <w:spacing w:before="40" w:after="0" w:line="278" w:lineRule="auto"/>
       <w:outlineLvl w:val="5"/>
     </w:pPr>
@@ -1796,6 +6141,10 @@
     <w:pPr>
       <w:keepNext/>
       <w:keepLines/>
+      <w:numPr>
+        <w:ilvl w:val="6"/>
+        <w:numId w:val="11"/>
+      </w:numPr>
       <w:spacing w:before="40" w:after="0" w:line="278" w:lineRule="auto"/>
       <w:outlineLvl w:val="6"/>
     </w:pPr>
@@ -1822,6 +6171,10 @@
     <w:pPr>
       <w:keepNext/>
       <w:keepLines/>
+      <w:numPr>
+        <w:ilvl w:val="7"/>
+        <w:numId w:val="11"/>
+      </w:numPr>
       <w:spacing w:after="0" w:line="278" w:lineRule="auto"/>
       <w:outlineLvl w:val="7"/>
     </w:pPr>
@@ -1850,6 +6203,10 @@
     <w:pPr>
       <w:keepNext/>
       <w:keepLines/>
+      <w:numPr>
+        <w:ilvl w:val="8"/>
+        <w:numId w:val="11"/>
+      </w:numPr>
       <w:spacing w:after="0" w:line="278" w:lineRule="auto"/>
       <w:outlineLvl w:val="8"/>
     </w:pPr>
@@ -1894,10 +6251,10 @@
     <w:basedOn w:val="DefaultParagraphFont"/>
     <w:link w:val="Heading1"/>
     <w:uiPriority w:val="9"/>
-    <w:rsid w:val="009C3414"/>
+    <w:rsid w:val="009D7FDF"/>
     <w:rPr>
       <w:rFonts w:asciiTheme="majorHAnsi" w:eastAsiaTheme="majorEastAsia" w:hAnsiTheme="majorHAnsi" w:cstheme="majorBidi"/>
-      <w:color w:val="2F5496" w:themeColor="accent1" w:themeShade="BF"/>
+      <w:color w:val="000000" w:themeColor="text1"/>
       <w:sz w:val="40"/>
       <w:szCs w:val="40"/>
     </w:rPr>
@@ -2229,6 +6586,99 @@
       </w:tblBorders>
     </w:tblPr>
   </w:style>
+  <w:style w:type="paragraph" w:styleId="Caption">
+    <w:name w:val="caption"/>
+    <w:basedOn w:val="Normal"/>
+    <w:next w:val="Normal"/>
+    <w:uiPriority w:val="35"/>
+    <w:unhideWhenUsed/>
+    <w:qFormat/>
+    <w:rsid w:val="002862D9"/>
+    <w:pPr>
+      <w:spacing w:after="200" w:line="240" w:lineRule="auto"/>
+    </w:pPr>
+    <w:rPr>
+      <w:i/>
+      <w:iCs/>
+      <w:color w:val="44546A" w:themeColor="text2"/>
+      <w:sz w:val="18"/>
+      <w:szCs w:val="18"/>
+    </w:rPr>
+  </w:style>
+  <w:style w:type="paragraph" w:styleId="Header">
+    <w:name w:val="header"/>
+    <w:basedOn w:val="Normal"/>
+    <w:link w:val="HeaderChar"/>
+    <w:uiPriority w:val="99"/>
+    <w:unhideWhenUsed/>
+    <w:rsid w:val="00FA0485"/>
+    <w:pPr>
+      <w:tabs>
+        <w:tab w:val="center" w:pos="4680"/>
+        <w:tab w:val="right" w:pos="9360"/>
+      </w:tabs>
+      <w:spacing w:after="0" w:line="240" w:lineRule="auto"/>
+    </w:pPr>
+  </w:style>
+  <w:style w:type="character" w:customStyle="1" w:styleId="HeaderChar">
+    <w:name w:val="Header Char"/>
+    <w:basedOn w:val="DefaultParagraphFont"/>
+    <w:link w:val="Header"/>
+    <w:uiPriority w:val="99"/>
+    <w:rsid w:val="00FA0485"/>
+    <w:rPr>
+      <w:rFonts w:ascii="Times New Roman" w:eastAsia="Times New Roman" w:hAnsi="Times New Roman" w:cs="Times New Roman"/>
+      <w:kern w:val="0"/>
+      <w:sz w:val="28"/>
+      <w:szCs w:val="28"/>
+      <w:lang w:eastAsia="en-US"/>
+      <w14:ligatures w14:val="none"/>
+    </w:rPr>
+  </w:style>
+  <w:style w:type="paragraph" w:styleId="Footer">
+    <w:name w:val="footer"/>
+    <w:basedOn w:val="Normal"/>
+    <w:link w:val="FooterChar"/>
+    <w:uiPriority w:val="99"/>
+    <w:unhideWhenUsed/>
+    <w:rsid w:val="00FA0485"/>
+    <w:pPr>
+      <w:tabs>
+        <w:tab w:val="center" w:pos="4680"/>
+        <w:tab w:val="right" w:pos="9360"/>
+      </w:tabs>
+      <w:spacing w:after="0" w:line="240" w:lineRule="auto"/>
+    </w:pPr>
+  </w:style>
+  <w:style w:type="character" w:customStyle="1" w:styleId="FooterChar">
+    <w:name w:val="Footer Char"/>
+    <w:basedOn w:val="DefaultParagraphFont"/>
+    <w:link w:val="Footer"/>
+    <w:uiPriority w:val="99"/>
+    <w:rsid w:val="00FA0485"/>
+    <w:rPr>
+      <w:rFonts w:ascii="Times New Roman" w:eastAsia="Times New Roman" w:hAnsi="Times New Roman" w:cs="Times New Roman"/>
+      <w:kern w:val="0"/>
+      <w:sz w:val="28"/>
+      <w:szCs w:val="28"/>
+      <w:lang w:eastAsia="en-US"/>
+      <w14:ligatures w14:val="none"/>
+    </w:rPr>
+  </w:style>
+  <w:style w:type="paragraph" w:customStyle="1" w:styleId="Chapter1">
+    <w:name w:val="Chapter_1"/>
+    <w:basedOn w:val="Heading1"/>
+    <w:rsid w:val="00083CCF"/>
+    <w:pPr>
+      <w:spacing w:line="276" w:lineRule="auto"/>
+      <w:jc w:val="both"/>
+    </w:pPr>
+    <w:rPr>
+      <w:rFonts w:ascii="Times New Roman" w:hAnsi="Times New Roman"/>
+      <w:sz w:val="26"/>
+      <w:szCs w:val="26"/>
+    </w:rPr>
+  </w:style>
 </w:styles>
 </file>
 
@@ -2525,4 +6975,16 @@
     </a:ext>
   </a:extLst>
 </a:theme>
+</file>
+
+<file path=customXml/item1.xml><?xml version="1.0" encoding="utf-8"?>
+<b:Sources xmlns:b="http://schemas.openxmlformats.org/officeDocument/2006/bibliography" xmlns="http://schemas.openxmlformats.org/officeDocument/2006/bibliography" SelectedStyle="\IEEE2006OfficeOnline.xsl" StyleName="IEEE" Version="2006"/>
+</file>
+
+<file path=customXml/itemProps1.xml><?xml version="1.0" encoding="utf-8"?>
+<ds:datastoreItem xmlns:ds="http://schemas.openxmlformats.org/officeDocument/2006/customXml" ds:itemID="{8CA0DFB0-F6EC-4672-A280-E38C7EB04BA4}">
+  <ds:schemaRefs>
+    <ds:schemaRef ds:uri="http://schemas.openxmlformats.org/officeDocument/2006/bibliography"/>
+  </ds:schemaRefs>
+</ds:datastoreItem>
 </file>